--- a/courts/eighth-circuit/court-of-appeals/reply-brief/usage/OUTPUT-reply-brief.docx
+++ b/courts/eighth-circuit/court-of-appeals/reply-brief/usage/OUTPUT-reply-brief.docx
@@ -1049,6 +1049,23 @@
         <w:tab/>
       </w:r>
       <w:r>
+        <w:t xml:space="preserve">11</w:t>
+      </w:r>
+    </w:p>
+    <w:p>
+      <w:pPr>
+        <w:pStyle w:val="CATocTop"/>
+      </w:pPr>
+      <w:r>
+        <w:t xml:space="preserve">CERTIFICATE OF COMPLIANCE</w:t>
+      </w:r>
+      <w:r>
+        <w:t xml:space="preserve">   </w:t>
+      </w:r>
+      <w:r>
+        <w:tab/>
+      </w:r>
+      <w:r>
         <w:t xml:space="preserve">12</w:t>
       </w:r>
     </w:p>
@@ -1057,7 +1074,7 @@
         <w:pStyle w:val="CATocTop"/>
       </w:pPr>
       <w:r>
-        <w:t xml:space="preserve">CERTIFICATE OF COMPLIANCE</w:t>
+        <w:t xml:space="preserve">CERTIFICATE OF SERVICE</w:t>
       </w:r>
       <w:r>
         <w:t xml:space="preserve">   </w:t>
@@ -1067,23 +1084,6 @@
       </w:r>
       <w:r>
         <w:t xml:space="preserve">13</w:t>
-      </w:r>
-    </w:p>
-    <w:p>
-      <w:pPr>
-        <w:pStyle w:val="CATocTop"/>
-      </w:pPr>
-      <w:r>
-        <w:t xml:space="preserve">CERTIFICATE OF SERVICE</w:t>
-      </w:r>
-      <w:r>
-        <w:t xml:space="preserve">   </w:t>
-      </w:r>
-      <w:r>
-        <w:tab/>
-      </w:r>
-      <w:r>
-        <w:t xml:space="preserve">14</w:t>
       </w:r>
     </w:p>
     <w:p>
@@ -1302,6 +1302,839 @@
         <w:tab/>
       </w:r>
       <w:r>
+        <w:t xml:space="preserve">5</w:t>
+      </w:r>
+    </w:p>
+    <w:p>
+      <w:pPr>
+        <w:pStyle w:val="CAToaEntry"/>
+      </w:pPr>
+      <w:r>
+        <w:rPr>
+          <w:i/>
+        </w:rPr>
+        <w:t xml:space="preserve">Ashley</w:t>
+      </w:r>
+      <w:r>
+        <w:rPr>
+          <w:i/>
+        </w:rPr>
+        <w:t xml:space="preserve"> </w:t>
+      </w:r>
+      <w:r>
+        <w:rPr>
+          <w:i/>
+        </w:rPr>
+        <w:t xml:space="preserve">County,</w:t>
+      </w:r>
+      <w:r>
+        <w:rPr>
+          <w:i/>
+        </w:rPr>
+        <w:t xml:space="preserve"> </w:t>
+      </w:r>
+      <w:r>
+        <w:rPr>
+          <w:i/>
+        </w:rPr>
+        <w:t xml:space="preserve">Ark.</w:t>
+      </w:r>
+      <w:r>
+        <w:rPr>
+          <w:i/>
+        </w:rPr>
+        <w:t xml:space="preserve"> </w:t>
+      </w:r>
+      <w:r>
+        <w:rPr>
+          <w:i/>
+        </w:rPr>
+        <w:t xml:space="preserve">v.</w:t>
+      </w:r>
+      <w:r>
+        <w:rPr>
+          <w:i/>
+        </w:rPr>
+        <w:t xml:space="preserve"> </w:t>
+      </w:r>
+      <w:r>
+        <w:rPr>
+          <w:i/>
+        </w:rPr>
+        <w:t xml:space="preserve">Pfizer,</w:t>
+      </w:r>
+      <w:r>
+        <w:rPr>
+          <w:i/>
+        </w:rPr>
+        <w:t xml:space="preserve"> </w:t>
+      </w:r>
+      <w:r>
+        <w:rPr>
+          <w:i/>
+        </w:rPr>
+        <w:t xml:space="preserve">Inc.</w:t>
+      </w:r>
+      <w:r>
+        <w:t xml:space="preserve">,</w:t>
+      </w:r>
+      <w:r>
+        <w:br/>
+      </w:r>
+      <w:r>
+        <w:t xml:space="preserve">552</w:t>
+      </w:r>
+      <w:r>
+        <w:t xml:space="preserve"> </w:t>
+      </w:r>
+      <w:r>
+        <w:t xml:space="preserve">F.3d</w:t>
+      </w:r>
+      <w:r>
+        <w:t xml:space="preserve"> </w:t>
+      </w:r>
+      <w:r>
+        <w:t xml:space="preserve">659</w:t>
+      </w:r>
+      <w:r>
+        <w:t xml:space="preserve"> </w:t>
+      </w:r>
+      <w:r>
+        <w:t xml:space="preserve">(8th</w:t>
+      </w:r>
+      <w:r>
+        <w:t xml:space="preserve"> </w:t>
+      </w:r>
+      <w:r>
+        <w:t xml:space="preserve">Cir.</w:t>
+      </w:r>
+      <w:r>
+        <w:t xml:space="preserve"> </w:t>
+      </w:r>
+      <w:r>
+        <w:t xml:space="preserve">2009)</w:t>
+      </w:r>
+      <w:r>
+        <w:t xml:space="preserve">   </w:t>
+      </w:r>
+      <w:r>
+        <w:tab/>
+      </w:r>
+      <w:r>
+        <w:t xml:space="preserve">2, 9, 10</w:t>
+      </w:r>
+    </w:p>
+    <w:p>
+      <w:pPr>
+        <w:pStyle w:val="CAToaEntry"/>
+      </w:pPr>
+      <w:r>
+        <w:rPr>
+          <w:i/>
+        </w:rPr>
+        <w:t xml:space="preserve">Bradley</w:t>
+      </w:r>
+      <w:r>
+        <w:rPr>
+          <w:i/>
+        </w:rPr>
+        <w:t xml:space="preserve"> </w:t>
+      </w:r>
+      <w:r>
+        <w:rPr>
+          <w:i/>
+        </w:rPr>
+        <w:t xml:space="preserve">v.</w:t>
+      </w:r>
+      <w:r>
+        <w:rPr>
+          <w:i/>
+        </w:rPr>
+        <w:t xml:space="preserve"> </w:t>
+      </w:r>
+      <w:r>
+        <w:rPr>
+          <w:i/>
+        </w:rPr>
+        <w:t xml:space="preserve">Haislet</w:t>
+      </w:r>
+      <w:r>
+        <w:t xml:space="preserve">,</w:t>
+      </w:r>
+      <w:r>
+        <w:br/>
+      </w:r>
+      <w:r>
+        <w:t xml:space="preserve">2021</w:t>
+      </w:r>
+      <w:r>
+        <w:t xml:space="preserve"> </w:t>
+      </w:r>
+      <w:r>
+        <w:t xml:space="preserve">WL</w:t>
+      </w:r>
+      <w:r>
+        <w:t xml:space="preserve"> </w:t>
+      </w:r>
+      <w:r>
+        <w:t xml:space="preserve">2793723</w:t>
+      </w:r>
+      <w:r>
+        <w:t xml:space="preserve"> </w:t>
+      </w:r>
+      <w:r>
+        <w:t xml:space="preserve">(Minn.</w:t>
+      </w:r>
+      <w:r>
+        <w:t xml:space="preserve"> </w:t>
+      </w:r>
+      <w:r>
+        <w:t xml:space="preserve">Ct.</w:t>
+      </w:r>
+      <w:r>
+        <w:t xml:space="preserve"> </w:t>
+      </w:r>
+      <w:r>
+        <w:t xml:space="preserve">App.</w:t>
+      </w:r>
+      <w:r>
+        <w:t xml:space="preserve"> </w:t>
+      </w:r>
+      <w:r>
+        <w:t xml:space="preserve">2021)</w:t>
+      </w:r>
+      <w:r>
+        <w:t xml:space="preserve">   </w:t>
+      </w:r>
+      <w:r>
+        <w:tab/>
+      </w:r>
+      <w:r>
+        <w:t xml:space="preserve">5</w:t>
+      </w:r>
+    </w:p>
+    <w:p>
+      <w:pPr>
+        <w:pStyle w:val="CAToaEntry"/>
+      </w:pPr>
+      <w:r>
+        <w:rPr>
+          <w:i/>
+        </w:rPr>
+        <w:t xml:space="preserve">Fagre</w:t>
+      </w:r>
+      <w:r>
+        <w:rPr>
+          <w:i/>
+        </w:rPr>
+        <w:t xml:space="preserve"> </w:t>
+      </w:r>
+      <w:r>
+        <w:rPr>
+          <w:i/>
+        </w:rPr>
+        <w:t xml:space="preserve">v.</w:t>
+      </w:r>
+      <w:r>
+        <w:rPr>
+          <w:i/>
+        </w:rPr>
+        <w:t xml:space="preserve"> </w:t>
+      </w:r>
+      <w:r>
+        <w:rPr>
+          <w:i/>
+        </w:rPr>
+        <w:t xml:space="preserve">Fagre</w:t>
+      </w:r>
+      <w:r>
+        <w:t xml:space="preserve">,</w:t>
+      </w:r>
+      <w:r>
+        <w:br/>
+      </w:r>
+      <w:r>
+        <w:t xml:space="preserve">2020</w:t>
+      </w:r>
+      <w:r>
+        <w:t xml:space="preserve"> </w:t>
+      </w:r>
+      <w:r>
+        <w:t xml:space="preserve">WL</w:t>
+      </w:r>
+      <w:r>
+        <w:t xml:space="preserve"> </w:t>
+      </w:r>
+      <w:r>
+        <w:t xml:space="preserve">4932842</w:t>
+      </w:r>
+      <w:r>
+        <w:t xml:space="preserve"> </w:t>
+      </w:r>
+      <w:r>
+        <w:t xml:space="preserve">(Minn.</w:t>
+      </w:r>
+      <w:r>
+        <w:t xml:space="preserve"> </w:t>
+      </w:r>
+      <w:r>
+        <w:t xml:space="preserve">Ct.</w:t>
+      </w:r>
+      <w:r>
+        <w:t xml:space="preserve"> </w:t>
+      </w:r>
+      <w:r>
+        <w:t xml:space="preserve">App.</w:t>
+      </w:r>
+      <w:r>
+        <w:t xml:space="preserve"> </w:t>
+      </w:r>
+      <w:r>
+        <w:t xml:space="preserve">2020)</w:t>
+      </w:r>
+      <w:r>
+        <w:t xml:space="preserve">   </w:t>
+      </w:r>
+      <w:r>
+        <w:tab/>
+      </w:r>
+      <w:r>
+        <w:t xml:space="preserve">5</w:t>
+      </w:r>
+    </w:p>
+    <w:p>
+      <w:pPr>
+        <w:pStyle w:val="CAToaEntry"/>
+      </w:pPr>
+      <w:r>
+        <w:rPr>
+          <w:i/>
+        </w:rPr>
+        <w:t xml:space="preserve">Friends</w:t>
+      </w:r>
+      <w:r>
+        <w:rPr>
+          <w:i/>
+        </w:rPr>
+        <w:t xml:space="preserve"> </w:t>
+      </w:r>
+      <w:r>
+        <w:rPr>
+          <w:i/>
+        </w:rPr>
+        <w:t xml:space="preserve">of</w:t>
+      </w:r>
+      <w:r>
+        <w:rPr>
+          <w:i/>
+        </w:rPr>
+        <w:t xml:space="preserve"> </w:t>
+      </w:r>
+      <w:r>
+        <w:rPr>
+          <w:i/>
+        </w:rPr>
+        <w:t xml:space="preserve">Tower</w:t>
+      </w:r>
+      <w:r>
+        <w:rPr>
+          <w:i/>
+        </w:rPr>
+        <w:t xml:space="preserve"> </w:t>
+      </w:r>
+      <w:r>
+        <w:rPr>
+          <w:i/>
+        </w:rPr>
+        <w:t xml:space="preserve">Hill</w:t>
+      </w:r>
+      <w:r>
+        <w:rPr>
+          <w:i/>
+        </w:rPr>
+        <w:t xml:space="preserve"> </w:t>
+      </w:r>
+      <w:r>
+        <w:rPr>
+          <w:i/>
+        </w:rPr>
+        <w:t xml:space="preserve">Park</w:t>
+      </w:r>
+      <w:r>
+        <w:rPr>
+          <w:i/>
+        </w:rPr>
+        <w:t xml:space="preserve"> </w:t>
+      </w:r>
+      <w:r>
+        <w:rPr>
+          <w:i/>
+        </w:rPr>
+        <w:t xml:space="preserve">v.</w:t>
+      </w:r>
+      <w:r>
+        <w:rPr>
+          <w:i/>
+        </w:rPr>
+        <w:t xml:space="preserve"> </w:t>
+      </w:r>
+      <w:r>
+        <w:rPr>
+          <w:i/>
+        </w:rPr>
+        <w:t xml:space="preserve">Foxfire</w:t>
+      </w:r>
+      <w:r>
+        <w:rPr>
+          <w:i/>
+        </w:rPr>
+        <w:t xml:space="preserve"> </w:t>
+      </w:r>
+      <w:r>
+        <w:rPr>
+          <w:i/>
+        </w:rPr>
+        <w:t xml:space="preserve">Props.,</w:t>
+      </w:r>
+      <w:r>
+        <w:rPr>
+          <w:i/>
+        </w:rPr>
+        <w:t xml:space="preserve"> </w:t>
+      </w:r>
+      <w:r>
+        <w:rPr>
+          <w:i/>
+        </w:rPr>
+        <w:t xml:space="preserve">LLC</w:t>
+      </w:r>
+      <w:r>
+        <w:t xml:space="preserve">,</w:t>
+      </w:r>
+      <w:r>
+        <w:br/>
+      </w:r>
+      <w:r>
+        <w:t xml:space="preserve">2020</w:t>
+      </w:r>
+      <w:r>
+        <w:t xml:space="preserve"> </w:t>
+      </w:r>
+      <w:r>
+        <w:t xml:space="preserve">WL</w:t>
+      </w:r>
+      <w:r>
+        <w:t xml:space="preserve"> </w:t>
+      </w:r>
+      <w:r>
+        <w:t xml:space="preserve">994767</w:t>
+      </w:r>
+      <w:r>
+        <w:t xml:space="preserve"> </w:t>
+      </w:r>
+      <w:r>
+        <w:t xml:space="preserve">(Minn.</w:t>
+      </w:r>
+      <w:r>
+        <w:t xml:space="preserve"> </w:t>
+      </w:r>
+      <w:r>
+        <w:t xml:space="preserve">Ct.</w:t>
+      </w:r>
+      <w:r>
+        <w:t xml:space="preserve"> </w:t>
+      </w:r>
+      <w:r>
+        <w:t xml:space="preserve">App.</w:t>
+      </w:r>
+      <w:r>
+        <w:t xml:space="preserve"> </w:t>
+      </w:r>
+      <w:r>
+        <w:t xml:space="preserve">2020)</w:t>
+      </w:r>
+      <w:r>
+        <w:t xml:space="preserve">   </w:t>
+      </w:r>
+      <w:r>
+        <w:tab/>
+      </w:r>
+      <w:r>
+        <w:t xml:space="preserve">5</w:t>
+      </w:r>
+    </w:p>
+    <w:p>
+      <w:pPr>
+        <w:pStyle w:val="CAToaEntry"/>
+      </w:pPr>
+      <w:r>
+        <w:rPr>
+          <w:i/>
+        </w:rPr>
+        <w:t xml:space="preserve">Great</w:t>
+      </w:r>
+      <w:r>
+        <w:rPr>
+          <w:i/>
+        </w:rPr>
+        <w:t xml:space="preserve"> </w:t>
+      </w:r>
+      <w:r>
+        <w:rPr>
+          <w:i/>
+        </w:rPr>
+        <w:t xml:space="preserve">Plains</w:t>
+      </w:r>
+      <w:r>
+        <w:rPr>
+          <w:i/>
+        </w:rPr>
+        <w:t xml:space="preserve"> </w:t>
+      </w:r>
+      <w:r>
+        <w:rPr>
+          <w:i/>
+        </w:rPr>
+        <w:t xml:space="preserve">Ed.</w:t>
+      </w:r>
+      <w:r>
+        <w:rPr>
+          <w:i/>
+        </w:rPr>
+        <w:t xml:space="preserve"> </w:t>
+      </w:r>
+      <w:r>
+        <w:rPr>
+          <w:i/>
+        </w:rPr>
+        <w:t xml:space="preserve">Found.,</w:t>
+      </w:r>
+      <w:r>
+        <w:rPr>
+          <w:i/>
+        </w:rPr>
+        <w:t xml:space="preserve"> </w:t>
+      </w:r>
+      <w:r>
+        <w:rPr>
+          <w:i/>
+        </w:rPr>
+        <w:t xml:space="preserve">Inc. v.</w:t>
+      </w:r>
+      <w:r>
+        <w:rPr>
+          <w:i/>
+        </w:rPr>
+        <w:t xml:space="preserve"> </w:t>
+      </w:r>
+      <w:r>
+        <w:rPr>
+          <w:i/>
+        </w:rPr>
+        <w:t xml:space="preserve">Student</w:t>
+      </w:r>
+      <w:r>
+        <w:rPr>
+          <w:i/>
+        </w:rPr>
+        <w:t xml:space="preserve"> </w:t>
+      </w:r>
+      <w:r>
+        <w:rPr>
+          <w:i/>
+        </w:rPr>
+        <w:t xml:space="preserve">Loan</w:t>
+      </w:r>
+      <w:r>
+        <w:rPr>
+          <w:i/>
+        </w:rPr>
+        <w:t xml:space="preserve"> </w:t>
+      </w:r>
+      <w:r>
+        <w:rPr>
+          <w:i/>
+        </w:rPr>
+        <w:t xml:space="preserve">Fin.</w:t>
+      </w:r>
+      <w:r>
+        <w:rPr>
+          <w:i/>
+        </w:rPr>
+        <w:t xml:space="preserve"> </w:t>
+      </w:r>
+      <w:r>
+        <w:rPr>
+          <w:i/>
+        </w:rPr>
+        <w:t xml:space="preserve">Corp.</w:t>
+      </w:r>
+      <w:r>
+        <w:t xml:space="preserve">,</w:t>
+      </w:r>
+      <w:r>
+        <w:br/>
+      </w:r>
+      <w:r>
+        <w:t xml:space="preserve">954</w:t>
+      </w:r>
+      <w:r>
+        <w:t xml:space="preserve"> </w:t>
+      </w:r>
+      <w:r>
+        <w:t xml:space="preserve">N.W.2d</w:t>
+      </w:r>
+      <w:r>
+        <w:t xml:space="preserve"> </w:t>
+      </w:r>
+      <w:r>
+        <w:t xml:space="preserve">844</w:t>
+      </w:r>
+      <w:r>
+        <w:t xml:space="preserve"> </w:t>
+      </w:r>
+      <w:r>
+        <w:t xml:space="preserve">(Minn.</w:t>
+      </w:r>
+      <w:r>
+        <w:t xml:space="preserve"> </w:t>
+      </w:r>
+      <w:r>
+        <w:t xml:space="preserve">Ct.</w:t>
+      </w:r>
+      <w:r>
+        <w:t xml:space="preserve"> </w:t>
+      </w:r>
+      <w:r>
+        <w:t xml:space="preserve">App.</w:t>
+      </w:r>
+      <w:r>
+        <w:t xml:space="preserve"> </w:t>
+      </w:r>
+      <w:r>
+        <w:t xml:space="preserve">2020)</w:t>
+      </w:r>
+      <w:r>
+        <w:t xml:space="preserve">   </w:t>
+      </w:r>
+      <w:r>
+        <w:tab/>
+      </w:r>
+      <w:r>
+        <w:t xml:space="preserve">5</w:t>
+      </w:r>
+    </w:p>
+    <w:p>
+      <w:pPr>
+        <w:pStyle w:val="CAToaEntry"/>
+      </w:pPr>
+      <w:r>
+        <w:rPr>
+          <w:i/>
+        </w:rPr>
+        <w:t xml:space="preserve">Hacker</w:t>
+      </w:r>
+      <w:r>
+        <w:rPr>
+          <w:i/>
+        </w:rPr>
+        <w:t xml:space="preserve"> </w:t>
+      </w:r>
+      <w:r>
+        <w:rPr>
+          <w:i/>
+        </w:rPr>
+        <w:t xml:space="preserve">v.</w:t>
+      </w:r>
+      <w:r>
+        <w:rPr>
+          <w:i/>
+        </w:rPr>
+        <w:t xml:space="preserve"> </w:t>
+      </w:r>
+      <w:r>
+        <w:rPr>
+          <w:i/>
+        </w:rPr>
+        <w:t xml:space="preserve">Barnhart</w:t>
+      </w:r>
+      <w:r>
+        <w:t xml:space="preserve">,</w:t>
+      </w:r>
+      <w:r>
+        <w:br/>
+      </w:r>
+      <w:r>
+        <w:t xml:space="preserve">459</w:t>
+      </w:r>
+      <w:r>
+        <w:t xml:space="preserve"> </w:t>
+      </w:r>
+      <w:r>
+        <w:t xml:space="preserve">F.3d</w:t>
+      </w:r>
+      <w:r>
+        <w:t xml:space="preserve"> </w:t>
+      </w:r>
+      <w:r>
+        <w:t xml:space="preserve">934</w:t>
+      </w:r>
+      <w:r>
+        <w:t xml:space="preserve"> </w:t>
+      </w:r>
+      <w:r>
+        <w:t xml:space="preserve">(8th</w:t>
+      </w:r>
+      <w:r>
+        <w:t xml:space="preserve"> </w:t>
+      </w:r>
+      <w:r>
+        <w:t xml:space="preserve">Cir.</w:t>
+      </w:r>
+      <w:r>
+        <w:t xml:space="preserve"> </w:t>
+      </w:r>
+      <w:r>
+        <w:t xml:space="preserve">2006)</w:t>
+      </w:r>
+      <w:r>
+        <w:t xml:space="preserve">   </w:t>
+      </w:r>
+      <w:r>
+        <w:tab/>
+      </w:r>
+      <w:r>
+        <w:t xml:space="preserve">3</w:t>
+      </w:r>
+    </w:p>
+    <w:p>
+      <w:pPr>
+        <w:pStyle w:val="CAToaEntry"/>
+      </w:pPr>
+      <w:r>
+        <w:rPr>
+          <w:i/>
+        </w:rPr>
+        <w:t xml:space="preserve">Harris</w:t>
+      </w:r>
+      <w:r>
+        <w:rPr>
+          <w:i/>
+        </w:rPr>
+        <w:t xml:space="preserve"> </w:t>
+      </w:r>
+      <w:r>
+        <w:rPr>
+          <w:i/>
+        </w:rPr>
+        <w:t xml:space="preserve">v.</w:t>
+      </w:r>
+      <w:r>
+        <w:rPr>
+          <w:i/>
+        </w:rPr>
+        <w:t xml:space="preserve"> </w:t>
+      </w:r>
+      <w:r>
+        <w:rPr>
+          <w:i/>
+        </w:rPr>
+        <w:t xml:space="preserve">Chase</w:t>
+      </w:r>
+      <w:r>
+        <w:rPr>
+          <w:i/>
+        </w:rPr>
+        <w:t xml:space="preserve"> </w:t>
+      </w:r>
+      <w:r>
+        <w:rPr>
+          <w:i/>
+        </w:rPr>
+        <w:t xml:space="preserve">Bank</w:t>
+      </w:r>
+      <w:r>
+        <w:rPr>
+          <w:i/>
+        </w:rPr>
+        <w:t xml:space="preserve"> </w:t>
+      </w:r>
+      <w:r>
+        <w:rPr>
+          <w:i/>
+        </w:rPr>
+        <w:t xml:space="preserve">USA,</w:t>
+      </w:r>
+      <w:r>
+        <w:rPr>
+          <w:i/>
+        </w:rPr>
+        <w:t xml:space="preserve"> </w:t>
+      </w:r>
+      <w:r>
+        <w:rPr>
+          <w:i/>
+        </w:rPr>
+        <w:t xml:space="preserve">N.A.</w:t>
+      </w:r>
+      <w:r>
+        <w:t xml:space="preserve">,</w:t>
+      </w:r>
+      <w:r>
+        <w:br/>
+      </w:r>
+      <w:r>
+        <w:t xml:space="preserve">2012</w:t>
+      </w:r>
+      <w:r>
+        <w:t xml:space="preserve"> </w:t>
+      </w:r>
+      <w:r>
+        <w:t xml:space="preserve">WL</w:t>
+      </w:r>
+      <w:r>
+        <w:t xml:space="preserve"> </w:t>
+      </w:r>
+      <w:r>
+        <w:t xml:space="preserve">1948775</w:t>
+      </w:r>
+      <w:r>
+        <w:t xml:space="preserve"> </w:t>
+      </w:r>
+      <w:r>
+        <w:t xml:space="preserve">(D.</w:t>
+      </w:r>
+      <w:r>
+        <w:t xml:space="preserve"> </w:t>
+      </w:r>
+      <w:r>
+        <w:t xml:space="preserve">Minn.</w:t>
+      </w:r>
+      <w:r>
+        <w:t xml:space="preserve"> </w:t>
+      </w:r>
+      <w:r>
+        <w:t xml:space="preserve">May</w:t>
+      </w:r>
+      <w:r>
+        <w:t xml:space="preserve"> </w:t>
+      </w:r>
+      <w:r>
+        <w:t xml:space="preserve">30,</w:t>
+      </w:r>
+      <w:r>
+        <w:t xml:space="preserve"> </w:t>
+      </w:r>
+      <w:r>
+        <w:t xml:space="preserve">2012)</w:t>
+      </w:r>
+      <w:r>
+        <w:t xml:space="preserve">   </w:t>
+      </w:r>
+      <w:r>
+        <w:tab/>
+      </w:r>
+      <w:r>
         <w:t xml:space="preserve">6</w:t>
       </w:r>
     </w:p>
@@ -1313,31 +2146,7 @@
         <w:rPr>
           <w:i/>
         </w:rPr>
-        <w:t xml:space="preserve">Ashley</w:t>
-      </w:r>
-      <w:r>
-        <w:rPr>
-          <w:i/>
-        </w:rPr>
-        <w:t xml:space="preserve"> </w:t>
-      </w:r>
-      <w:r>
-        <w:rPr>
-          <w:i/>
-        </w:rPr>
-        <w:t xml:space="preserve">County,</w:t>
-      </w:r>
-      <w:r>
-        <w:rPr>
-          <w:i/>
-        </w:rPr>
-        <w:t xml:space="preserve"> </w:t>
-      </w:r>
-      <w:r>
-        <w:rPr>
-          <w:i/>
-        </w:rPr>
-        <w:t xml:space="preserve">Ark.</w:t>
+        <w:t xml:space="preserve">Hauschildt</w:t>
       </w:r>
       <w:r>
         <w:rPr>
@@ -1361,7 +2170,179 @@
         <w:rPr>
           <w:i/>
         </w:rPr>
-        <w:t xml:space="preserve">Pfizer,</w:t>
+        <w:t xml:space="preserve">Beckingham</w:t>
+      </w:r>
+      <w:r>
+        <w:t xml:space="preserve">,</w:t>
+      </w:r>
+      <w:r>
+        <w:br/>
+      </w:r>
+      <w:r>
+        <w:t xml:space="preserve">686</w:t>
+      </w:r>
+      <w:r>
+        <w:t xml:space="preserve"> </w:t>
+      </w:r>
+      <w:r>
+        <w:t xml:space="preserve">N.W.2d</w:t>
+      </w:r>
+      <w:r>
+        <w:t xml:space="preserve"> </w:t>
+      </w:r>
+      <w:r>
+        <w:t xml:space="preserve">829</w:t>
+      </w:r>
+      <w:r>
+        <w:t xml:space="preserve"> </w:t>
+      </w:r>
+      <w:r>
+        <w:t xml:space="preserve">(Minn.</w:t>
+      </w:r>
+      <w:r>
+        <w:t xml:space="preserve"> </w:t>
+      </w:r>
+      <w:r>
+        <w:t xml:space="preserve">2004)</w:t>
+      </w:r>
+      <w:r>
+        <w:t xml:space="preserve">   </w:t>
+      </w:r>
+      <w:r>
+        <w:tab/>
+      </w:r>
+      <w:r>
+        <w:t xml:space="preserve">3, 6</w:t>
+      </w:r>
+    </w:p>
+    <w:p>
+      <w:pPr>
+        <w:pStyle w:val="CAToaEntry"/>
+      </w:pPr>
+      <w:r>
+        <w:rPr>
+          <w:i/>
+        </w:rPr>
+        <w:t xml:space="preserve">Heintz</w:t>
+      </w:r>
+      <w:r>
+        <w:rPr>
+          <w:i/>
+        </w:rPr>
+        <w:t xml:space="preserve"> </w:t>
+      </w:r>
+      <w:r>
+        <w:rPr>
+          <w:i/>
+        </w:rPr>
+        <w:t xml:space="preserve">v.</w:t>
+      </w:r>
+      <w:r>
+        <w:rPr>
+          <w:i/>
+        </w:rPr>
+        <w:t xml:space="preserve"> </w:t>
+      </w:r>
+      <w:r>
+        <w:rPr>
+          <w:i/>
+        </w:rPr>
+        <w:t xml:space="preserve">Jenkins</w:t>
+      </w:r>
+      <w:r>
+        <w:t xml:space="preserve">,</w:t>
+      </w:r>
+      <w:r>
+        <w:br/>
+      </w:r>
+      <w:r>
+        <w:t xml:space="preserve">514</w:t>
+      </w:r>
+      <w:r>
+        <w:t xml:space="preserve"> </w:t>
+      </w:r>
+      <w:r>
+        <w:t xml:space="preserve">U.S.</w:t>
+      </w:r>
+      <w:r>
+        <w:t xml:space="preserve"> </w:t>
+      </w:r>
+      <w:r>
+        <w:t xml:space="preserve">291</w:t>
+      </w:r>
+      <w:r>
+        <w:t xml:space="preserve"> </w:t>
+      </w:r>
+      <w:r>
+        <w:t xml:space="preserve">(1995)</w:t>
+      </w:r>
+      <w:r>
+        <w:t xml:space="preserve">   </w:t>
+      </w:r>
+      <w:r>
+        <w:tab/>
+      </w:r>
+      <w:r>
+        <w:t xml:space="preserve">1</w:t>
+      </w:r>
+    </w:p>
+    <w:p>
+      <w:pPr>
+        <w:pStyle w:val="CAToaEntry"/>
+      </w:pPr>
+      <w:r>
+        <w:rPr>
+          <w:i/>
+        </w:rPr>
+        <w:t xml:space="preserve">Heroux</w:t>
+      </w:r>
+      <w:r>
+        <w:rPr>
+          <w:i/>
+        </w:rPr>
+        <w:t xml:space="preserve"> </w:t>
+      </w:r>
+      <w:r>
+        <w:rPr>
+          <w:i/>
+        </w:rPr>
+        <w:t xml:space="preserve">v.</w:t>
+      </w:r>
+      <w:r>
+        <w:rPr>
+          <w:i/>
+        </w:rPr>
+        <w:t xml:space="preserve"> </w:t>
+      </w:r>
+      <w:r>
+        <w:rPr>
+          <w:i/>
+        </w:rPr>
+        <w:t xml:space="preserve">Callidus</w:t>
+      </w:r>
+      <w:r>
+        <w:rPr>
+          <w:i/>
+        </w:rPr>
+        <w:t xml:space="preserve"> </w:t>
+      </w:r>
+      <w:r>
+        <w:rPr>
+          <w:i/>
+        </w:rPr>
+        <w:t xml:space="preserve">Portfolio</w:t>
+      </w:r>
+      <w:r>
+        <w:rPr>
+          <w:i/>
+        </w:rPr>
+        <w:t xml:space="preserve"> </w:t>
+      </w:r>
+      <w:r>
+        <w:rPr>
+          <w:i/>
+        </w:rPr>
+        <w:t xml:space="preserve">Mgmt.,</w:t>
       </w:r>
       <w:r>
         <w:rPr>
@@ -1382,7 +2363,1006 @@
         <w:br/>
       </w:r>
       <w:r>
-        <w:t xml:space="preserve">552</w:t>
+        <w:t xml:space="preserve">2018</w:t>
+      </w:r>
+      <w:r>
+        <w:t xml:space="preserve"> </w:t>
+      </w:r>
+      <w:r>
+        <w:t xml:space="preserve">WL</w:t>
+      </w:r>
+      <w:r>
+        <w:t xml:space="preserve"> </w:t>
+      </w:r>
+      <w:r>
+        <w:t xml:space="preserve">2018069</w:t>
+      </w:r>
+      <w:r>
+        <w:t xml:space="preserve"> </w:t>
+      </w:r>
+      <w:r>
+        <w:t xml:space="preserve">(D.</w:t>
+      </w:r>
+      <w:r>
+        <w:t xml:space="preserve"> </w:t>
+      </w:r>
+      <w:r>
+        <w:t xml:space="preserve">Minn.</w:t>
+      </w:r>
+      <w:r>
+        <w:t xml:space="preserve"> </w:t>
+      </w:r>
+      <w:r>
+        <w:t xml:space="preserve">2018)</w:t>
+      </w:r>
+      <w:r>
+        <w:t xml:space="preserve">   </w:t>
+      </w:r>
+      <w:r>
+        <w:tab/>
+      </w:r>
+      <w:r>
+        <w:t xml:space="preserve">5</w:t>
+      </w:r>
+    </w:p>
+    <w:p>
+      <w:pPr>
+        <w:pStyle w:val="CAToaEntry"/>
+      </w:pPr>
+      <w:r>
+        <w:rPr>
+          <w:i/>
+        </w:rPr>
+        <w:t xml:space="preserve">Husten</w:t>
+      </w:r>
+      <w:r>
+        <w:rPr>
+          <w:i/>
+        </w:rPr>
+        <w:t xml:space="preserve"> </w:t>
+      </w:r>
+      <w:r>
+        <w:rPr>
+          <w:i/>
+        </w:rPr>
+        <w:t xml:space="preserve">v.</w:t>
+      </w:r>
+      <w:r>
+        <w:rPr>
+          <w:i/>
+        </w:rPr>
+        <w:t xml:space="preserve"> </w:t>
+      </w:r>
+      <w:r>
+        <w:rPr>
+          <w:i/>
+        </w:rPr>
+        <w:t xml:space="preserve">Schnell</w:t>
+      </w:r>
+      <w:r>
+        <w:t xml:space="preserve">,</w:t>
+      </w:r>
+      <w:r>
+        <w:br/>
+      </w:r>
+      <w:r>
+        <w:t xml:space="preserve">969</w:t>
+      </w:r>
+      <w:r>
+        <w:t xml:space="preserve"> </w:t>
+      </w:r>
+      <w:r>
+        <w:t xml:space="preserve">N.W.2d</w:t>
+      </w:r>
+      <w:r>
+        <w:t xml:space="preserve"> </w:t>
+      </w:r>
+      <w:r>
+        <w:t xml:space="preserve">851</w:t>
+      </w:r>
+      <w:r>
+        <w:t xml:space="preserve"> </w:t>
+      </w:r>
+      <w:r>
+        <w:t xml:space="preserve">(Minn.</w:t>
+      </w:r>
+      <w:r>
+        <w:t xml:space="preserve"> </w:t>
+      </w:r>
+      <w:r>
+        <w:t xml:space="preserve">Ct.</w:t>
+      </w:r>
+      <w:r>
+        <w:t xml:space="preserve"> </w:t>
+      </w:r>
+      <w:r>
+        <w:t xml:space="preserve">App.</w:t>
+      </w:r>
+      <w:r>
+        <w:t xml:space="preserve"> </w:t>
+      </w:r>
+      <w:r>
+        <w:t xml:space="preserve">2021)</w:t>
+      </w:r>
+      <w:r>
+        <w:t xml:space="preserve">   </w:t>
+      </w:r>
+      <w:r>
+        <w:tab/>
+      </w:r>
+      <w:r>
+        <w:t xml:space="preserve">5</w:t>
+      </w:r>
+    </w:p>
+    <w:p>
+      <w:pPr>
+        <w:pStyle w:val="CAToaEntry"/>
+      </w:pPr>
+      <w:r>
+        <w:rPr>
+          <w:i/>
+        </w:rPr>
+        <w:t xml:space="preserve">In</w:t>
+      </w:r>
+      <w:r>
+        <w:rPr>
+          <w:i/>
+        </w:rPr>
+        <w:t xml:space="preserve"> </w:t>
+      </w:r>
+      <w:r>
+        <w:rPr>
+          <w:i/>
+        </w:rPr>
+        <w:t xml:space="preserve">re</w:t>
+      </w:r>
+      <w:r>
+        <w:rPr>
+          <w:i/>
+        </w:rPr>
+        <w:t xml:space="preserve"> </w:t>
+      </w:r>
+      <w:r>
+        <w:rPr>
+          <w:i/>
+        </w:rPr>
+        <w:t xml:space="preserve">Estate</w:t>
+      </w:r>
+      <w:r>
+        <w:rPr>
+          <w:i/>
+        </w:rPr>
+        <w:t xml:space="preserve"> </w:t>
+      </w:r>
+      <w:r>
+        <w:rPr>
+          <w:i/>
+        </w:rPr>
+        <w:t xml:space="preserve">of</w:t>
+      </w:r>
+      <w:r>
+        <w:rPr>
+          <w:i/>
+        </w:rPr>
+        <w:t xml:space="preserve"> </w:t>
+      </w:r>
+      <w:r>
+        <w:rPr>
+          <w:i/>
+        </w:rPr>
+        <w:t xml:space="preserve">Chisolm</w:t>
+      </w:r>
+      <w:r>
+        <w:t xml:space="preserve">,</w:t>
+      </w:r>
+      <w:r>
+        <w:br/>
+      </w:r>
+      <w:r>
+        <w:t xml:space="preserve">2018</w:t>
+      </w:r>
+      <w:r>
+        <w:t xml:space="preserve"> </w:t>
+      </w:r>
+      <w:r>
+        <w:t xml:space="preserve">WL</w:t>
+      </w:r>
+      <w:r>
+        <w:t xml:space="preserve"> </w:t>
+      </w:r>
+      <w:r>
+        <w:t xml:space="preserve">492614</w:t>
+      </w:r>
+      <w:r>
+        <w:t xml:space="preserve"> </w:t>
+      </w:r>
+      <w:r>
+        <w:t xml:space="preserve">(Minn.</w:t>
+      </w:r>
+      <w:r>
+        <w:t xml:space="preserve"> </w:t>
+      </w:r>
+      <w:r>
+        <w:t xml:space="preserve">Ct.</w:t>
+      </w:r>
+      <w:r>
+        <w:t xml:space="preserve"> </w:t>
+      </w:r>
+      <w:r>
+        <w:t xml:space="preserve">App.</w:t>
+      </w:r>
+      <w:r>
+        <w:t xml:space="preserve"> </w:t>
+      </w:r>
+      <w:r>
+        <w:t xml:space="preserve">2018)</w:t>
+      </w:r>
+      <w:r>
+        <w:t xml:space="preserve">   </w:t>
+      </w:r>
+      <w:r>
+        <w:tab/>
+      </w:r>
+      <w:r>
+        <w:t xml:space="preserve">5</w:t>
+      </w:r>
+    </w:p>
+    <w:p>
+      <w:pPr>
+        <w:pStyle w:val="CAToaEntry"/>
+      </w:pPr>
+      <w:r>
+        <w:rPr>
+          <w:i/>
+        </w:rPr>
+        <w:t xml:space="preserve">In</w:t>
+      </w:r>
+      <w:r>
+        <w:rPr>
+          <w:i/>
+        </w:rPr>
+        <w:t xml:space="preserve"> </w:t>
+      </w:r>
+      <w:r>
+        <w:rPr>
+          <w:i/>
+        </w:rPr>
+        <w:t xml:space="preserve">re</w:t>
+      </w:r>
+      <w:r>
+        <w:rPr>
+          <w:i/>
+        </w:rPr>
+        <w:t xml:space="preserve"> </w:t>
+      </w:r>
+      <w:r>
+        <w:rPr>
+          <w:i/>
+        </w:rPr>
+        <w:t xml:space="preserve">Trust</w:t>
+      </w:r>
+      <w:r>
+        <w:rPr>
+          <w:i/>
+        </w:rPr>
+        <w:t xml:space="preserve"> </w:t>
+      </w:r>
+      <w:r>
+        <w:rPr>
+          <w:i/>
+        </w:rPr>
+        <w:t xml:space="preserve">Agreement</w:t>
+      </w:r>
+      <w:r>
+        <w:rPr>
+          <w:i/>
+        </w:rPr>
+        <w:t xml:space="preserve"> </w:t>
+      </w:r>
+      <w:r>
+        <w:rPr>
+          <w:i/>
+        </w:rPr>
+        <w:t xml:space="preserve">of</w:t>
+      </w:r>
+      <w:r>
+        <w:rPr>
+          <w:i/>
+        </w:rPr>
+        <w:t xml:space="preserve"> </w:t>
+      </w:r>
+      <w:r>
+        <w:rPr>
+          <w:i/>
+        </w:rPr>
+        <w:t xml:space="preserve">Johnson</w:t>
+      </w:r>
+      <w:r>
+        <w:t xml:space="preserve">,</w:t>
+      </w:r>
+      <w:r>
+        <w:br/>
+      </w:r>
+      <w:r>
+        <w:t xml:space="preserve">2015</w:t>
+      </w:r>
+      <w:r>
+        <w:t xml:space="preserve"> </w:t>
+      </w:r>
+      <w:r>
+        <w:t xml:space="preserve">WL</w:t>
+      </w:r>
+      <w:r>
+        <w:t xml:space="preserve"> </w:t>
+      </w:r>
+      <w:r>
+        <w:t xml:space="preserve">4715341</w:t>
+      </w:r>
+      <w:r>
+        <w:t xml:space="preserve"> </w:t>
+      </w:r>
+      <w:r>
+        <w:t xml:space="preserve">(Minn.</w:t>
+      </w:r>
+      <w:r>
+        <w:t xml:space="preserve"> </w:t>
+      </w:r>
+      <w:r>
+        <w:t xml:space="preserve">Ct.</w:t>
+      </w:r>
+      <w:r>
+        <w:t xml:space="preserve"> </w:t>
+      </w:r>
+      <w:r>
+        <w:t xml:space="preserve">App.</w:t>
+      </w:r>
+      <w:r>
+        <w:t xml:space="preserve"> </w:t>
+      </w:r>
+      <w:r>
+        <w:t xml:space="preserve">2015)</w:t>
+      </w:r>
+      <w:r>
+        <w:t xml:space="preserve">   </w:t>
+      </w:r>
+      <w:r>
+        <w:tab/>
+      </w:r>
+      <w:r>
+        <w:t xml:space="preserve">6</w:t>
+      </w:r>
+    </w:p>
+    <w:p>
+      <w:pPr>
+        <w:pStyle w:val="CAToaEntry"/>
+      </w:pPr>
+      <w:r>
+        <w:rPr>
+          <w:i/>
+        </w:rPr>
+        <w:t xml:space="preserve">Isanti</w:t>
+      </w:r>
+      <w:r>
+        <w:rPr>
+          <w:i/>
+        </w:rPr>
+        <w:t xml:space="preserve"> </w:t>
+      </w:r>
+      <w:r>
+        <w:rPr>
+          <w:i/>
+        </w:rPr>
+        <w:t xml:space="preserve">Pines</w:t>
+      </w:r>
+      <w:r>
+        <w:rPr>
+          <w:i/>
+        </w:rPr>
+        <w:t xml:space="preserve"> </w:t>
+      </w:r>
+      <w:r>
+        <w:rPr>
+          <w:i/>
+        </w:rPr>
+        <w:t xml:space="preserve">Tree</w:t>
+      </w:r>
+      <w:r>
+        <w:rPr>
+          <w:i/>
+        </w:rPr>
+        <w:t xml:space="preserve"> </w:t>
+      </w:r>
+      <w:r>
+        <w:rPr>
+          <w:i/>
+        </w:rPr>
+        <w:t xml:space="preserve">Farm,</w:t>
+      </w:r>
+      <w:r>
+        <w:rPr>
+          <w:i/>
+        </w:rPr>
+        <w:t xml:space="preserve"> </w:t>
+      </w:r>
+      <w:r>
+        <w:rPr>
+          <w:i/>
+        </w:rPr>
+        <w:t xml:space="preserve">LLC</w:t>
+      </w:r>
+      <w:r>
+        <w:rPr>
+          <w:i/>
+        </w:rPr>
+        <w:t xml:space="preserve"> </w:t>
+      </w:r>
+      <w:r>
+        <w:rPr>
+          <w:i/>
+        </w:rPr>
+        <w:t xml:space="preserve">v.</w:t>
+      </w:r>
+      <w:r>
+        <w:rPr>
+          <w:i/>
+        </w:rPr>
+        <w:t xml:space="preserve"> </w:t>
+      </w:r>
+      <w:r>
+        <w:rPr>
+          <w:i/>
+        </w:rPr>
+        <w:t xml:space="preserve">Swanson</w:t>
+      </w:r>
+      <w:r>
+        <w:t xml:space="preserve">,</w:t>
+      </w:r>
+      <w:r>
+        <w:br/>
+      </w:r>
+      <w:r>
+        <w:t xml:space="preserve">2017</w:t>
+      </w:r>
+      <w:r>
+        <w:t xml:space="preserve"> </w:t>
+      </w:r>
+      <w:r>
+        <w:t xml:space="preserve">WL</w:t>
+      </w:r>
+      <w:r>
+        <w:t xml:space="preserve"> </w:t>
+      </w:r>
+      <w:r>
+        <w:t xml:space="preserve">1436094</w:t>
+      </w:r>
+      <w:r>
+        <w:t xml:space="preserve"> </w:t>
+      </w:r>
+      <w:r>
+        <w:t xml:space="preserve">(Minn.</w:t>
+      </w:r>
+      <w:r>
+        <w:t xml:space="preserve"> </w:t>
+      </w:r>
+      <w:r>
+        <w:t xml:space="preserve">Ct.</w:t>
+      </w:r>
+      <w:r>
+        <w:t xml:space="preserve"> </w:t>
+      </w:r>
+      <w:r>
+        <w:t xml:space="preserve">App.</w:t>
+      </w:r>
+      <w:r>
+        <w:t xml:space="preserve"> </w:t>
+      </w:r>
+      <w:r>
+        <w:t xml:space="preserve">2017)</w:t>
+      </w:r>
+      <w:r>
+        <w:t xml:space="preserve">   </w:t>
+      </w:r>
+      <w:r>
+        <w:tab/>
+      </w:r>
+      <w:r>
+        <w:t xml:space="preserve">5</w:t>
+      </w:r>
+    </w:p>
+    <w:p>
+      <w:pPr>
+        <w:pStyle w:val="CAToaEntry"/>
+      </w:pPr>
+      <w:r>
+        <w:rPr>
+          <w:i/>
+        </w:rPr>
+        <w:t xml:space="preserve">Johnson</w:t>
+      </w:r>
+      <w:r>
+        <w:rPr>
+          <w:i/>
+        </w:rPr>
+        <w:t xml:space="preserve"> </w:t>
+      </w:r>
+      <w:r>
+        <w:rPr>
+          <w:i/>
+        </w:rPr>
+        <w:t xml:space="preserve">v.</w:t>
+      </w:r>
+      <w:r>
+        <w:rPr>
+          <w:i/>
+        </w:rPr>
+        <w:t xml:space="preserve"> </w:t>
+      </w:r>
+      <w:r>
+        <w:rPr>
+          <w:i/>
+        </w:rPr>
+        <w:t xml:space="preserve">Township</w:t>
+      </w:r>
+      <w:r>
+        <w:rPr>
+          <w:i/>
+        </w:rPr>
+        <w:t xml:space="preserve"> </w:t>
+      </w:r>
+      <w:r>
+        <w:rPr>
+          <w:i/>
+        </w:rPr>
+        <w:t xml:space="preserve">of</w:t>
+      </w:r>
+      <w:r>
+        <w:rPr>
+          <w:i/>
+        </w:rPr>
+        <w:t xml:space="preserve"> </w:t>
+      </w:r>
+      <w:r>
+        <w:rPr>
+          <w:i/>
+        </w:rPr>
+        <w:t xml:space="preserve">Florence</w:t>
+      </w:r>
+      <w:r>
+        <w:t xml:space="preserve">,</w:t>
+      </w:r>
+      <w:r>
+        <w:br/>
+      </w:r>
+      <w:r>
+        <w:t xml:space="preserve">2016</w:t>
+      </w:r>
+      <w:r>
+        <w:t xml:space="preserve"> </w:t>
+      </w:r>
+      <w:r>
+        <w:t xml:space="preserve">WL</w:t>
+      </w:r>
+      <w:r>
+        <w:t xml:space="preserve"> </w:t>
+      </w:r>
+      <w:r>
+        <w:t xml:space="preserve">2946248</w:t>
+      </w:r>
+      <w:r>
+        <w:t xml:space="preserve"> </w:t>
+      </w:r>
+      <w:r>
+        <w:t xml:space="preserve">(Minn.</w:t>
+      </w:r>
+      <w:r>
+        <w:t xml:space="preserve"> </w:t>
+      </w:r>
+      <w:r>
+        <w:t xml:space="preserve">Ct.</w:t>
+      </w:r>
+      <w:r>
+        <w:t xml:space="preserve"> </w:t>
+      </w:r>
+      <w:r>
+        <w:t xml:space="preserve">App.</w:t>
+      </w:r>
+      <w:r>
+        <w:t xml:space="preserve"> </w:t>
+      </w:r>
+      <w:r>
+        <w:t xml:space="preserve">2016)</w:t>
+      </w:r>
+      <w:r>
+        <w:t xml:space="preserve">   </w:t>
+      </w:r>
+      <w:r>
+        <w:tab/>
+      </w:r>
+      <w:r>
+        <w:t xml:space="preserve">5</w:t>
+      </w:r>
+    </w:p>
+    <w:p>
+      <w:pPr>
+        <w:pStyle w:val="CAToaEntry"/>
+      </w:pPr>
+      <w:r>
+        <w:rPr>
+          <w:i/>
+        </w:rPr>
+        <w:t xml:space="preserve">Kemp</w:t>
+      </w:r>
+      <w:r>
+        <w:rPr>
+          <w:i/>
+        </w:rPr>
+        <w:t xml:space="preserve"> </w:t>
+      </w:r>
+      <w:r>
+        <w:rPr>
+          <w:i/>
+        </w:rPr>
+        <w:t xml:space="preserve">v.</w:t>
+      </w:r>
+      <w:r>
+        <w:rPr>
+          <w:i/>
+        </w:rPr>
+        <w:t xml:space="preserve"> </w:t>
+      </w:r>
+      <w:r>
+        <w:rPr>
+          <w:i/>
+        </w:rPr>
+        <w:t xml:space="preserve">State</w:t>
+      </w:r>
+      <w:r>
+        <w:rPr>
+          <w:i/>
+        </w:rPr>
+        <w:t xml:space="preserve"> </w:t>
+      </w:r>
+      <w:r>
+        <w:rPr>
+          <w:i/>
+        </w:rPr>
+        <w:t xml:space="preserve">Farm</w:t>
+      </w:r>
+      <w:r>
+        <w:rPr>
+          <w:i/>
+        </w:rPr>
+        <w:t xml:space="preserve"> </w:t>
+      </w:r>
+      <w:r>
+        <w:rPr>
+          <w:i/>
+        </w:rPr>
+        <w:t xml:space="preserve">Ins.</w:t>
+      </w:r>
+      <w:r>
+        <w:rPr>
+          <w:i/>
+        </w:rPr>
+        <w:t xml:space="preserve"> </w:t>
+      </w:r>
+      <w:r>
+        <w:rPr>
+          <w:i/>
+        </w:rPr>
+        <w:t xml:space="preserve">Co.</w:t>
+      </w:r>
+      <w:r>
+        <w:t xml:space="preserve">,</w:t>
+      </w:r>
+      <w:r>
+        <w:br/>
+      </w:r>
+      <w:r>
+        <w:t xml:space="preserve">2023</w:t>
+      </w:r>
+      <w:r>
+        <w:t xml:space="preserve"> </w:t>
+      </w:r>
+      <w:r>
+        <w:t xml:space="preserve">WL</w:t>
+      </w:r>
+      <w:r>
+        <w:t xml:space="preserve"> </w:t>
+      </w:r>
+      <w:r>
+        <w:t xml:space="preserve">1770431</w:t>
+      </w:r>
+      <w:r>
+        <w:t xml:space="preserve"> </w:t>
+      </w:r>
+      <w:r>
+        <w:t xml:space="preserve">(Minn.</w:t>
+      </w:r>
+      <w:r>
+        <w:t xml:space="preserve"> </w:t>
+      </w:r>
+      <w:r>
+        <w:t xml:space="preserve">Ct.</w:t>
+      </w:r>
+      <w:r>
+        <w:t xml:space="preserve"> </w:t>
+      </w:r>
+      <w:r>
+        <w:t xml:space="preserve">App.</w:t>
+      </w:r>
+      <w:r>
+        <w:t xml:space="preserve"> </w:t>
+      </w:r>
+      <w:r>
+        <w:t xml:space="preserve">2023)</w:t>
+      </w:r>
+      <w:r>
+        <w:t xml:space="preserve">   </w:t>
+      </w:r>
+      <w:r>
+        <w:tab/>
+      </w:r>
+      <w:r>
+        <w:t xml:space="preserve">5</w:t>
+      </w:r>
+    </w:p>
+    <w:p>
+      <w:pPr>
+        <w:pStyle w:val="CAToaEntry"/>
+      </w:pPr>
+      <w:r>
+        <w:rPr>
+          <w:i/>
+        </w:rPr>
+        <w:t xml:space="preserve">Lariat</w:t>
+      </w:r>
+      <w:r>
+        <w:rPr>
+          <w:i/>
+        </w:rPr>
+        <w:t xml:space="preserve"> </w:t>
+      </w:r>
+      <w:r>
+        <w:rPr>
+          <w:i/>
+        </w:rPr>
+        <w:t xml:space="preserve">Cos.</w:t>
+      </w:r>
+      <w:r>
+        <w:rPr>
+          <w:i/>
+        </w:rPr>
+        <w:t xml:space="preserve"> </w:t>
+      </w:r>
+      <w:r>
+        <w:rPr>
+          <w:i/>
+        </w:rPr>
+        <w:t xml:space="preserve">v.</w:t>
+      </w:r>
+      <w:r>
+        <w:rPr>
+          <w:i/>
+        </w:rPr>
+        <w:t xml:space="preserve"> </w:t>
+      </w:r>
+      <w:r>
+        <w:rPr>
+          <w:i/>
+        </w:rPr>
+        <w:t xml:space="preserve">Wrigley</w:t>
+      </w:r>
+      <w:r>
+        <w:t xml:space="preserve">,</w:t>
+      </w:r>
+      <w:r>
+        <w:br/>
+      </w:r>
+      <w:r>
+        <w:t xml:space="preserve">2023</w:t>
+      </w:r>
+      <w:r>
+        <w:t xml:space="preserve"> </w:t>
+      </w:r>
+      <w:r>
+        <w:t xml:space="preserve">WL</w:t>
+      </w:r>
+      <w:r>
+        <w:t xml:space="preserve"> </w:t>
+      </w:r>
+      <w:r>
+        <w:t xml:space="preserve">2127379</w:t>
+      </w:r>
+      <w:r>
+        <w:t xml:space="preserve"> </w:t>
+      </w:r>
+      <w:r>
+        <w:t xml:space="preserve">(Minn.</w:t>
+      </w:r>
+      <w:r>
+        <w:t xml:space="preserve"> </w:t>
+      </w:r>
+      <w:r>
+        <w:t xml:space="preserve">Ct.</w:t>
+      </w:r>
+      <w:r>
+        <w:t xml:space="preserve"> </w:t>
+      </w:r>
+      <w:r>
+        <w:t xml:space="preserve">App.</w:t>
+      </w:r>
+      <w:r>
+        <w:t xml:space="preserve"> </w:t>
+      </w:r>
+      <w:r>
+        <w:t xml:space="preserve">2023)</w:t>
+      </w:r>
+      <w:r>
+        <w:t xml:space="preserve">   </w:t>
+      </w:r>
+      <w:r>
+        <w:tab/>
+      </w:r>
+      <w:r>
+        <w:t xml:space="preserve">5</w:t>
+      </w:r>
+    </w:p>
+    <w:p>
+      <w:pPr>
+        <w:pStyle w:val="CAToaEntry"/>
+      </w:pPr>
+      <w:r>
+        <w:rPr>
+          <w:i/>
+        </w:rPr>
+        <w:t xml:space="preserve">Mach</w:t>
+      </w:r>
+      <w:r>
+        <w:rPr>
+          <w:i/>
+        </w:rPr>
+        <w:t xml:space="preserve"> </w:t>
+      </w:r>
+      <w:r>
+        <w:rPr>
+          <w:i/>
+        </w:rPr>
+        <w:t xml:space="preserve">v.</w:t>
+      </w:r>
+      <w:r>
+        <w:rPr>
+          <w:i/>
+        </w:rPr>
+        <w:t xml:space="preserve"> </w:t>
+      </w:r>
+      <w:r>
+        <w:rPr>
+          <w:i/>
+        </w:rPr>
+        <w:t xml:space="preserve">Wells</w:t>
+      </w:r>
+      <w:r>
+        <w:rPr>
+          <w:i/>
+        </w:rPr>
+        <w:t xml:space="preserve"> </w:t>
+      </w:r>
+      <w:r>
+        <w:rPr>
+          <w:i/>
+        </w:rPr>
+        <w:t xml:space="preserve">Concrete</w:t>
+      </w:r>
+      <w:r>
+        <w:rPr>
+          <w:i/>
+        </w:rPr>
+        <w:t xml:space="preserve"> </w:t>
+      </w:r>
+      <w:r>
+        <w:rPr>
+          <w:i/>
+        </w:rPr>
+        <w:t xml:space="preserve">Prods.</w:t>
+      </w:r>
+      <w:r>
+        <w:rPr>
+          <w:i/>
+        </w:rPr>
+        <w:t xml:space="preserve"> </w:t>
+      </w:r>
+      <w:r>
+        <w:rPr>
+          <w:i/>
+        </w:rPr>
+        <w:t xml:space="preserve">Co.</w:t>
+      </w:r>
+      <w:r>
+        <w:t xml:space="preserve">,</w:t>
+      </w:r>
+      <w:r>
+        <w:br/>
+      </w:r>
+      <w:r>
+        <w:t xml:space="preserve">866</w:t>
+      </w:r>
+      <w:r>
+        <w:t xml:space="preserve"> </w:t>
+      </w:r>
+      <w:r>
+        <w:t xml:space="preserve">N.W.2d</w:t>
+      </w:r>
+      <w:r>
+        <w:t xml:space="preserve"> </w:t>
+      </w:r>
+      <w:r>
+        <w:t xml:space="preserve">921</w:t>
+      </w:r>
+      <w:r>
+        <w:t xml:space="preserve"> </w:t>
+      </w:r>
+      <w:r>
+        <w:t xml:space="preserve">(Minn.</w:t>
+      </w:r>
+      <w:r>
+        <w:t xml:space="preserve"> </w:t>
+      </w:r>
+      <w:r>
+        <w:t xml:space="preserve">2015)</w:t>
+      </w:r>
+      <w:r>
+        <w:t xml:space="preserve">   </w:t>
+      </w:r>
+      <w:r>
+        <w:tab/>
+      </w:r>
+      <w:r>
+        <w:t xml:space="preserve">3, 4, 9</w:t>
+      </w:r>
+    </w:p>
+    <w:p>
+      <w:pPr>
+        <w:pStyle w:val="CAToaEntry"/>
+      </w:pPr>
+      <w:r>
+        <w:rPr>
+          <w:i/>
+        </w:rPr>
+        <w:t xml:space="preserve">Mark</w:t>
+      </w:r>
+      <w:r>
+        <w:rPr>
+          <w:i/>
+        </w:rPr>
+        <w:t xml:space="preserve"> </w:t>
+      </w:r>
+      <w:r>
+        <w:rPr>
+          <w:i/>
+        </w:rPr>
+        <w:t xml:space="preserve">v.</w:t>
+      </w:r>
+      <w:r>
+        <w:rPr>
+          <w:i/>
+        </w:rPr>
+        <w:t xml:space="preserve"> </w:t>
+      </w:r>
+      <w:r>
+        <w:rPr>
+          <w:i/>
+        </w:rPr>
+        <w:t xml:space="preserve">Ault</w:t>
+      </w:r>
+      <w:r>
+        <w:t xml:space="preserve">,</w:t>
+      </w:r>
+      <w:r>
+        <w:br/>
+      </w:r>
+      <w:r>
+        <w:t xml:space="preserve">498</w:t>
       </w:r>
       <w:r>
         <w:t xml:space="preserve"> </w:t>
@@ -1394,7 +3374,7 @@
         <w:t xml:space="preserve"> </w:t>
       </w:r>
       <w:r>
-        <w:t xml:space="preserve">659</w:t>
+        <w:t xml:space="preserve">775</w:t>
       </w:r>
       <w:r>
         <w:t xml:space="preserve"> </w:t>
@@ -1412,7 +3392,7 @@
         <w:t xml:space="preserve"> </w:t>
       </w:r>
       <w:r>
-        <w:t xml:space="preserve">2009)</w:t>
+        <w:t xml:space="preserve">2007)</w:t>
       </w:r>
       <w:r>
         <w:t xml:space="preserve">   </w:t>
@@ -1421,7 +3401,7 @@
         <w:tab/>
       </w:r>
       <w:r>
-        <w:t xml:space="preserve">2, 9, 10</w:t>
+        <w:t xml:space="preserve">3</w:t>
       </w:r>
     </w:p>
     <w:p>
@@ -1432,7 +3412,7 @@
         <w:rPr>
           <w:i/>
         </w:rPr>
-        <w:t xml:space="preserve">Bradley</w:t>
+        <w:t xml:space="preserve">Peters</w:t>
       </w:r>
       <w:r>
         <w:rPr>
@@ -1456,7 +3436,31 @@
         <w:rPr>
           <w:i/>
         </w:rPr>
-        <w:t xml:space="preserve">Haislet</w:t>
+        <w:t xml:space="preserve">Gen. Svc.</w:t>
+      </w:r>
+      <w:r>
+        <w:rPr>
+          <w:i/>
+        </w:rPr>
+        <w:t xml:space="preserve"> </w:t>
+      </w:r>
+      <w:r>
+        <w:rPr>
+          <w:i/>
+        </w:rPr>
+        <w:t xml:space="preserve">Bureau,</w:t>
+      </w:r>
+      <w:r>
+        <w:rPr>
+          <w:i/>
+        </w:rPr>
+        <w:t xml:space="preserve"> </w:t>
+      </w:r>
+      <w:r>
+        <w:rPr>
+          <w:i/>
+        </w:rPr>
+        <w:t xml:space="preserve">Inc.</w:t>
       </w:r>
       <w:r>
         <w:t xml:space="preserve">,</w:t>
@@ -1465,6 +3469,648 @@
         <w:br/>
       </w:r>
       <w:r>
+        <w:t xml:space="preserve">277</w:t>
+      </w:r>
+      <w:r>
+        <w:t xml:space="preserve"> </w:t>
+      </w:r>
+      <w:r>
+        <w:t xml:space="preserve">F.3d</w:t>
+      </w:r>
+      <w:r>
+        <w:t xml:space="preserve"> </w:t>
+      </w:r>
+      <w:r>
+        <w:t xml:space="preserve">1051</w:t>
+      </w:r>
+      <w:r>
+        <w:t xml:space="preserve"> </w:t>
+      </w:r>
+      <w:r>
+        <w:t xml:space="preserve">(8th</w:t>
+      </w:r>
+      <w:r>
+        <w:t xml:space="preserve"> </w:t>
+      </w:r>
+      <w:r>
+        <w:t xml:space="preserve">Cir.</w:t>
+      </w:r>
+      <w:r>
+        <w:t xml:space="preserve"> </w:t>
+      </w:r>
+      <w:r>
+        <w:t xml:space="preserve">2002)</w:t>
+      </w:r>
+      <w:r>
+        <w:t xml:space="preserve">   </w:t>
+      </w:r>
+      <w:r>
+        <w:tab/>
+      </w:r>
+      <w:r>
+        <w:t xml:space="preserve">1</w:t>
+      </w:r>
+    </w:p>
+    <w:p>
+      <w:pPr>
+        <w:pStyle w:val="CAToaEntry"/>
+      </w:pPr>
+      <w:r>
+        <w:rPr>
+          <w:i/>
+        </w:rPr>
+        <w:t xml:space="preserve">Reichel</w:t>
+      </w:r>
+      <w:r>
+        <w:rPr>
+          <w:i/>
+        </w:rPr>
+        <w:t xml:space="preserve"> </w:t>
+      </w:r>
+      <w:r>
+        <w:rPr>
+          <w:i/>
+        </w:rPr>
+        <w:t xml:space="preserve">Investments,</w:t>
+      </w:r>
+      <w:r>
+        <w:rPr>
+          <w:i/>
+        </w:rPr>
+        <w:t xml:space="preserve"> </w:t>
+      </w:r>
+      <w:r>
+        <w:rPr>
+          <w:i/>
+        </w:rPr>
+        <w:t xml:space="preserve">L.P.</w:t>
+      </w:r>
+      <w:r>
+        <w:rPr>
+          <w:i/>
+        </w:rPr>
+        <w:t xml:space="preserve"> </w:t>
+      </w:r>
+      <w:r>
+        <w:rPr>
+          <w:i/>
+        </w:rPr>
+        <w:t xml:space="preserve">v.</w:t>
+      </w:r>
+      <w:r>
+        <w:rPr>
+          <w:i/>
+        </w:rPr>
+        <w:t xml:space="preserve"> </w:t>
+      </w:r>
+      <w:r>
+        <w:rPr>
+          <w:i/>
+        </w:rPr>
+        <w:t xml:space="preserve">Reichel</w:t>
+      </w:r>
+      <w:r>
+        <w:t xml:space="preserve">,</w:t>
+      </w:r>
+      <w:r>
+        <w:br/>
+      </w:r>
+      <w:r>
+        <w:t xml:space="preserve">2016</w:t>
+      </w:r>
+      <w:r>
+        <w:t xml:space="preserve"> </w:t>
+      </w:r>
+      <w:r>
+        <w:t xml:space="preserve">WL</w:t>
+      </w:r>
+      <w:r>
+        <w:t xml:space="preserve"> </w:t>
+      </w:r>
+      <w:r>
+        <w:t xml:space="preserve">3884552</w:t>
+      </w:r>
+      <w:r>
+        <w:t xml:space="preserve"> </w:t>
+      </w:r>
+      <w:r>
+        <w:t xml:space="preserve">(Minn.</w:t>
+      </w:r>
+      <w:r>
+        <w:t xml:space="preserve"> </w:t>
+      </w:r>
+      <w:r>
+        <w:t xml:space="preserve">Ct.</w:t>
+      </w:r>
+      <w:r>
+        <w:t xml:space="preserve"> </w:t>
+      </w:r>
+      <w:r>
+        <w:t xml:space="preserve">App.</w:t>
+      </w:r>
+      <w:r>
+        <w:t xml:space="preserve"> </w:t>
+      </w:r>
+      <w:r>
+        <w:t xml:space="preserve">2016)</w:t>
+      </w:r>
+      <w:r>
+        <w:t xml:space="preserve">   </w:t>
+      </w:r>
+      <w:r>
+        <w:tab/>
+      </w:r>
+      <w:r>
+        <w:t xml:space="preserve">5</w:t>
+      </w:r>
+    </w:p>
+    <w:p>
+      <w:pPr>
+        <w:pStyle w:val="CAToaEntry"/>
+      </w:pPr>
+      <w:r>
+        <w:rPr>
+          <w:i/>
+        </w:rPr>
+        <w:t xml:space="preserve">Richmond</w:t>
+      </w:r>
+      <w:r>
+        <w:rPr>
+          <w:i/>
+        </w:rPr>
+        <w:t xml:space="preserve"> </w:t>
+      </w:r>
+      <w:r>
+        <w:rPr>
+          <w:i/>
+        </w:rPr>
+        <w:t xml:space="preserve">v.</w:t>
+      </w:r>
+      <w:r>
+        <w:rPr>
+          <w:i/>
+        </w:rPr>
+        <w:t xml:space="preserve"> </w:t>
+      </w:r>
+      <w:r>
+        <w:rPr>
+          <w:i/>
+        </w:rPr>
+        <w:t xml:space="preserve">Higgins</w:t>
+      </w:r>
+      <w:r>
+        <w:t xml:space="preserve">,</w:t>
+      </w:r>
+      <w:r>
+        <w:br/>
+      </w:r>
+      <w:r>
+        <w:t xml:space="preserve">435</w:t>
+      </w:r>
+      <w:r>
+        <w:t xml:space="preserve"> </w:t>
+      </w:r>
+      <w:r>
+        <w:t xml:space="preserve">F.3d</w:t>
+      </w:r>
+      <w:r>
+        <w:t xml:space="preserve"> </w:t>
+      </w:r>
+      <w:r>
+        <w:t xml:space="preserve">825</w:t>
+      </w:r>
+      <w:r>
+        <w:t xml:space="preserve"> </w:t>
+      </w:r>
+      <w:r>
+        <w:t xml:space="preserve">(8th</w:t>
+      </w:r>
+      <w:r>
+        <w:t xml:space="preserve"> </w:t>
+      </w:r>
+      <w:r>
+        <w:t xml:space="preserve">Cir.</w:t>
+      </w:r>
+      <w:r>
+        <w:t xml:space="preserve"> </w:t>
+      </w:r>
+      <w:r>
+        <w:t xml:space="preserve">2006)</w:t>
+      </w:r>
+      <w:r>
+        <w:t xml:space="preserve">   </w:t>
+      </w:r>
+      <w:r>
+        <w:tab/>
+      </w:r>
+      <w:r>
+        <w:t xml:space="preserve">1</w:t>
+      </w:r>
+    </w:p>
+    <w:p>
+      <w:pPr>
+        <w:pStyle w:val="CAToaEntry"/>
+      </w:pPr>
+      <w:r>
+        <w:rPr>
+          <w:i/>
+        </w:rPr>
+        <w:t xml:space="preserve">S.</w:t>
+      </w:r>
+      <w:r>
+        <w:rPr>
+          <w:i/>
+        </w:rPr>
+        <w:t xml:space="preserve"> </w:t>
+      </w:r>
+      <w:r>
+        <w:rPr>
+          <w:i/>
+        </w:rPr>
+        <w:t xml:space="preserve">Robideau</w:t>
+      </w:r>
+      <w:r>
+        <w:rPr>
+          <w:i/>
+        </w:rPr>
+        <w:t xml:space="preserve"> </w:t>
+      </w:r>
+      <w:r>
+        <w:rPr>
+          <w:i/>
+        </w:rPr>
+        <w:t xml:space="preserve">Constr.,</w:t>
+      </w:r>
+      <w:r>
+        <w:rPr>
+          <w:i/>
+        </w:rPr>
+        <w:t xml:space="preserve"> </w:t>
+      </w:r>
+      <w:r>
+        <w:rPr>
+          <w:i/>
+        </w:rPr>
+        <w:t xml:space="preserve">Inc. v.</w:t>
+      </w:r>
+      <w:r>
+        <w:rPr>
+          <w:i/>
+        </w:rPr>
+        <w:t xml:space="preserve"> </w:t>
+      </w:r>
+      <w:r>
+        <w:rPr>
+          <w:i/>
+        </w:rPr>
+        <w:t xml:space="preserve">Hiber</w:t>
+      </w:r>
+      <w:r>
+        <w:t xml:space="preserve">,</w:t>
+      </w:r>
+      <w:r>
+        <w:br/>
+      </w:r>
+      <w:r>
+        <w:t xml:space="preserve">2016</w:t>
+      </w:r>
+      <w:r>
+        <w:t xml:space="preserve"> </w:t>
+      </w:r>
+      <w:r>
+        <w:t xml:space="preserve">WL</w:t>
+      </w:r>
+      <w:r>
+        <w:t xml:space="preserve"> </w:t>
+      </w:r>
+      <w:r>
+        <w:t xml:space="preserve">4497583</w:t>
+      </w:r>
+      <w:r>
+        <w:t xml:space="preserve"> </w:t>
+      </w:r>
+      <w:r>
+        <w:t xml:space="preserve">(Minn.</w:t>
+      </w:r>
+      <w:r>
+        <w:t xml:space="preserve"> </w:t>
+      </w:r>
+      <w:r>
+        <w:t xml:space="preserve">Ct.</w:t>
+      </w:r>
+      <w:r>
+        <w:t xml:space="preserve"> </w:t>
+      </w:r>
+      <w:r>
+        <w:t xml:space="preserve">App.</w:t>
+      </w:r>
+      <w:r>
+        <w:t xml:space="preserve"> </w:t>
+      </w:r>
+      <w:r>
+        <w:t xml:space="preserve">2016)</w:t>
+      </w:r>
+      <w:r>
+        <w:t xml:space="preserve">   </w:t>
+      </w:r>
+      <w:r>
+        <w:tab/>
+      </w:r>
+      <w:r>
+        <w:t xml:space="preserve">5</w:t>
+      </w:r>
+    </w:p>
+    <w:p>
+      <w:pPr>
+        <w:pStyle w:val="CAToaEntry"/>
+      </w:pPr>
+      <w:r>
+        <w:rPr>
+          <w:i/>
+        </w:rPr>
+        <w:t xml:space="preserve">Scheffler</w:t>
+      </w:r>
+      <w:r>
+        <w:rPr>
+          <w:i/>
+        </w:rPr>
+        <w:t xml:space="preserve"> </w:t>
+      </w:r>
+      <w:r>
+        <w:rPr>
+          <w:i/>
+        </w:rPr>
+        <w:t xml:space="preserve">v.</w:t>
+      </w:r>
+      <w:r>
+        <w:rPr>
+          <w:i/>
+        </w:rPr>
+        <w:t xml:space="preserve"> </w:t>
+      </w:r>
+      <w:r>
+        <w:rPr>
+          <w:i/>
+        </w:rPr>
+        <w:t xml:space="preserve">Comm’r</w:t>
+      </w:r>
+      <w:r>
+        <w:rPr>
+          <w:i/>
+        </w:rPr>
+        <w:t xml:space="preserve"> </w:t>
+      </w:r>
+      <w:r>
+        <w:rPr>
+          <w:i/>
+        </w:rPr>
+        <w:t xml:space="preserve">of</w:t>
+      </w:r>
+      <w:r>
+        <w:rPr>
+          <w:i/>
+        </w:rPr>
+        <w:t xml:space="preserve"> </w:t>
+      </w:r>
+      <w:r>
+        <w:rPr>
+          <w:i/>
+        </w:rPr>
+        <w:t xml:space="preserve">Pub.</w:t>
+      </w:r>
+      <w:r>
+        <w:rPr>
+          <w:i/>
+        </w:rPr>
+        <w:t xml:space="preserve"> </w:t>
+      </w:r>
+      <w:r>
+        <w:rPr>
+          <w:i/>
+        </w:rPr>
+        <w:t xml:space="preserve">Safety</w:t>
+      </w:r>
+      <w:r>
+        <w:t xml:space="preserve">,</w:t>
+      </w:r>
+      <w:r>
+        <w:br/>
+      </w:r>
+      <w:r>
+        <w:t xml:space="preserve">2015</w:t>
+      </w:r>
+      <w:r>
+        <w:t xml:space="preserve"> </w:t>
+      </w:r>
+      <w:r>
+        <w:t xml:space="preserve">WL</w:t>
+      </w:r>
+      <w:r>
+        <w:t xml:space="preserve"> </w:t>
+      </w:r>
+      <w:r>
+        <w:t xml:space="preserve">9437562</w:t>
+      </w:r>
+      <w:r>
+        <w:t xml:space="preserve"> </w:t>
+      </w:r>
+      <w:r>
+        <w:t xml:space="preserve">(Minn.</w:t>
+      </w:r>
+      <w:r>
+        <w:t xml:space="preserve"> </w:t>
+      </w:r>
+      <w:r>
+        <w:t xml:space="preserve">Ct.</w:t>
+      </w:r>
+      <w:r>
+        <w:t xml:space="preserve"> </w:t>
+      </w:r>
+      <w:r>
+        <w:t xml:space="preserve">App.</w:t>
+      </w:r>
+      <w:r>
+        <w:t xml:space="preserve"> </w:t>
+      </w:r>
+      <w:r>
+        <w:t xml:space="preserve">2015)</w:t>
+      </w:r>
+      <w:r>
+        <w:t xml:space="preserve">   </w:t>
+      </w:r>
+      <w:r>
+        <w:tab/>
+      </w:r>
+      <w:r>
+        <w:t xml:space="preserve">5</w:t>
+      </w:r>
+    </w:p>
+    <w:p>
+      <w:pPr>
+        <w:pStyle w:val="CAToaEntry"/>
+      </w:pPr>
+      <w:r>
+        <w:rPr>
+          <w:i/>
+        </w:rPr>
+        <w:t xml:space="preserve">Shimota</w:t>
+      </w:r>
+      <w:r>
+        <w:rPr>
+          <w:i/>
+        </w:rPr>
+        <w:t xml:space="preserve"> </w:t>
+      </w:r>
+      <w:r>
+        <w:rPr>
+          <w:i/>
+        </w:rPr>
+        <w:t xml:space="preserve">v.</w:t>
+      </w:r>
+      <w:r>
+        <w:rPr>
+          <w:i/>
+        </w:rPr>
+        <w:t xml:space="preserve"> </w:t>
+      </w:r>
+      <w:r>
+        <w:rPr>
+          <w:i/>
+        </w:rPr>
+        <w:t xml:space="preserve">Klemp</w:t>
+      </w:r>
+      <w:r>
+        <w:rPr>
+          <w:i/>
+        </w:rPr>
+        <w:t xml:space="preserve"> </w:t>
+      </w:r>
+      <w:r>
+        <w:rPr>
+          <w:i/>
+        </w:rPr>
+        <w:t xml:space="preserve">&amp;</w:t>
+      </w:r>
+      <w:r>
+        <w:rPr>
+          <w:i/>
+        </w:rPr>
+        <w:t xml:space="preserve"> </w:t>
+      </w:r>
+      <w:r>
+        <w:rPr>
+          <w:i/>
+        </w:rPr>
+        <w:t xml:space="preserve">Stanton,</w:t>
+      </w:r>
+      <w:r>
+        <w:rPr>
+          <w:i/>
+        </w:rPr>
+        <w:t xml:space="preserve"> </w:t>
+      </w:r>
+      <w:r>
+        <w:rPr>
+          <w:i/>
+        </w:rPr>
+        <w:t xml:space="preserve">PLLP</w:t>
+      </w:r>
+      <w:r>
+        <w:t xml:space="preserve">,</w:t>
+      </w:r>
+      <w:r>
+        <w:br/>
+      </w:r>
+      <w:r>
+        <w:t xml:space="preserve">2023</w:t>
+      </w:r>
+      <w:r>
+        <w:t xml:space="preserve"> </w:t>
+      </w:r>
+      <w:r>
+        <w:t xml:space="preserve">WL</w:t>
+      </w:r>
+      <w:r>
+        <w:t xml:space="preserve"> </w:t>
+      </w:r>
+      <w:r>
+        <w:t xml:space="preserve">4699769</w:t>
+      </w:r>
+      <w:r>
+        <w:t xml:space="preserve"> </w:t>
+      </w:r>
+      <w:r>
+        <w:t xml:space="preserve">(Minn.</w:t>
+      </w:r>
+      <w:r>
+        <w:t xml:space="preserve"> </w:t>
+      </w:r>
+      <w:r>
+        <w:t xml:space="preserve">Ct.</w:t>
+      </w:r>
+      <w:r>
+        <w:t xml:space="preserve"> </w:t>
+      </w:r>
+      <w:r>
+        <w:t xml:space="preserve">App.</w:t>
+      </w:r>
+      <w:r>
+        <w:t xml:space="preserve"> </w:t>
+      </w:r>
+      <w:r>
+        <w:t xml:space="preserve">2023)</w:t>
+      </w:r>
+      <w:r>
+        <w:t xml:space="preserve">   </w:t>
+      </w:r>
+      <w:r>
+        <w:tab/>
+      </w:r>
+      <w:r>
+        <w:t xml:space="preserve">5</w:t>
+      </w:r>
+    </w:p>
+    <w:p>
+      <w:pPr>
+        <w:pStyle w:val="CAToaEntry"/>
+      </w:pPr>
+      <w:r>
+        <w:rPr>
+          <w:i/>
+        </w:rPr>
+        <w:t xml:space="preserve">Soboleski</w:t>
+      </w:r>
+      <w:r>
+        <w:rPr>
+          <w:i/>
+        </w:rPr>
+        <w:t xml:space="preserve"> </w:t>
+      </w:r>
+      <w:r>
+        <w:rPr>
+          <w:i/>
+        </w:rPr>
+        <w:t xml:space="preserve">v.</w:t>
+      </w:r>
+      <w:r>
+        <w:rPr>
+          <w:i/>
+        </w:rPr>
+        <w:t xml:space="preserve"> </w:t>
+      </w:r>
+      <w:r>
+        <w:rPr>
+          <w:i/>
+        </w:rPr>
+        <w:t xml:space="preserve">Cassibo</w:t>
+      </w:r>
+      <w:r>
+        <w:t xml:space="preserve">,</w:t>
+      </w:r>
+      <w:r>
+        <w:br/>
+      </w:r>
+      <w:r>
         <w:t xml:space="preserve">2021</w:t>
       </w:r>
       <w:r>
@@ -1477,7 +4123,7 @@
         <w:t xml:space="preserve"> </w:t>
       </w:r>
       <w:r>
-        <w:t xml:space="preserve">2793723</w:t>
+        <w:t xml:space="preserve">4145008</w:t>
       </w:r>
       <w:r>
         <w:t xml:space="preserve"> </w:t>
@@ -1521,7 +4167,7 @@
         <w:rPr>
           <w:i/>
         </w:rPr>
-        <w:t xml:space="preserve">Fagre</w:t>
+        <w:t xml:space="preserve">State</w:t>
       </w:r>
       <w:r>
         <w:rPr>
@@ -1545,7 +4191,7 @@
         <w:rPr>
           <w:i/>
         </w:rPr>
-        <w:t xml:space="preserve">Fagre</w:t>
+        <w:t xml:space="preserve">Atwood</w:t>
       </w:r>
       <w:r>
         <w:t xml:space="preserve">,</w:t>
@@ -1554,7 +4200,84 @@
         <w:br/>
       </w:r>
       <w:r>
-        <w:t xml:space="preserve">2020</w:t>
+        <w:t xml:space="preserve">925</w:t>
+      </w:r>
+      <w:r>
+        <w:t xml:space="preserve"> </w:t>
+      </w:r>
+      <w:r>
+        <w:t xml:space="preserve">N.W.2d</w:t>
+      </w:r>
+      <w:r>
+        <w:t xml:space="preserve"> </w:t>
+      </w:r>
+      <w:r>
+        <w:t xml:space="preserve">626</w:t>
+      </w:r>
+      <w:r>
+        <w:t xml:space="preserve"> </w:t>
+      </w:r>
+      <w:r>
+        <w:t xml:space="preserve">(Minn.</w:t>
+      </w:r>
+      <w:r>
+        <w:t xml:space="preserve"> </w:t>
+      </w:r>
+      <w:r>
+        <w:t xml:space="preserve">2019)</w:t>
+      </w:r>
+      <w:r>
+        <w:t xml:space="preserve">   </w:t>
+      </w:r>
+      <w:r>
+        <w:tab/>
+      </w:r>
+      <w:r>
+        <w:t xml:space="preserve">4</w:t>
+      </w:r>
+    </w:p>
+    <w:p>
+      <w:pPr>
+        <w:pStyle w:val="CAToaEntry"/>
+      </w:pPr>
+      <w:r>
+        <w:rPr>
+          <w:i/>
+        </w:rPr>
+        <w:t xml:space="preserve">State</w:t>
+      </w:r>
+      <w:r>
+        <w:rPr>
+          <w:i/>
+        </w:rPr>
+        <w:t xml:space="preserve"> </w:t>
+      </w:r>
+      <w:r>
+        <w:rPr>
+          <w:i/>
+        </w:rPr>
+        <w:t xml:space="preserve">v.</w:t>
+      </w:r>
+      <w:r>
+        <w:rPr>
+          <w:i/>
+        </w:rPr>
+        <w:t xml:space="preserve"> </w:t>
+      </w:r>
+      <w:r>
+        <w:rPr>
+          <w:i/>
+        </w:rPr>
+        <w:t xml:space="preserve">Northrup</w:t>
+      </w:r>
+      <w:r>
+        <w:t xml:space="preserve">,</w:t>
+      </w:r>
+      <w:r>
+        <w:br/>
+      </w:r>
+      <w:r>
+        <w:t xml:space="preserve">2019</w:t>
       </w:r>
       <w:r>
         <w:t xml:space="preserve"> </w:t>
@@ -1566,7 +4289,7 @@
         <w:t xml:space="preserve"> </w:t>
       </w:r>
       <w:r>
-        <w:t xml:space="preserve">4932842</w:t>
+        <w:t xml:space="preserve">6838485</w:t>
       </w:r>
       <w:r>
         <w:t xml:space="preserve"> </w:t>
@@ -1590,7 +4313,7 @@
         <w:t xml:space="preserve"> </w:t>
       </w:r>
       <w:r>
-        <w:t xml:space="preserve">2020)</w:t>
+        <w:t xml:space="preserve">2019)</w:t>
       </w:r>
       <w:r>
         <w:t xml:space="preserve">   </w:t>
@@ -1610,7 +4333,7 @@
         <w:rPr>
           <w:i/>
         </w:rPr>
-        <w:t xml:space="preserve">Friends</w:t>
+        <w:t xml:space="preserve">Town</w:t>
       </w:r>
       <w:r>
         <w:rPr>
@@ -1634,31 +4357,7 @@
         <w:rPr>
           <w:i/>
         </w:rPr>
-        <w:t xml:space="preserve">Tower</w:t>
-      </w:r>
-      <w:r>
-        <w:rPr>
-          <w:i/>
-        </w:rPr>
-        <w:t xml:space="preserve"> </w:t>
-      </w:r>
-      <w:r>
-        <w:rPr>
-          <w:i/>
-        </w:rPr>
-        <w:t xml:space="preserve">Hill</w:t>
-      </w:r>
-      <w:r>
-        <w:rPr>
-          <w:i/>
-        </w:rPr>
-        <w:t xml:space="preserve"> </w:t>
-      </w:r>
-      <w:r>
-        <w:rPr>
-          <w:i/>
-        </w:rPr>
-        <w:t xml:space="preserve">Park</w:t>
+        <w:t xml:space="preserve">Denmark</w:t>
       </w:r>
       <w:r>
         <w:rPr>
@@ -1682,31 +4381,7 @@
         <w:rPr>
           <w:i/>
         </w:rPr>
-        <w:t xml:space="preserve">Foxfire</w:t>
-      </w:r>
-      <w:r>
-        <w:rPr>
-          <w:i/>
-        </w:rPr>
-        <w:t xml:space="preserve"> </w:t>
-      </w:r>
-      <w:r>
-        <w:rPr>
-          <w:i/>
-        </w:rPr>
-        <w:t xml:space="preserve">Props.,</w:t>
-      </w:r>
-      <w:r>
-        <w:rPr>
-          <w:i/>
-        </w:rPr>
-        <w:t xml:space="preserve"> </w:t>
-      </w:r>
-      <w:r>
-        <w:rPr>
-          <w:i/>
-        </w:rPr>
-        <w:t xml:space="preserve">LLC</w:t>
+        <w:t xml:space="preserve">Cordes</w:t>
       </w:r>
       <w:r>
         <w:t xml:space="preserve">,</w:t>
@@ -1715,7 +4390,7 @@
         <w:br/>
       </w:r>
       <w:r>
-        <w:t xml:space="preserve">2020</w:t>
+        <w:t xml:space="preserve">2021</w:t>
       </w:r>
       <w:r>
         <w:t xml:space="preserve"> </w:t>
@@ -1727,7 +4402,7 @@
         <w:t xml:space="preserve"> </w:t>
       </w:r>
       <w:r>
-        <w:t xml:space="preserve">994767</w:t>
+        <w:t xml:space="preserve">5441817</w:t>
       </w:r>
       <w:r>
         <w:t xml:space="preserve"> </w:t>
@@ -1751,7 +4426,7 @@
         <w:t xml:space="preserve"> </w:t>
       </w:r>
       <w:r>
-        <w:t xml:space="preserve">2020)</w:t>
+        <w:t xml:space="preserve">2021)</w:t>
       </w:r>
       <w:r>
         <w:t xml:space="preserve">   </w:t>
@@ -1760,3082 +4435,407 @@
         <w:tab/>
       </w:r>
       <w:r>
+        <w:t xml:space="preserve">5</w:t>
+      </w:r>
+    </w:p>
+    <w:p>
+      <w:pPr>
+        <w:pStyle w:val="CAToaGroup"/>
+      </w:pPr>
+      <w:r>
+        <w:t xml:space="preserve">Statutes:</w:t>
+      </w:r>
+    </w:p>
+    <w:p>
+      <w:pPr>
+        <w:pStyle w:val="CAToaEntry"/>
+      </w:pPr>
+      <w:r>
+        <w:t xml:space="preserve">15</w:t>
+      </w:r>
+      <w:r>
+        <w:t xml:space="preserve"> </w:t>
+      </w:r>
+      <w:r>
+        <w:t xml:space="preserve">U.S.C.</w:t>
+      </w:r>
+      <w:r>
+        <w:t xml:space="preserve"> </w:t>
+      </w:r>
+      <w:r>
+        <w:t xml:space="preserve">§</w:t>
+      </w:r>
+      <w:r>
+        <w:t xml:space="preserve"> </w:t>
+      </w:r>
+      <w:r>
+        <w:t xml:space="preserve">1692(a)</w:t>
+      </w:r>
+      <w:r>
+        <w:t xml:space="preserve">   </w:t>
+      </w:r>
+      <w:r>
+        <w:tab/>
+      </w:r>
+      <w:r>
+        <w:t xml:space="preserve">1</w:t>
+      </w:r>
+    </w:p>
+    <w:p>
+      <w:pPr>
+        <w:pStyle w:val="CAToaEntry"/>
+      </w:pPr>
+      <w:r>
+        <w:t xml:space="preserve">15</w:t>
+      </w:r>
+      <w:r>
+        <w:t xml:space="preserve"> </w:t>
+      </w:r>
+      <w:r>
+        <w:t xml:space="preserve">U.S.C.</w:t>
+      </w:r>
+      <w:r>
+        <w:t xml:space="preserve"> </w:t>
+      </w:r>
+      <w:r>
+        <w:t xml:space="preserve">§</w:t>
+      </w:r>
+      <w:r>
+        <w:t xml:space="preserve"> </w:t>
+      </w:r>
+      <w:r>
+        <w:t xml:space="preserve">1692f(1)</w:t>
+      </w:r>
+      <w:r>
+        <w:t xml:space="preserve">   </w:t>
+      </w:r>
+      <w:r>
+        <w:tab/>
+      </w:r>
+      <w:r>
+        <w:t xml:space="preserve">2, 3, 6, 11</w:t>
+      </w:r>
+    </w:p>
+    <w:p>
+      <w:pPr>
+        <w:pStyle w:val="CAToaEntry"/>
+      </w:pPr>
+      <w:r>
+        <w:t xml:space="preserve">Minn.</w:t>
+      </w:r>
+      <w:r>
+        <w:t xml:space="preserve"> </w:t>
+      </w:r>
+      <w:r>
+        <w:t xml:space="preserve">Stat.</w:t>
+      </w:r>
+      <w:r>
+        <w:t xml:space="preserve"> </w:t>
+      </w:r>
+      <w:r>
+        <w:t xml:space="preserve">§</w:t>
+      </w:r>
+      <w:r>
+        <w:t xml:space="preserve"> </w:t>
+      </w:r>
+      <w:r>
+        <w:t xml:space="preserve">548.101</w:t>
+      </w:r>
+      <w:r>
+        <w:t xml:space="preserve">   </w:t>
+      </w:r>
+      <w:r>
+        <w:tab/>
+      </w:r>
+      <w:r>
+        <w:t xml:space="preserve">7, 8, 9</w:t>
+      </w:r>
+    </w:p>
+    <w:p>
+      <w:pPr>
+        <w:pStyle w:val="CAToaEntry"/>
+      </w:pPr>
+      <w:r>
+        <w:t xml:space="preserve">Minn.</w:t>
+      </w:r>
+      <w:r>
+        <w:t xml:space="preserve"> </w:t>
+      </w:r>
+      <w:r>
+        <w:t xml:space="preserve">Stat.</w:t>
+      </w:r>
+      <w:r>
+        <w:t xml:space="preserve"> </w:t>
+      </w:r>
+      <w:r>
+        <w:t xml:space="preserve">§</w:t>
+      </w:r>
+      <w:r>
+        <w:t xml:space="preserve"> </w:t>
+      </w:r>
+      <w:r>
+        <w:t xml:space="preserve">548.101(a)⁠(5)</w:t>
+      </w:r>
+      <w:r>
+        <w:t xml:space="preserve">   </w:t>
+      </w:r>
+      <w:r>
+        <w:tab/>
+      </w:r>
+      <w:r>
+        <w:t xml:space="preserve">8</w:t>
+      </w:r>
+    </w:p>
+    <w:p>
+      <w:pPr>
+        <w:pStyle w:val="CAToaGroup"/>
+      </w:pPr>
+      <w:r>
+        <w:t xml:space="preserve">Rules:</w:t>
+      </w:r>
+    </w:p>
+    <w:p>
+      <w:pPr>
+        <w:pStyle w:val="CAToaEntry"/>
+      </w:pPr>
+      <w:r>
+        <w:t xml:space="preserve">Minn.</w:t>
+      </w:r>
+      <w:r>
+        <w:t xml:space="preserve"> </w:t>
+      </w:r>
+      <w:r>
+        <w:t xml:space="preserve">R.</w:t>
+      </w:r>
+      <w:r>
+        <w:t xml:space="preserve"> </w:t>
+      </w:r>
+      <w:r>
+        <w:t xml:space="preserve">Civ.</w:t>
+      </w:r>
+      <w:r>
+        <w:t xml:space="preserve"> </w:t>
+      </w:r>
+      <w:r>
+        <w:t xml:space="preserve">P.</w:t>
+      </w:r>
+      <w:r>
+        <w:t xml:space="preserve"> </w:t>
+      </w:r>
+      <w:r>
+        <w:t xml:space="preserve">55.01(a)</w:t>
+      </w:r>
+      <w:r>
+        <w:t xml:space="preserve">   </w:t>
+      </w:r>
+      <w:r>
+        <w:tab/>
+      </w:r>
+      <w:r>
+        <w:t xml:space="preserve">7</w:t>
+      </w:r>
+    </w:p>
+    <w:p>
+      <w:pPr>
+        <w:pStyle w:val="CAToaGroup"/>
+      </w:pPr>
+      <w:r>
+        <w:t xml:space="preserve">Other Authorities:</w:t>
+      </w:r>
+    </w:p>
+    <w:p>
+      <w:pPr>
+        <w:pStyle w:val="CAToaEntry"/>
+      </w:pPr>
+      <w:r>
+        <w:t xml:space="preserve">https://⁠files.consumerfinance.gov/​f/201509_cfpb_consent-order-encore-capital-group.pdf</w:t>
+      </w:r>
+      <w:r>
+        <w:t xml:space="preserve">   </w:t>
+      </w:r>
+      <w:r>
+        <w:tab/>
+      </w:r>
+      <w:r>
+        <w:t xml:space="preserve">2</w:t>
+      </w:r>
+    </w:p>
+    <w:p>
+      <w:pPr>
+        <w:pStyle w:val="CAToaEntry"/>
+      </w:pPr>
+      <w:r>
+        <w:t xml:space="preserve">https://⁠files.consumerfinance.gov/​f/​documents/​cfpb_encore-capital-group-et-al_stipulated-final-judgment-and-order_2020</w:t>
+      </w:r>
+      <w:r>
+        <w:noBreakHyphen/>
+      </w:r>
+      <w:r>
+        <w:t xml:space="preserve">10.pdf</w:t>
+      </w:r>
+      <w:r>
+        <w:t xml:space="preserve">   </w:t>
+      </w:r>
+      <w:r>
+        <w:tab/>
+      </w:r>
+      <w:r>
+        <w:t xml:space="preserve">2</w:t>
+      </w:r>
+    </w:p>
+    <w:p>
+      <w:pPr>
+        <w:pStyle w:val="CAToaEntry"/>
+      </w:pPr>
+      <w:r>
+        <w:t xml:space="preserve">Muchlinksi,</w:t>
+      </w:r>
+      <w:r>
+        <w:t xml:space="preserve"> </w:t>
+      </w:r>
+      <w:r>
+        <w:t xml:space="preserve">Joe</w:t>
+      </w:r>
+      <w:r>
+        <w:t xml:space="preserve"> </w:t>
+      </w:r>
+      <w:r>
+        <w:t xml:space="preserve">(2015)</w:t>
+      </w:r>
+      <w:r>
+        <w:t xml:space="preserve"> </w:t>
+      </w:r>
+      <w:r>
+        <w:t xml:space="preserve">“Constraining</w:t>
+      </w:r>
+      <w:r>
+        <w:t xml:space="preserve"> </w:t>
+      </w:r>
+      <w:r>
+        <w:t xml:space="preserve">Minnesota’s</w:t>
+      </w:r>
+      <w:r>
+        <w:t xml:space="preserve"> </w:t>
+      </w:r>
+      <w:r>
+        <w:t xml:space="preserve">Hip-Pocket</w:t>
+      </w:r>
+      <w:r>
+        <w:t xml:space="preserve"> </w:t>
+      </w:r>
+      <w:r>
+        <w:t xml:space="preserve">Regime:</w:t>
+      </w:r>
+      <w:r>
+        <w:t xml:space="preserve"> </w:t>
+      </w:r>
+      <w:r>
+        <w:t xml:space="preserve">Too</w:t>
+      </w:r>
+      <w:r>
+        <w:t xml:space="preserve"> </w:t>
+      </w:r>
+      <w:r>
+        <w:t xml:space="preserve">Much</w:t>
+      </w:r>
+      <w:r>
+        <w:t xml:space="preserve"> </w:t>
+      </w:r>
+      <w:r>
+        <w:t xml:space="preserve">or</w:t>
+      </w:r>
+      <w:r>
+        <w:t xml:space="preserve"> </w:t>
+      </w:r>
+      <w:r>
+        <w:t xml:space="preserve">Not</w:t>
+      </w:r>
+      <w:r>
+        <w:t xml:space="preserve"> </w:t>
+      </w:r>
+      <w:r>
+        <w:t xml:space="preserve">Enough?</w:t>
+      </w:r>
+      <w:r>
+        <w:t xml:space="preserve"> </w:t>
+      </w:r>
+      <w:r>
+        <w:t xml:space="preserve">(Or</w:t>
+      </w:r>
+      <w:r>
+        <w:t xml:space="preserve"> </w:t>
+      </w:r>
+      <w:r>
+        <w:t xml:space="preserve">Both?)</w:t>
+      </w:r>
+      <w:r>
+        <w:t xml:space="preserve"> </w:t>
+      </w:r>
+      <w:r>
+        <w:t xml:space="preserve">(Or</w:t>
+      </w:r>
+      <w:r>
+        <w:t xml:space="preserve"> </w:t>
+      </w:r>
+      <w:r>
+        <w:t xml:space="preserve">Neither?)”</w:t>
+      </w:r>
+      <w:r>
+        <w:t xml:space="preserve"> </w:t>
+      </w:r>
+      <w:r>
+        <w:t xml:space="preserve">WILLIAM</w:t>
+      </w:r>
+      <w:r>
+        <w:t xml:space="preserve"> </w:t>
+      </w:r>
+      <w:r>
+        <w:t xml:space="preserve">MITCHEL</w:t>
+      </w:r>
+      <w:r>
+        <w:t xml:space="preserve"> </w:t>
+      </w:r>
+      <w:r>
+        <w:t xml:space="preserve">LAW</w:t>
+      </w:r>
+      <w:r>
+        <w:t xml:space="preserve"> </w:t>
+      </w:r>
+      <w:r>
+        <w:t xml:space="preserve">REVIEW,</w:t>
+      </w:r>
+      <w:r>
+        <w:t xml:space="preserve"> </w:t>
+      </w:r>
+      <w:r>
+        <w:t xml:space="preserve">Vol.</w:t>
+      </w:r>
+      <w:r>
+        <w:t xml:space="preserve"> </w:t>
+      </w:r>
+      <w:r>
+        <w:t xml:space="preserve">41,</w:t>
+      </w:r>
+      <w:r>
+        <w:t xml:space="preserve"> </w:t>
+      </w:r>
+      <w:r>
+        <w:t xml:space="preserve">Issue</w:t>
+      </w:r>
+      <w:r>
+        <w:t xml:space="preserve"> </w:t>
+      </w:r>
+      <w:r>
+        <w:t xml:space="preserve">4</w:t>
+      </w:r>
+      <w:r>
+        <w:t xml:space="preserve">   </w:t>
+      </w:r>
+      <w:r>
+        <w:tab/>
+      </w:r>
+      <w:r>
         <w:t xml:space="preserve">6</w:t>
-      </w:r>
-    </w:p>
-    <w:p>
-      <w:pPr>
-        <w:pStyle w:val="CAToaEntry"/>
-      </w:pPr>
-      <w:r>
-        <w:rPr>
-          <w:i/>
-        </w:rPr>
-        <w:t xml:space="preserve">Great</w:t>
-      </w:r>
-      <w:r>
-        <w:rPr>
-          <w:i/>
-        </w:rPr>
-        <w:t xml:space="preserve"> </w:t>
-      </w:r>
-      <w:r>
-        <w:rPr>
-          <w:i/>
-        </w:rPr>
-        <w:t xml:space="preserve">Plains</w:t>
-      </w:r>
-      <w:r>
-        <w:rPr>
-          <w:i/>
-        </w:rPr>
-        <w:t xml:space="preserve"> </w:t>
-      </w:r>
-      <w:r>
-        <w:rPr>
-          <w:i/>
-        </w:rPr>
-        <w:t xml:space="preserve">Ed.</w:t>
-      </w:r>
-      <w:r>
-        <w:rPr>
-          <w:i/>
-        </w:rPr>
-        <w:t xml:space="preserve"> </w:t>
-      </w:r>
-      <w:r>
-        <w:rPr>
-          <w:i/>
-        </w:rPr>
-        <w:t xml:space="preserve">Found.,</w:t>
-      </w:r>
-      <w:r>
-        <w:rPr>
-          <w:i/>
-        </w:rPr>
-        <w:t xml:space="preserve"> </w:t>
-      </w:r>
-      <w:r>
-        <w:rPr>
-          <w:i/>
-        </w:rPr>
-        <w:t xml:space="preserve">Inc. v.</w:t>
-      </w:r>
-      <w:r>
-        <w:rPr>
-          <w:i/>
-        </w:rPr>
-        <w:t xml:space="preserve"> </w:t>
-      </w:r>
-      <w:r>
-        <w:rPr>
-          <w:i/>
-        </w:rPr>
-        <w:t xml:space="preserve">Student</w:t>
-      </w:r>
-      <w:r>
-        <w:rPr>
-          <w:i/>
-        </w:rPr>
-        <w:t xml:space="preserve"> </w:t>
-      </w:r>
-      <w:r>
-        <w:rPr>
-          <w:i/>
-        </w:rPr>
-        <w:t xml:space="preserve">Loan</w:t>
-      </w:r>
-      <w:r>
-        <w:rPr>
-          <w:i/>
-        </w:rPr>
-        <w:t xml:space="preserve"> </w:t>
-      </w:r>
-      <w:r>
-        <w:rPr>
-          <w:i/>
-        </w:rPr>
-        <w:t xml:space="preserve">Fin.</w:t>
-      </w:r>
-      <w:r>
-        <w:rPr>
-          <w:i/>
-        </w:rPr>
-        <w:t xml:space="preserve"> </w:t>
-      </w:r>
-      <w:r>
-        <w:rPr>
-          <w:i/>
-        </w:rPr>
-        <w:t xml:space="preserve">Corp.</w:t>
-      </w:r>
-      <w:r>
-        <w:t xml:space="preserve">,</w:t>
-      </w:r>
-      <w:r>
-        <w:br/>
-      </w:r>
-      <w:r>
-        <w:t xml:space="preserve">954</w:t>
-      </w:r>
-      <w:r>
-        <w:t xml:space="preserve"> </w:t>
-      </w:r>
-      <w:r>
-        <w:t xml:space="preserve">N.W.2d</w:t>
-      </w:r>
-      <w:r>
-        <w:t xml:space="preserve"> </w:t>
-      </w:r>
-      <w:r>
-        <w:t xml:space="preserve">844</w:t>
-      </w:r>
-      <w:r>
-        <w:t xml:space="preserve"> </w:t>
-      </w:r>
-      <w:r>
-        <w:t xml:space="preserve">(Minn.</w:t>
-      </w:r>
-      <w:r>
-        <w:t xml:space="preserve"> </w:t>
-      </w:r>
-      <w:r>
-        <w:t xml:space="preserve">Ct.</w:t>
-      </w:r>
-      <w:r>
-        <w:t xml:space="preserve"> </w:t>
-      </w:r>
-      <w:r>
-        <w:t xml:space="preserve">App.</w:t>
-      </w:r>
-      <w:r>
-        <w:t xml:space="preserve"> </w:t>
-      </w:r>
-      <w:r>
-        <w:t xml:space="preserve">2020)</w:t>
-      </w:r>
-      <w:r>
-        <w:t xml:space="preserve">   </w:t>
-      </w:r>
-      <w:r>
-        <w:tab/>
-      </w:r>
-      <w:r>
-        <w:t xml:space="preserve">5</w:t>
-      </w:r>
-    </w:p>
-    <w:p>
-      <w:pPr>
-        <w:pStyle w:val="CAToaEntry"/>
-      </w:pPr>
-      <w:r>
-        <w:rPr>
-          <w:i/>
-        </w:rPr>
-        <w:t xml:space="preserve">Hacker</w:t>
-      </w:r>
-      <w:r>
-        <w:rPr>
-          <w:i/>
-        </w:rPr>
-        <w:t xml:space="preserve"> </w:t>
-      </w:r>
-      <w:r>
-        <w:rPr>
-          <w:i/>
-        </w:rPr>
-        <w:t xml:space="preserve">v.</w:t>
-      </w:r>
-      <w:r>
-        <w:rPr>
-          <w:i/>
-        </w:rPr>
-        <w:t xml:space="preserve"> </w:t>
-      </w:r>
-      <w:r>
-        <w:rPr>
-          <w:i/>
-        </w:rPr>
-        <w:t xml:space="preserve">Barnhart</w:t>
-      </w:r>
-      <w:r>
-        <w:t xml:space="preserve">,</w:t>
-      </w:r>
-      <w:r>
-        <w:br/>
-      </w:r>
-      <w:r>
-        <w:t xml:space="preserve">459</w:t>
-      </w:r>
-      <w:r>
-        <w:t xml:space="preserve"> </w:t>
-      </w:r>
-      <w:r>
-        <w:t xml:space="preserve">F.3d</w:t>
-      </w:r>
-      <w:r>
-        <w:t xml:space="preserve"> </w:t>
-      </w:r>
-      <w:r>
-        <w:t xml:space="preserve">934</w:t>
-      </w:r>
-      <w:r>
-        <w:t xml:space="preserve"> </w:t>
-      </w:r>
-      <w:r>
-        <w:t xml:space="preserve">(8th</w:t>
-      </w:r>
-      <w:r>
-        <w:t xml:space="preserve"> </w:t>
-      </w:r>
-      <w:r>
-        <w:t xml:space="preserve">Cir.</w:t>
-      </w:r>
-      <w:r>
-        <w:t xml:space="preserve"> </w:t>
-      </w:r>
-      <w:r>
-        <w:t xml:space="preserve">2006)</w:t>
-      </w:r>
-      <w:r>
-        <w:t xml:space="preserve">   </w:t>
-      </w:r>
-      <w:r>
-        <w:tab/>
-      </w:r>
-      <w:r>
-        <w:t xml:space="preserve">3</w:t>
-      </w:r>
-    </w:p>
-    <w:p>
-      <w:pPr>
-        <w:pStyle w:val="CAToaEntry"/>
-      </w:pPr>
-      <w:r>
-        <w:rPr>
-          <w:i/>
-        </w:rPr>
-        <w:t xml:space="preserve">Harris</w:t>
-      </w:r>
-      <w:r>
-        <w:rPr>
-          <w:i/>
-        </w:rPr>
-        <w:t xml:space="preserve"> </w:t>
-      </w:r>
-      <w:r>
-        <w:rPr>
-          <w:i/>
-        </w:rPr>
-        <w:t xml:space="preserve">v.</w:t>
-      </w:r>
-      <w:r>
-        <w:rPr>
-          <w:i/>
-        </w:rPr>
-        <w:t xml:space="preserve"> </w:t>
-      </w:r>
-      <w:r>
-        <w:rPr>
-          <w:i/>
-        </w:rPr>
-        <w:t xml:space="preserve">Chase</w:t>
-      </w:r>
-      <w:r>
-        <w:rPr>
-          <w:i/>
-        </w:rPr>
-        <w:t xml:space="preserve"> </w:t>
-      </w:r>
-      <w:r>
-        <w:rPr>
-          <w:i/>
-        </w:rPr>
-        <w:t xml:space="preserve">Bank</w:t>
-      </w:r>
-      <w:r>
-        <w:rPr>
-          <w:i/>
-        </w:rPr>
-        <w:t xml:space="preserve"> </w:t>
-      </w:r>
-      <w:r>
-        <w:rPr>
-          <w:i/>
-        </w:rPr>
-        <w:t xml:space="preserve">USA,</w:t>
-      </w:r>
-      <w:r>
-        <w:rPr>
-          <w:i/>
-        </w:rPr>
-        <w:t xml:space="preserve"> </w:t>
-      </w:r>
-      <w:r>
-        <w:rPr>
-          <w:i/>
-        </w:rPr>
-        <w:t xml:space="preserve">N.A.</w:t>
-      </w:r>
-      <w:r>
-        <w:t xml:space="preserve">,</w:t>
-      </w:r>
-      <w:r>
-        <w:br/>
-      </w:r>
-      <w:r>
-        <w:t xml:space="preserve">2012</w:t>
-      </w:r>
-      <w:r>
-        <w:t xml:space="preserve"> </w:t>
-      </w:r>
-      <w:r>
-        <w:t xml:space="preserve">WL</w:t>
-      </w:r>
-      <w:r>
-        <w:t xml:space="preserve"> </w:t>
-      </w:r>
-      <w:r>
-        <w:t xml:space="preserve">1948775</w:t>
-      </w:r>
-      <w:r>
-        <w:t xml:space="preserve"> </w:t>
-      </w:r>
-      <w:r>
-        <w:t xml:space="preserve">(D.</w:t>
-      </w:r>
-      <w:r>
-        <w:t xml:space="preserve"> </w:t>
-      </w:r>
-      <w:r>
-        <w:t xml:space="preserve">Minn.</w:t>
-      </w:r>
-      <w:r>
-        <w:t xml:space="preserve"> </w:t>
-      </w:r>
-      <w:r>
-        <w:t xml:space="preserve">May</w:t>
-      </w:r>
-      <w:r>
-        <w:t xml:space="preserve"> </w:t>
-      </w:r>
-      <w:r>
-        <w:t xml:space="preserve">30,</w:t>
-      </w:r>
-      <w:r>
-        <w:t xml:space="preserve"> </w:t>
-      </w:r>
-      <w:r>
-        <w:t xml:space="preserve">2012)</w:t>
-      </w:r>
-      <w:r>
-        <w:t xml:space="preserve">   </w:t>
-      </w:r>
-      <w:r>
-        <w:tab/>
-      </w:r>
-      <w:r>
-        <w:t xml:space="preserve">7</w:t>
-      </w:r>
-    </w:p>
-    <w:p>
-      <w:pPr>
-        <w:pStyle w:val="CAToaEntry"/>
-      </w:pPr>
-      <w:r>
-        <w:rPr>
-          <w:i/>
-        </w:rPr>
-        <w:t xml:space="preserve">Hauschildt</w:t>
-      </w:r>
-      <w:r>
-        <w:rPr>
-          <w:i/>
-        </w:rPr>
-        <w:t xml:space="preserve"> </w:t>
-      </w:r>
-      <w:r>
-        <w:rPr>
-          <w:i/>
-        </w:rPr>
-        <w:t xml:space="preserve">v.</w:t>
-      </w:r>
-      <w:r>
-        <w:rPr>
-          <w:i/>
-        </w:rPr>
-        <w:t xml:space="preserve"> </w:t>
-      </w:r>
-      <w:r>
-        <w:rPr>
-          <w:i/>
-        </w:rPr>
-        <w:t xml:space="preserve">Beckingham</w:t>
-      </w:r>
-      <w:r>
-        <w:t xml:space="preserve">,</w:t>
-      </w:r>
-      <w:r>
-        <w:br/>
-      </w:r>
-      <w:r>
-        <w:t xml:space="preserve">686</w:t>
-      </w:r>
-      <w:r>
-        <w:t xml:space="preserve"> </w:t>
-      </w:r>
-      <w:r>
-        <w:t xml:space="preserve">N.W.2d</w:t>
-      </w:r>
-      <w:r>
-        <w:t xml:space="preserve"> </w:t>
-      </w:r>
-      <w:r>
-        <w:t xml:space="preserve">829</w:t>
-      </w:r>
-      <w:r>
-        <w:t xml:space="preserve"> </w:t>
-      </w:r>
-      <w:r>
-        <w:t xml:space="preserve">(Minn.</w:t>
-      </w:r>
-      <w:r>
-        <w:t xml:space="preserve"> </w:t>
-      </w:r>
-      <w:r>
-        <w:t xml:space="preserve">2004)</w:t>
-      </w:r>
-      <w:r>
-        <w:t xml:space="preserve">   </w:t>
-      </w:r>
-      <w:r>
-        <w:tab/>
-      </w:r>
-      <w:r>
-        <w:t xml:space="preserve">3, 6</w:t>
-      </w:r>
-    </w:p>
-    <w:p>
-      <w:pPr>
-        <w:pStyle w:val="CAToaEntry"/>
-      </w:pPr>
-      <w:r>
-        <w:rPr>
-          <w:i/>
-        </w:rPr>
-        <w:t xml:space="preserve">Heintz</w:t>
-      </w:r>
-      <w:r>
-        <w:rPr>
-          <w:i/>
-        </w:rPr>
-        <w:t xml:space="preserve"> </w:t>
-      </w:r>
-      <w:r>
-        <w:rPr>
-          <w:i/>
-        </w:rPr>
-        <w:t xml:space="preserve">v.</w:t>
-      </w:r>
-      <w:r>
-        <w:rPr>
-          <w:i/>
-        </w:rPr>
-        <w:t xml:space="preserve"> </w:t>
-      </w:r>
-      <w:r>
-        <w:rPr>
-          <w:i/>
-        </w:rPr>
-        <w:t xml:space="preserve">Jenkins</w:t>
-      </w:r>
-      <w:r>
-        <w:t xml:space="preserve">,</w:t>
-      </w:r>
-      <w:r>
-        <w:br/>
-      </w:r>
-      <w:r>
-        <w:t xml:space="preserve">514</w:t>
-      </w:r>
-      <w:r>
-        <w:t xml:space="preserve"> </w:t>
-      </w:r>
-      <w:r>
-        <w:t xml:space="preserve">U.S.</w:t>
-      </w:r>
-      <w:r>
-        <w:t xml:space="preserve"> </w:t>
-      </w:r>
-      <w:r>
-        <w:t xml:space="preserve">291</w:t>
-      </w:r>
-      <w:r>
-        <w:t xml:space="preserve"> </w:t>
-      </w:r>
-      <w:r>
-        <w:t xml:space="preserve">(1995)</w:t>
-      </w:r>
-      <w:r>
-        <w:t xml:space="preserve">   </w:t>
-      </w:r>
-      <w:r>
-        <w:tab/>
-      </w:r>
-      <w:r>
-        <w:t xml:space="preserve">1</w:t>
-      </w:r>
-    </w:p>
-    <w:p>
-      <w:pPr>
-        <w:pStyle w:val="CAToaEntry"/>
-      </w:pPr>
-      <w:r>
-        <w:rPr>
-          <w:i/>
-        </w:rPr>
-        <w:t xml:space="preserve">Heroux</w:t>
-      </w:r>
-      <w:r>
-        <w:rPr>
-          <w:i/>
-        </w:rPr>
-        <w:t xml:space="preserve"> </w:t>
-      </w:r>
-      <w:r>
-        <w:rPr>
-          <w:i/>
-        </w:rPr>
-        <w:t xml:space="preserve">v.</w:t>
-      </w:r>
-      <w:r>
-        <w:rPr>
-          <w:i/>
-        </w:rPr>
-        <w:t xml:space="preserve"> </w:t>
-      </w:r>
-      <w:r>
-        <w:rPr>
-          <w:i/>
-        </w:rPr>
-        <w:t xml:space="preserve">Callidus</w:t>
-      </w:r>
-      <w:r>
-        <w:rPr>
-          <w:i/>
-        </w:rPr>
-        <w:t xml:space="preserve"> </w:t>
-      </w:r>
-      <w:r>
-        <w:rPr>
-          <w:i/>
-        </w:rPr>
-        <w:t xml:space="preserve">Portfolio</w:t>
-      </w:r>
-      <w:r>
-        <w:rPr>
-          <w:i/>
-        </w:rPr>
-        <w:t xml:space="preserve"> </w:t>
-      </w:r>
-      <w:r>
-        <w:rPr>
-          <w:i/>
-        </w:rPr>
-        <w:t xml:space="preserve">Mgmt.,</w:t>
-      </w:r>
-      <w:r>
-        <w:rPr>
-          <w:i/>
-        </w:rPr>
-        <w:t xml:space="preserve"> </w:t>
-      </w:r>
-      <w:r>
-        <w:rPr>
-          <w:i/>
-        </w:rPr>
-        <w:t xml:space="preserve">Inc.</w:t>
-      </w:r>
-      <w:r>
-        <w:t xml:space="preserve">,</w:t>
-      </w:r>
-      <w:r>
-        <w:br/>
-      </w:r>
-      <w:r>
-        <w:t xml:space="preserve">2018</w:t>
-      </w:r>
-      <w:r>
-        <w:t xml:space="preserve"> </w:t>
-      </w:r>
-      <w:r>
-        <w:t xml:space="preserve">WL</w:t>
-      </w:r>
-      <w:r>
-        <w:t xml:space="preserve"> </w:t>
-      </w:r>
-      <w:r>
-        <w:t xml:space="preserve">2018069</w:t>
-      </w:r>
-      <w:r>
-        <w:t xml:space="preserve"> </w:t>
-      </w:r>
-      <w:r>
-        <w:t xml:space="preserve">(D.</w:t>
-      </w:r>
-      <w:r>
-        <w:t xml:space="preserve"> </w:t>
-      </w:r>
-      <w:r>
-        <w:t xml:space="preserve">Minn.</w:t>
-      </w:r>
-      <w:r>
-        <w:t xml:space="preserve"> </w:t>
-      </w:r>
-      <w:r>
-        <w:t xml:space="preserve">2018)</w:t>
-      </w:r>
-      <w:r>
-        <w:t xml:space="preserve">   </w:t>
-      </w:r>
-      <w:r>
-        <w:tab/>
-      </w:r>
-      <w:r>
-        <w:t xml:space="preserve">5</w:t>
-      </w:r>
-    </w:p>
-    <w:p>
-      <w:pPr>
-        <w:pStyle w:val="CAToaEntry"/>
-      </w:pPr>
-      <w:r>
-        <w:rPr>
-          <w:i/>
-        </w:rPr>
-        <w:t xml:space="preserve">Husten</w:t>
-      </w:r>
-      <w:r>
-        <w:rPr>
-          <w:i/>
-        </w:rPr>
-        <w:t xml:space="preserve"> </w:t>
-      </w:r>
-      <w:r>
-        <w:rPr>
-          <w:i/>
-        </w:rPr>
-        <w:t xml:space="preserve">v.</w:t>
-      </w:r>
-      <w:r>
-        <w:rPr>
-          <w:i/>
-        </w:rPr>
-        <w:t xml:space="preserve"> </w:t>
-      </w:r>
-      <w:r>
-        <w:rPr>
-          <w:i/>
-        </w:rPr>
-        <w:t xml:space="preserve">Schnell</w:t>
-      </w:r>
-      <w:r>
-        <w:t xml:space="preserve">,</w:t>
-      </w:r>
-      <w:r>
-        <w:br/>
-      </w:r>
-      <w:r>
-        <w:t xml:space="preserve">969</w:t>
-      </w:r>
-      <w:r>
-        <w:t xml:space="preserve"> </w:t>
-      </w:r>
-      <w:r>
-        <w:t xml:space="preserve">N.W.2d</w:t>
-      </w:r>
-      <w:r>
-        <w:t xml:space="preserve"> </w:t>
-      </w:r>
-      <w:r>
-        <w:t xml:space="preserve">851</w:t>
-      </w:r>
-      <w:r>
-        <w:t xml:space="preserve"> </w:t>
-      </w:r>
-      <w:r>
-        <w:t xml:space="preserve">(Minn.</w:t>
-      </w:r>
-      <w:r>
-        <w:t xml:space="preserve"> </w:t>
-      </w:r>
-      <w:r>
-        <w:t xml:space="preserve">Ct.</w:t>
-      </w:r>
-      <w:r>
-        <w:t xml:space="preserve"> </w:t>
-      </w:r>
-      <w:r>
-        <w:t xml:space="preserve">App.</w:t>
-      </w:r>
-      <w:r>
-        <w:t xml:space="preserve"> </w:t>
-      </w:r>
-      <w:r>
-        <w:t xml:space="preserve">2021)</w:t>
-      </w:r>
-      <w:r>
-        <w:t xml:space="preserve">   </w:t>
-      </w:r>
-      <w:r>
-        <w:tab/>
-      </w:r>
-      <w:r>
-        <w:t xml:space="preserve">5</w:t>
-      </w:r>
-    </w:p>
-    <w:p>
-      <w:pPr>
-        <w:pStyle w:val="CAToaEntry"/>
-      </w:pPr>
-      <w:r>
-        <w:rPr>
-          <w:i/>
-        </w:rPr>
-        <w:t xml:space="preserve">In</w:t>
-      </w:r>
-      <w:r>
-        <w:rPr>
-          <w:i/>
-        </w:rPr>
-        <w:t xml:space="preserve"> </w:t>
-      </w:r>
-      <w:r>
-        <w:rPr>
-          <w:i/>
-        </w:rPr>
-        <w:t xml:space="preserve">re</w:t>
-      </w:r>
-      <w:r>
-        <w:rPr>
-          <w:i/>
-        </w:rPr>
-        <w:t xml:space="preserve"> </w:t>
-      </w:r>
-      <w:r>
-        <w:rPr>
-          <w:i/>
-        </w:rPr>
-        <w:t xml:space="preserve">Estate</w:t>
-      </w:r>
-      <w:r>
-        <w:rPr>
-          <w:i/>
-        </w:rPr>
-        <w:t xml:space="preserve"> </w:t>
-      </w:r>
-      <w:r>
-        <w:rPr>
-          <w:i/>
-        </w:rPr>
-        <w:t xml:space="preserve">of</w:t>
-      </w:r>
-      <w:r>
-        <w:rPr>
-          <w:i/>
-        </w:rPr>
-        <w:t xml:space="preserve"> </w:t>
-      </w:r>
-      <w:r>
-        <w:rPr>
-          <w:i/>
-        </w:rPr>
-        <w:t xml:space="preserve">Chisolm</w:t>
-      </w:r>
-      <w:r>
-        <w:t xml:space="preserve">,</w:t>
-      </w:r>
-      <w:r>
-        <w:br/>
-      </w:r>
-      <w:r>
-        <w:t xml:space="preserve">2018</w:t>
-      </w:r>
-      <w:r>
-        <w:t xml:space="preserve"> </w:t>
-      </w:r>
-      <w:r>
-        <w:t xml:space="preserve">WL</w:t>
-      </w:r>
-      <w:r>
-        <w:t xml:space="preserve"> </w:t>
-      </w:r>
-      <w:r>
-        <w:t xml:space="preserve">492614</w:t>
-      </w:r>
-      <w:r>
-        <w:t xml:space="preserve"> </w:t>
-      </w:r>
-      <w:r>
-        <w:t xml:space="preserve">(Minn.</w:t>
-      </w:r>
-      <w:r>
-        <w:t xml:space="preserve"> </w:t>
-      </w:r>
-      <w:r>
-        <w:t xml:space="preserve">Ct.</w:t>
-      </w:r>
-      <w:r>
-        <w:t xml:space="preserve"> </w:t>
-      </w:r>
-      <w:r>
-        <w:t xml:space="preserve">App.</w:t>
-      </w:r>
-      <w:r>
-        <w:t xml:space="preserve"> </w:t>
-      </w:r>
-      <w:r>
-        <w:t xml:space="preserve">2018)</w:t>
-      </w:r>
-      <w:r>
-        <w:t xml:space="preserve">   </w:t>
-      </w:r>
-      <w:r>
-        <w:tab/>
-      </w:r>
-      <w:r>
-        <w:t xml:space="preserve">6</w:t>
-      </w:r>
-    </w:p>
-    <w:p>
-      <w:pPr>
-        <w:pStyle w:val="CAToaEntry"/>
-      </w:pPr>
-      <w:r>
-        <w:rPr>
-          <w:i/>
-        </w:rPr>
-        <w:t xml:space="preserve">In</w:t>
-      </w:r>
-      <w:r>
-        <w:rPr>
-          <w:i/>
-        </w:rPr>
-        <w:t xml:space="preserve"> </w:t>
-      </w:r>
-      <w:r>
-        <w:rPr>
-          <w:i/>
-        </w:rPr>
-        <w:t xml:space="preserve">re</w:t>
-      </w:r>
-      <w:r>
-        <w:rPr>
-          <w:i/>
-        </w:rPr>
-        <w:t xml:space="preserve"> </w:t>
-      </w:r>
-      <w:r>
-        <w:rPr>
-          <w:i/>
-        </w:rPr>
-        <w:t xml:space="preserve">Trust</w:t>
-      </w:r>
-      <w:r>
-        <w:rPr>
-          <w:i/>
-        </w:rPr>
-        <w:t xml:space="preserve"> </w:t>
-      </w:r>
-      <w:r>
-        <w:rPr>
-          <w:i/>
-        </w:rPr>
-        <w:t xml:space="preserve">Agreement</w:t>
-      </w:r>
-      <w:r>
-        <w:rPr>
-          <w:i/>
-        </w:rPr>
-        <w:t xml:space="preserve"> </w:t>
-      </w:r>
-      <w:r>
-        <w:rPr>
-          <w:i/>
-        </w:rPr>
-        <w:t xml:space="preserve">of</w:t>
-      </w:r>
-      <w:r>
-        <w:rPr>
-          <w:i/>
-        </w:rPr>
-        <w:t xml:space="preserve"> </w:t>
-      </w:r>
-      <w:r>
-        <w:rPr>
-          <w:i/>
-        </w:rPr>
-        <w:t xml:space="preserve">Johnson</w:t>
-      </w:r>
-      <w:r>
-        <w:t xml:space="preserve">,</w:t>
-      </w:r>
-      <w:r>
-        <w:br/>
-      </w:r>
-      <w:r>
-        <w:t xml:space="preserve">2015</w:t>
-      </w:r>
-      <w:r>
-        <w:t xml:space="preserve"> </w:t>
-      </w:r>
-      <w:r>
-        <w:t xml:space="preserve">WL</w:t>
-      </w:r>
-      <w:r>
-        <w:t xml:space="preserve"> </w:t>
-      </w:r>
-      <w:r>
-        <w:t xml:space="preserve">4715341</w:t>
-      </w:r>
-      <w:r>
-        <w:t xml:space="preserve"> </w:t>
-      </w:r>
-      <w:r>
-        <w:t xml:space="preserve">(Minn.</w:t>
-      </w:r>
-      <w:r>
-        <w:t xml:space="preserve"> </w:t>
-      </w:r>
-      <w:r>
-        <w:t xml:space="preserve">Ct.</w:t>
-      </w:r>
-      <w:r>
-        <w:t xml:space="preserve"> </w:t>
-      </w:r>
-      <w:r>
-        <w:t xml:space="preserve">App.</w:t>
-      </w:r>
-      <w:r>
-        <w:t xml:space="preserve"> </w:t>
-      </w:r>
-      <w:r>
-        <w:t xml:space="preserve">2015)</w:t>
-      </w:r>
-      <w:r>
-        <w:t xml:space="preserve">   </w:t>
-      </w:r>
-      <w:r>
-        <w:tab/>
-      </w:r>
-      <w:r>
-        <w:t xml:space="preserve">6</w:t>
-      </w:r>
-    </w:p>
-    <w:p>
-      <w:pPr>
-        <w:pStyle w:val="CAToaEntry"/>
-      </w:pPr>
-      <w:r>
-        <w:rPr>
-          <w:i/>
-        </w:rPr>
-        <w:t xml:space="preserve">Isanti</w:t>
-      </w:r>
-      <w:r>
-        <w:rPr>
-          <w:i/>
-        </w:rPr>
-        <w:t xml:space="preserve"> </w:t>
-      </w:r>
-      <w:r>
-        <w:rPr>
-          <w:i/>
-        </w:rPr>
-        <w:t xml:space="preserve">Pines</w:t>
-      </w:r>
-      <w:r>
-        <w:rPr>
-          <w:i/>
-        </w:rPr>
-        <w:t xml:space="preserve"> </w:t>
-      </w:r>
-      <w:r>
-        <w:rPr>
-          <w:i/>
-        </w:rPr>
-        <w:t xml:space="preserve">Tree</w:t>
-      </w:r>
-      <w:r>
-        <w:rPr>
-          <w:i/>
-        </w:rPr>
-        <w:t xml:space="preserve"> </w:t>
-      </w:r>
-      <w:r>
-        <w:rPr>
-          <w:i/>
-        </w:rPr>
-        <w:t xml:space="preserve">Farm,</w:t>
-      </w:r>
-      <w:r>
-        <w:rPr>
-          <w:i/>
-        </w:rPr>
-        <w:t xml:space="preserve"> </w:t>
-      </w:r>
-      <w:r>
-        <w:rPr>
-          <w:i/>
-        </w:rPr>
-        <w:t xml:space="preserve">LLC</w:t>
-      </w:r>
-      <w:r>
-        <w:rPr>
-          <w:i/>
-        </w:rPr>
-        <w:t xml:space="preserve"> </w:t>
-      </w:r>
-      <w:r>
-        <w:rPr>
-          <w:i/>
-        </w:rPr>
-        <w:t xml:space="preserve">v.</w:t>
-      </w:r>
-      <w:r>
-        <w:rPr>
-          <w:i/>
-        </w:rPr>
-        <w:t xml:space="preserve"> </w:t>
-      </w:r>
-      <w:r>
-        <w:rPr>
-          <w:i/>
-        </w:rPr>
-        <w:t xml:space="preserve">Swanson</w:t>
-      </w:r>
-      <w:r>
-        <w:t xml:space="preserve">,</w:t>
-      </w:r>
-      <w:r>
-        <w:br/>
-      </w:r>
-      <w:r>
-        <w:t xml:space="preserve">2017</w:t>
-      </w:r>
-      <w:r>
-        <w:t xml:space="preserve"> </w:t>
-      </w:r>
-      <w:r>
-        <w:t xml:space="preserve">WL</w:t>
-      </w:r>
-      <w:r>
-        <w:t xml:space="preserve"> </w:t>
-      </w:r>
-      <w:r>
-        <w:t xml:space="preserve">1436094</w:t>
-      </w:r>
-      <w:r>
-        <w:t xml:space="preserve"> </w:t>
-      </w:r>
-      <w:r>
-        <w:t xml:space="preserve">(Minn.</w:t>
-      </w:r>
-      <w:r>
-        <w:t xml:space="preserve"> </w:t>
-      </w:r>
-      <w:r>
-        <w:t xml:space="preserve">Ct.</w:t>
-      </w:r>
-      <w:r>
-        <w:t xml:space="preserve"> </w:t>
-      </w:r>
-      <w:r>
-        <w:t xml:space="preserve">App.</w:t>
-      </w:r>
-      <w:r>
-        <w:t xml:space="preserve"> </w:t>
-      </w:r>
-      <w:r>
-        <w:t xml:space="preserve">2017)</w:t>
-      </w:r>
-      <w:r>
-        <w:t xml:space="preserve">   </w:t>
-      </w:r>
-      <w:r>
-        <w:tab/>
-      </w:r>
-      <w:r>
-        <w:t xml:space="preserve">6</w:t>
-      </w:r>
-    </w:p>
-    <w:p>
-      <w:pPr>
-        <w:pStyle w:val="CAToaEntry"/>
-      </w:pPr>
-      <w:r>
-        <w:rPr>
-          <w:i/>
-        </w:rPr>
-        <w:t xml:space="preserve">Johnson</w:t>
-      </w:r>
-      <w:r>
-        <w:rPr>
-          <w:i/>
-        </w:rPr>
-        <w:t xml:space="preserve"> </w:t>
-      </w:r>
-      <w:r>
-        <w:rPr>
-          <w:i/>
-        </w:rPr>
-        <w:t xml:space="preserve">v.</w:t>
-      </w:r>
-      <w:r>
-        <w:rPr>
-          <w:i/>
-        </w:rPr>
-        <w:t xml:space="preserve"> </w:t>
-      </w:r>
-      <w:r>
-        <w:rPr>
-          <w:i/>
-        </w:rPr>
-        <w:t xml:space="preserve">Township</w:t>
-      </w:r>
-      <w:r>
-        <w:rPr>
-          <w:i/>
-        </w:rPr>
-        <w:t xml:space="preserve"> </w:t>
-      </w:r>
-      <w:r>
-        <w:rPr>
-          <w:i/>
-        </w:rPr>
-        <w:t xml:space="preserve">of</w:t>
-      </w:r>
-      <w:r>
-        <w:rPr>
-          <w:i/>
-        </w:rPr>
-        <w:t xml:space="preserve"> </w:t>
-      </w:r>
-      <w:r>
-        <w:rPr>
-          <w:i/>
-        </w:rPr>
-        <w:t xml:space="preserve">Florence</w:t>
-      </w:r>
-      <w:r>
-        <w:t xml:space="preserve">,</w:t>
-      </w:r>
-      <w:r>
-        <w:br/>
-      </w:r>
-      <w:r>
-        <w:t xml:space="preserve">2016</w:t>
-      </w:r>
-      <w:r>
-        <w:t xml:space="preserve"> </w:t>
-      </w:r>
-      <w:r>
-        <w:t xml:space="preserve">WL</w:t>
-      </w:r>
-      <w:r>
-        <w:t xml:space="preserve"> </w:t>
-      </w:r>
-      <w:r>
-        <w:t xml:space="preserve">2946248</w:t>
-      </w:r>
-      <w:r>
-        <w:t xml:space="preserve"> </w:t>
-      </w:r>
-      <w:r>
-        <w:t xml:space="preserve">(Minn.</w:t>
-      </w:r>
-      <w:r>
-        <w:t xml:space="preserve"> </w:t>
-      </w:r>
-      <w:r>
-        <w:t xml:space="preserve">Ct.</w:t>
-      </w:r>
-      <w:r>
-        <w:t xml:space="preserve"> </w:t>
-      </w:r>
-      <w:r>
-        <w:t xml:space="preserve">App.</w:t>
-      </w:r>
-      <w:r>
-        <w:t xml:space="preserve"> </w:t>
-      </w:r>
-      <w:r>
-        <w:t xml:space="preserve">2016)</w:t>
-      </w:r>
-      <w:r>
-        <w:t xml:space="preserve">   </w:t>
-      </w:r>
-      <w:r>
-        <w:tab/>
-      </w:r>
-      <w:r>
-        <w:t xml:space="preserve">6</w:t>
-      </w:r>
-    </w:p>
-    <w:p>
-      <w:pPr>
-        <w:pStyle w:val="CAToaEntry"/>
-      </w:pPr>
-      <w:r>
-        <w:rPr>
-          <w:i/>
-        </w:rPr>
-        <w:t xml:space="preserve">Kemp</w:t>
-      </w:r>
-      <w:r>
-        <w:rPr>
-          <w:i/>
-        </w:rPr>
-        <w:t xml:space="preserve"> </w:t>
-      </w:r>
-      <w:r>
-        <w:rPr>
-          <w:i/>
-        </w:rPr>
-        <w:t xml:space="preserve">v.</w:t>
-      </w:r>
-      <w:r>
-        <w:rPr>
-          <w:i/>
-        </w:rPr>
-        <w:t xml:space="preserve"> </w:t>
-      </w:r>
-      <w:r>
-        <w:rPr>
-          <w:i/>
-        </w:rPr>
-        <w:t xml:space="preserve">State</w:t>
-      </w:r>
-      <w:r>
-        <w:rPr>
-          <w:i/>
-        </w:rPr>
-        <w:t xml:space="preserve"> </w:t>
-      </w:r>
-      <w:r>
-        <w:rPr>
-          <w:i/>
-        </w:rPr>
-        <w:t xml:space="preserve">Farm</w:t>
-      </w:r>
-      <w:r>
-        <w:rPr>
-          <w:i/>
-        </w:rPr>
-        <w:t xml:space="preserve"> </w:t>
-      </w:r>
-      <w:r>
-        <w:rPr>
-          <w:i/>
-        </w:rPr>
-        <w:t xml:space="preserve">Ins.</w:t>
-      </w:r>
-      <w:r>
-        <w:rPr>
-          <w:i/>
-        </w:rPr>
-        <w:t xml:space="preserve"> </w:t>
-      </w:r>
-      <w:r>
-        <w:rPr>
-          <w:i/>
-        </w:rPr>
-        <w:t xml:space="preserve">Co.</w:t>
-      </w:r>
-      <w:r>
-        <w:t xml:space="preserve">,</w:t>
-      </w:r>
-      <w:r>
-        <w:br/>
-      </w:r>
-      <w:r>
-        <w:t xml:space="preserve">2023</w:t>
-      </w:r>
-      <w:r>
-        <w:t xml:space="preserve"> </w:t>
-      </w:r>
-      <w:r>
-        <w:t xml:space="preserve">WL</w:t>
-      </w:r>
-      <w:r>
-        <w:t xml:space="preserve"> </w:t>
-      </w:r>
-      <w:r>
-        <w:t xml:space="preserve">1770431</w:t>
-      </w:r>
-      <w:r>
-        <w:t xml:space="preserve"> </w:t>
-      </w:r>
-      <w:r>
-        <w:t xml:space="preserve">(Minn.</w:t>
-      </w:r>
-      <w:r>
-        <w:t xml:space="preserve"> </w:t>
-      </w:r>
-      <w:r>
-        <w:t xml:space="preserve">Ct.</w:t>
-      </w:r>
-      <w:r>
-        <w:t xml:space="preserve"> </w:t>
-      </w:r>
-      <w:r>
-        <w:t xml:space="preserve">App.</w:t>
-      </w:r>
-      <w:r>
-        <w:t xml:space="preserve"> </w:t>
-      </w:r>
-      <w:r>
-        <w:t xml:space="preserve">2023)</w:t>
-      </w:r>
-      <w:r>
-        <w:t xml:space="preserve">   </w:t>
-      </w:r>
-      <w:r>
-        <w:tab/>
-      </w:r>
-      <w:r>
-        <w:t xml:space="preserve">5</w:t>
-      </w:r>
-    </w:p>
-    <w:p>
-      <w:pPr>
-        <w:pStyle w:val="CAToaEntry"/>
-      </w:pPr>
-      <w:r>
-        <w:rPr>
-          <w:i/>
-        </w:rPr>
-        <w:t xml:space="preserve">Lariat</w:t>
-      </w:r>
-      <w:r>
-        <w:rPr>
-          <w:i/>
-        </w:rPr>
-        <w:t xml:space="preserve"> </w:t>
-      </w:r>
-      <w:r>
-        <w:rPr>
-          <w:i/>
-        </w:rPr>
-        <w:t xml:space="preserve">Cos.</w:t>
-      </w:r>
-      <w:r>
-        <w:rPr>
-          <w:i/>
-        </w:rPr>
-        <w:t xml:space="preserve"> </w:t>
-      </w:r>
-      <w:r>
-        <w:rPr>
-          <w:i/>
-        </w:rPr>
-        <w:t xml:space="preserve">v.</w:t>
-      </w:r>
-      <w:r>
-        <w:rPr>
-          <w:i/>
-        </w:rPr>
-        <w:t xml:space="preserve"> </w:t>
-      </w:r>
-      <w:r>
-        <w:rPr>
-          <w:i/>
-        </w:rPr>
-        <w:t xml:space="preserve">Wrigley</w:t>
-      </w:r>
-      <w:r>
-        <w:t xml:space="preserve">,</w:t>
-      </w:r>
-      <w:r>
-        <w:br/>
-      </w:r>
-      <w:r>
-        <w:t xml:space="preserve">2023</w:t>
-      </w:r>
-      <w:r>
-        <w:t xml:space="preserve"> </w:t>
-      </w:r>
-      <w:r>
-        <w:t xml:space="preserve">WL</w:t>
-      </w:r>
-      <w:r>
-        <w:t xml:space="preserve"> </w:t>
-      </w:r>
-      <w:r>
-        <w:t xml:space="preserve">2127379</w:t>
-      </w:r>
-      <w:r>
-        <w:t xml:space="preserve"> </w:t>
-      </w:r>
-      <w:r>
-        <w:t xml:space="preserve">(Minn.</w:t>
-      </w:r>
-      <w:r>
-        <w:t xml:space="preserve"> </w:t>
-      </w:r>
-      <w:r>
-        <w:t xml:space="preserve">Ct.</w:t>
-      </w:r>
-      <w:r>
-        <w:t xml:space="preserve"> </w:t>
-      </w:r>
-      <w:r>
-        <w:t xml:space="preserve">App.</w:t>
-      </w:r>
-      <w:r>
-        <w:t xml:space="preserve"> </w:t>
-      </w:r>
-      <w:r>
-        <w:t xml:space="preserve">2023)</w:t>
-      </w:r>
-      <w:r>
-        <w:t xml:space="preserve">   </w:t>
-      </w:r>
-      <w:r>
-        <w:tab/>
-      </w:r>
-      <w:r>
-        <w:t xml:space="preserve">5</w:t>
-      </w:r>
-    </w:p>
-    <w:p>
-      <w:pPr>
-        <w:pStyle w:val="CAToaEntry"/>
-      </w:pPr>
-      <w:r>
-        <w:rPr>
-          <w:i/>
-        </w:rPr>
-        <w:t xml:space="preserve">Mach</w:t>
-      </w:r>
-      <w:r>
-        <w:rPr>
-          <w:i/>
-        </w:rPr>
-        <w:t xml:space="preserve"> </w:t>
-      </w:r>
-      <w:r>
-        <w:rPr>
-          <w:i/>
-        </w:rPr>
-        <w:t xml:space="preserve">v.</w:t>
-      </w:r>
-      <w:r>
-        <w:rPr>
-          <w:i/>
-        </w:rPr>
-        <w:t xml:space="preserve"> </w:t>
-      </w:r>
-      <w:r>
-        <w:rPr>
-          <w:i/>
-        </w:rPr>
-        <w:t xml:space="preserve">Wells</w:t>
-      </w:r>
-      <w:r>
-        <w:rPr>
-          <w:i/>
-        </w:rPr>
-        <w:t xml:space="preserve"> </w:t>
-      </w:r>
-      <w:r>
-        <w:rPr>
-          <w:i/>
-        </w:rPr>
-        <w:t xml:space="preserve">Concrete</w:t>
-      </w:r>
-      <w:r>
-        <w:rPr>
-          <w:i/>
-        </w:rPr>
-        <w:t xml:space="preserve"> </w:t>
-      </w:r>
-      <w:r>
-        <w:rPr>
-          <w:i/>
-        </w:rPr>
-        <w:t xml:space="preserve">Prods.</w:t>
-      </w:r>
-      <w:r>
-        <w:rPr>
-          <w:i/>
-        </w:rPr>
-        <w:t xml:space="preserve"> </w:t>
-      </w:r>
-      <w:r>
-        <w:rPr>
-          <w:i/>
-        </w:rPr>
-        <w:t xml:space="preserve">Co.</w:t>
-      </w:r>
-      <w:r>
-        <w:t xml:space="preserve">,</w:t>
-      </w:r>
-      <w:r>
-        <w:br/>
-      </w:r>
-      <w:r>
-        <w:t xml:space="preserve">866</w:t>
-      </w:r>
-      <w:r>
-        <w:t xml:space="preserve"> </w:t>
-      </w:r>
-      <w:r>
-        <w:t xml:space="preserve">N.W.2d</w:t>
-      </w:r>
-      <w:r>
-        <w:t xml:space="preserve"> </w:t>
-      </w:r>
-      <w:r>
-        <w:t xml:space="preserve">921</w:t>
-      </w:r>
-      <w:r>
-        <w:t xml:space="preserve"> </w:t>
-      </w:r>
-      <w:r>
-        <w:t xml:space="preserve">(Minn.</w:t>
-      </w:r>
-      <w:r>
-        <w:t xml:space="preserve"> </w:t>
-      </w:r>
-      <w:r>
-        <w:t xml:space="preserve">2015)</w:t>
-      </w:r>
-      <w:r>
-        <w:t xml:space="preserve">   </w:t>
-      </w:r>
-      <w:r>
-        <w:tab/>
-      </w:r>
-      <w:r>
-        <w:t xml:space="preserve">4, 5, 9</w:t>
-      </w:r>
-    </w:p>
-    <w:p>
-      <w:pPr>
-        <w:pStyle w:val="CAToaEntry"/>
-      </w:pPr>
-      <w:r>
-        <w:rPr>
-          <w:i/>
-        </w:rPr>
-        <w:t xml:space="preserve">Mark</w:t>
-      </w:r>
-      <w:r>
-        <w:rPr>
-          <w:i/>
-        </w:rPr>
-        <w:t xml:space="preserve"> </w:t>
-      </w:r>
-      <w:r>
-        <w:rPr>
-          <w:i/>
-        </w:rPr>
-        <w:t xml:space="preserve">v.</w:t>
-      </w:r>
-      <w:r>
-        <w:rPr>
-          <w:i/>
-        </w:rPr>
-        <w:t xml:space="preserve"> </w:t>
-      </w:r>
-      <w:r>
-        <w:rPr>
-          <w:i/>
-        </w:rPr>
-        <w:t xml:space="preserve">Ault</w:t>
-      </w:r>
-      <w:r>
-        <w:t xml:space="preserve">,</w:t>
-      </w:r>
-      <w:r>
-        <w:br/>
-      </w:r>
-      <w:r>
-        <w:t xml:space="preserve">498</w:t>
-      </w:r>
-      <w:r>
-        <w:t xml:space="preserve"> </w:t>
-      </w:r>
-      <w:r>
-        <w:t xml:space="preserve">F.3d</w:t>
-      </w:r>
-      <w:r>
-        <w:t xml:space="preserve"> </w:t>
-      </w:r>
-      <w:r>
-        <w:t xml:space="preserve">775</w:t>
-      </w:r>
-      <w:r>
-        <w:t xml:space="preserve"> </w:t>
-      </w:r>
-      <w:r>
-        <w:t xml:space="preserve">(8th</w:t>
-      </w:r>
-      <w:r>
-        <w:t xml:space="preserve"> </w:t>
-      </w:r>
-      <w:r>
-        <w:t xml:space="preserve">Cir.</w:t>
-      </w:r>
-      <w:r>
-        <w:t xml:space="preserve"> </w:t>
-      </w:r>
-      <w:r>
-        <w:t xml:space="preserve">2007)</w:t>
-      </w:r>
-      <w:r>
-        <w:t xml:space="preserve">   </w:t>
-      </w:r>
-      <w:r>
-        <w:tab/>
-      </w:r>
-      <w:r>
-        <w:t xml:space="preserve">3</w:t>
-      </w:r>
-    </w:p>
-    <w:p>
-      <w:pPr>
-        <w:pStyle w:val="CAToaEntry"/>
-      </w:pPr>
-      <w:r>
-        <w:rPr>
-          <w:i/>
-        </w:rPr>
-        <w:t xml:space="preserve">Peters</w:t>
-      </w:r>
-      <w:r>
-        <w:rPr>
-          <w:i/>
-        </w:rPr>
-        <w:t xml:space="preserve"> </w:t>
-      </w:r>
-      <w:r>
-        <w:rPr>
-          <w:i/>
-        </w:rPr>
-        <w:t xml:space="preserve">v.</w:t>
-      </w:r>
-      <w:r>
-        <w:rPr>
-          <w:i/>
-        </w:rPr>
-        <w:t xml:space="preserve"> </w:t>
-      </w:r>
-      <w:r>
-        <w:rPr>
-          <w:i/>
-        </w:rPr>
-        <w:t xml:space="preserve">Gen. Svc.</w:t>
-      </w:r>
-      <w:r>
-        <w:rPr>
-          <w:i/>
-        </w:rPr>
-        <w:t xml:space="preserve"> </w:t>
-      </w:r>
-      <w:r>
-        <w:rPr>
-          <w:i/>
-        </w:rPr>
-        <w:t xml:space="preserve">Bureau,</w:t>
-      </w:r>
-      <w:r>
-        <w:rPr>
-          <w:i/>
-        </w:rPr>
-        <w:t xml:space="preserve"> </w:t>
-      </w:r>
-      <w:r>
-        <w:rPr>
-          <w:i/>
-        </w:rPr>
-        <w:t xml:space="preserve">Inc.</w:t>
-      </w:r>
-      <w:r>
-        <w:t xml:space="preserve">,</w:t>
-      </w:r>
-      <w:r>
-        <w:br/>
-      </w:r>
-      <w:r>
-        <w:t xml:space="preserve">277</w:t>
-      </w:r>
-      <w:r>
-        <w:t xml:space="preserve"> </w:t>
-      </w:r>
-      <w:r>
-        <w:t xml:space="preserve">F.3d</w:t>
-      </w:r>
-      <w:r>
-        <w:t xml:space="preserve"> </w:t>
-      </w:r>
-      <w:r>
-        <w:t xml:space="preserve">1051</w:t>
-      </w:r>
-      <w:r>
-        <w:t xml:space="preserve"> </w:t>
-      </w:r>
-      <w:r>
-        <w:t xml:space="preserve">(8th</w:t>
-      </w:r>
-      <w:r>
-        <w:t xml:space="preserve"> </w:t>
-      </w:r>
-      <w:r>
-        <w:t xml:space="preserve">Cir.</w:t>
-      </w:r>
-      <w:r>
-        <w:t xml:space="preserve"> </w:t>
-      </w:r>
-      <w:r>
-        <w:t xml:space="preserve">2002)</w:t>
-      </w:r>
-      <w:r>
-        <w:t xml:space="preserve">   </w:t>
-      </w:r>
-      <w:r>
-        <w:tab/>
-      </w:r>
-      <w:r>
-        <w:t xml:space="preserve">1</w:t>
-      </w:r>
-    </w:p>
-    <w:p>
-      <w:pPr>
-        <w:pStyle w:val="CAToaEntry"/>
-      </w:pPr>
-      <w:r>
-        <w:rPr>
-          <w:i/>
-        </w:rPr>
-        <w:t xml:space="preserve">Reichel</w:t>
-      </w:r>
-      <w:r>
-        <w:rPr>
-          <w:i/>
-        </w:rPr>
-        <w:t xml:space="preserve"> </w:t>
-      </w:r>
-      <w:r>
-        <w:rPr>
-          <w:i/>
-        </w:rPr>
-        <w:t xml:space="preserve">Investments,</w:t>
-      </w:r>
-      <w:r>
-        <w:rPr>
-          <w:i/>
-        </w:rPr>
-        <w:t xml:space="preserve"> </w:t>
-      </w:r>
-      <w:r>
-        <w:rPr>
-          <w:i/>
-        </w:rPr>
-        <w:t xml:space="preserve">L.P.</w:t>
-      </w:r>
-      <w:r>
-        <w:rPr>
-          <w:i/>
-        </w:rPr>
-        <w:t xml:space="preserve"> </w:t>
-      </w:r>
-      <w:r>
-        <w:rPr>
-          <w:i/>
-        </w:rPr>
-        <w:t xml:space="preserve">v.</w:t>
-      </w:r>
-      <w:r>
-        <w:rPr>
-          <w:i/>
-        </w:rPr>
-        <w:t xml:space="preserve"> </w:t>
-      </w:r>
-      <w:r>
-        <w:rPr>
-          <w:i/>
-        </w:rPr>
-        <w:t xml:space="preserve">Reichel</w:t>
-      </w:r>
-      <w:r>
-        <w:t xml:space="preserve">,</w:t>
-      </w:r>
-      <w:r>
-        <w:br/>
-      </w:r>
-      <w:r>
-        <w:t xml:space="preserve">2016</w:t>
-      </w:r>
-      <w:r>
-        <w:t xml:space="preserve"> </w:t>
-      </w:r>
-      <w:r>
-        <w:t xml:space="preserve">WL</w:t>
-      </w:r>
-      <w:r>
-        <w:t xml:space="preserve"> </w:t>
-      </w:r>
-      <w:r>
-        <w:t xml:space="preserve">3884552</w:t>
-      </w:r>
-      <w:r>
-        <w:t xml:space="preserve"> </w:t>
-      </w:r>
-      <w:r>
-        <w:t xml:space="preserve">(Minn.</w:t>
-      </w:r>
-      <w:r>
-        <w:t xml:space="preserve"> </w:t>
-      </w:r>
-      <w:r>
-        <w:t xml:space="preserve">Ct.</w:t>
-      </w:r>
-      <w:r>
-        <w:t xml:space="preserve"> </w:t>
-      </w:r>
-      <w:r>
-        <w:t xml:space="preserve">App.</w:t>
-      </w:r>
-      <w:r>
-        <w:t xml:space="preserve"> </w:t>
-      </w:r>
-      <w:r>
-        <w:t xml:space="preserve">2016)</w:t>
-      </w:r>
-      <w:r>
-        <w:t xml:space="preserve">   </w:t>
-      </w:r>
-      <w:r>
-        <w:tab/>
-      </w:r>
-      <w:r>
-        <w:t xml:space="preserve">6</w:t>
-      </w:r>
-    </w:p>
-    <w:p>
-      <w:pPr>
-        <w:pStyle w:val="CAToaEntry"/>
-      </w:pPr>
-      <w:r>
-        <w:rPr>
-          <w:i/>
-        </w:rPr>
-        <w:t xml:space="preserve">Richmond</w:t>
-      </w:r>
-      <w:r>
-        <w:rPr>
-          <w:i/>
-        </w:rPr>
-        <w:t xml:space="preserve"> </w:t>
-      </w:r>
-      <w:r>
-        <w:rPr>
-          <w:i/>
-        </w:rPr>
-        <w:t xml:space="preserve">v.</w:t>
-      </w:r>
-      <w:r>
-        <w:rPr>
-          <w:i/>
-        </w:rPr>
-        <w:t xml:space="preserve"> </w:t>
-      </w:r>
-      <w:r>
-        <w:rPr>
-          <w:i/>
-        </w:rPr>
-        <w:t xml:space="preserve">Higgins</w:t>
-      </w:r>
-      <w:r>
-        <w:t xml:space="preserve">,</w:t>
-      </w:r>
-      <w:r>
-        <w:br/>
-      </w:r>
-      <w:r>
-        <w:t xml:space="preserve">435</w:t>
-      </w:r>
-      <w:r>
-        <w:t xml:space="preserve"> </w:t>
-      </w:r>
-      <w:r>
-        <w:t xml:space="preserve">F.3d</w:t>
-      </w:r>
-      <w:r>
-        <w:t xml:space="preserve"> </w:t>
-      </w:r>
-      <w:r>
-        <w:t xml:space="preserve">825</w:t>
-      </w:r>
-      <w:r>
-        <w:t xml:space="preserve"> </w:t>
-      </w:r>
-      <w:r>
-        <w:t xml:space="preserve">(8th</w:t>
-      </w:r>
-      <w:r>
-        <w:t xml:space="preserve"> </w:t>
-      </w:r>
-      <w:r>
-        <w:t xml:space="preserve">Cir.</w:t>
-      </w:r>
-      <w:r>
-        <w:t xml:space="preserve"> </w:t>
-      </w:r>
-      <w:r>
-        <w:t xml:space="preserve">2006)</w:t>
-      </w:r>
-      <w:r>
-        <w:t xml:space="preserve">   </w:t>
-      </w:r>
-      <w:r>
-        <w:tab/>
-      </w:r>
-      <w:r>
-        <w:t xml:space="preserve">1</w:t>
-      </w:r>
-    </w:p>
-    <w:p>
-      <w:pPr>
-        <w:pStyle w:val="CAToaEntry"/>
-      </w:pPr>
-      <w:r>
-        <w:rPr>
-          <w:i/>
-        </w:rPr>
-        <w:t xml:space="preserve">S.</w:t>
-      </w:r>
-      <w:r>
-        <w:rPr>
-          <w:i/>
-        </w:rPr>
-        <w:t xml:space="preserve"> </w:t>
-      </w:r>
-      <w:r>
-        <w:rPr>
-          <w:i/>
-        </w:rPr>
-        <w:t xml:space="preserve">Robideau</w:t>
-      </w:r>
-      <w:r>
-        <w:rPr>
-          <w:i/>
-        </w:rPr>
-        <w:t xml:space="preserve"> </w:t>
-      </w:r>
-      <w:r>
-        <w:rPr>
-          <w:i/>
-        </w:rPr>
-        <w:t xml:space="preserve">Constr.,</w:t>
-      </w:r>
-      <w:r>
-        <w:rPr>
-          <w:i/>
-        </w:rPr>
-        <w:t xml:space="preserve"> </w:t>
-      </w:r>
-      <w:r>
-        <w:rPr>
-          <w:i/>
-        </w:rPr>
-        <w:t xml:space="preserve">Inc. v.</w:t>
-      </w:r>
-      <w:r>
-        <w:rPr>
-          <w:i/>
-        </w:rPr>
-        <w:t xml:space="preserve"> </w:t>
-      </w:r>
-      <w:r>
-        <w:rPr>
-          <w:i/>
-        </w:rPr>
-        <w:t xml:space="preserve">Hiber</w:t>
-      </w:r>
-      <w:r>
-        <w:t xml:space="preserve">,</w:t>
-      </w:r>
-      <w:r>
-        <w:br/>
-      </w:r>
-      <w:r>
-        <w:t xml:space="preserve">2016</w:t>
-      </w:r>
-      <w:r>
-        <w:t xml:space="preserve"> </w:t>
-      </w:r>
-      <w:r>
-        <w:t xml:space="preserve">WL</w:t>
-      </w:r>
-      <w:r>
-        <w:t xml:space="preserve"> </w:t>
-      </w:r>
-      <w:r>
-        <w:t xml:space="preserve">4497583</w:t>
-      </w:r>
-      <w:r>
-        <w:t xml:space="preserve"> </w:t>
-      </w:r>
-      <w:r>
-        <w:t xml:space="preserve">(Minn.</w:t>
-      </w:r>
-      <w:r>
-        <w:t xml:space="preserve"> </w:t>
-      </w:r>
-      <w:r>
-        <w:t xml:space="preserve">Ct.</w:t>
-      </w:r>
-      <w:r>
-        <w:t xml:space="preserve"> </w:t>
-      </w:r>
-      <w:r>
-        <w:t xml:space="preserve">App.</w:t>
-      </w:r>
-      <w:r>
-        <w:t xml:space="preserve"> </w:t>
-      </w:r>
-      <w:r>
-        <w:t xml:space="preserve">2016)</w:t>
-      </w:r>
-      <w:r>
-        <w:t xml:space="preserve">   </w:t>
-      </w:r>
-      <w:r>
-        <w:tab/>
-      </w:r>
-      <w:r>
-        <w:t xml:space="preserve">6</w:t>
-      </w:r>
-    </w:p>
-    <w:p>
-      <w:pPr>
-        <w:pStyle w:val="CAToaEntry"/>
-      </w:pPr>
-      <w:r>
-        <w:rPr>
-          <w:i/>
-        </w:rPr>
-        <w:t xml:space="preserve">Scheffler</w:t>
-      </w:r>
-      <w:r>
-        <w:rPr>
-          <w:i/>
-        </w:rPr>
-        <w:t xml:space="preserve"> </w:t>
-      </w:r>
-      <w:r>
-        <w:rPr>
-          <w:i/>
-        </w:rPr>
-        <w:t xml:space="preserve">v.</w:t>
-      </w:r>
-      <w:r>
-        <w:rPr>
-          <w:i/>
-        </w:rPr>
-        <w:t xml:space="preserve"> </w:t>
-      </w:r>
-      <w:r>
-        <w:rPr>
-          <w:i/>
-        </w:rPr>
-        <w:t xml:space="preserve">Comm’r</w:t>
-      </w:r>
-      <w:r>
-        <w:rPr>
-          <w:i/>
-        </w:rPr>
-        <w:t xml:space="preserve"> </w:t>
-      </w:r>
-      <w:r>
-        <w:rPr>
-          <w:i/>
-        </w:rPr>
-        <w:t xml:space="preserve">of</w:t>
-      </w:r>
-      <w:r>
-        <w:rPr>
-          <w:i/>
-        </w:rPr>
-        <w:t xml:space="preserve"> </w:t>
-      </w:r>
-      <w:r>
-        <w:rPr>
-          <w:i/>
-        </w:rPr>
-        <w:t xml:space="preserve">Pub.</w:t>
-      </w:r>
-      <w:r>
-        <w:rPr>
-          <w:i/>
-        </w:rPr>
-        <w:t xml:space="preserve"> </w:t>
-      </w:r>
-      <w:r>
-        <w:rPr>
-          <w:i/>
-        </w:rPr>
-        <w:t xml:space="preserve">Safety</w:t>
-      </w:r>
-      <w:r>
-        <w:t xml:space="preserve">,</w:t>
-      </w:r>
-      <w:r>
-        <w:br/>
-      </w:r>
-      <w:r>
-        <w:t xml:space="preserve">2015</w:t>
-      </w:r>
-      <w:r>
-        <w:t xml:space="preserve"> </w:t>
-      </w:r>
-      <w:r>
-        <w:t xml:space="preserve">WL</w:t>
-      </w:r>
-      <w:r>
-        <w:t xml:space="preserve"> </w:t>
-      </w:r>
-      <w:r>
-        <w:t xml:space="preserve">9437562</w:t>
-      </w:r>
-      <w:r>
-        <w:t xml:space="preserve"> </w:t>
-      </w:r>
-      <w:r>
-        <w:t xml:space="preserve">(Minn.</w:t>
-      </w:r>
-      <w:r>
-        <w:t xml:space="preserve"> </w:t>
-      </w:r>
-      <w:r>
-        <w:t xml:space="preserve">Ct.</w:t>
-      </w:r>
-      <w:r>
-        <w:t xml:space="preserve"> </w:t>
-      </w:r>
-      <w:r>
-        <w:t xml:space="preserve">App.</w:t>
-      </w:r>
-      <w:r>
-        <w:t xml:space="preserve"> </w:t>
-      </w:r>
-      <w:r>
-        <w:t xml:space="preserve">2015)</w:t>
-      </w:r>
-      <w:r>
-        <w:t xml:space="preserve">   </w:t>
-      </w:r>
-      <w:r>
-        <w:tab/>
-      </w:r>
-      <w:r>
-        <w:t xml:space="preserve">6</w:t>
-      </w:r>
-    </w:p>
-    <w:p>
-      <w:pPr>
-        <w:pStyle w:val="CAToaEntry"/>
-      </w:pPr>
-      <w:r>
-        <w:rPr>
-          <w:i/>
-        </w:rPr>
-        <w:t xml:space="preserve">Shimota</w:t>
-      </w:r>
-      <w:r>
-        <w:rPr>
-          <w:i/>
-        </w:rPr>
-        <w:t xml:space="preserve"> </w:t>
-      </w:r>
-      <w:r>
-        <w:rPr>
-          <w:i/>
-        </w:rPr>
-        <w:t xml:space="preserve">v.</w:t>
-      </w:r>
-      <w:r>
-        <w:rPr>
-          <w:i/>
-        </w:rPr>
-        <w:t xml:space="preserve"> </w:t>
-      </w:r>
-      <w:r>
-        <w:rPr>
-          <w:i/>
-        </w:rPr>
-        <w:t xml:space="preserve">Klemp</w:t>
-      </w:r>
-      <w:r>
-        <w:rPr>
-          <w:i/>
-        </w:rPr>
-        <w:t xml:space="preserve"> </w:t>
-      </w:r>
-      <w:r>
-        <w:rPr>
-          <w:i/>
-        </w:rPr>
-        <w:t xml:space="preserve">&amp;</w:t>
-      </w:r>
-      <w:r>
-        <w:rPr>
-          <w:i/>
-        </w:rPr>
-        <w:t xml:space="preserve"> </w:t>
-      </w:r>
-      <w:r>
-        <w:rPr>
-          <w:i/>
-        </w:rPr>
-        <w:t xml:space="preserve">Stanton,</w:t>
-      </w:r>
-      <w:r>
-        <w:rPr>
-          <w:i/>
-        </w:rPr>
-        <w:t xml:space="preserve"> </w:t>
-      </w:r>
-      <w:r>
-        <w:rPr>
-          <w:i/>
-        </w:rPr>
-        <w:t xml:space="preserve">PLLP</w:t>
-      </w:r>
-      <w:r>
-        <w:t xml:space="preserve">,</w:t>
-      </w:r>
-      <w:r>
-        <w:br/>
-      </w:r>
-      <w:r>
-        <w:t xml:space="preserve">2023</w:t>
-      </w:r>
-      <w:r>
-        <w:t xml:space="preserve"> </w:t>
-      </w:r>
-      <w:r>
-        <w:t xml:space="preserve">WL</w:t>
-      </w:r>
-      <w:r>
-        <w:t xml:space="preserve"> </w:t>
-      </w:r>
-      <w:r>
-        <w:t xml:space="preserve">4699769</w:t>
-      </w:r>
-      <w:r>
-        <w:t xml:space="preserve"> </w:t>
-      </w:r>
-      <w:r>
-        <w:t xml:space="preserve">(Minn.</w:t>
-      </w:r>
-      <w:r>
-        <w:t xml:space="preserve"> </w:t>
-      </w:r>
-      <w:r>
-        <w:t xml:space="preserve">Ct.</w:t>
-      </w:r>
-      <w:r>
-        <w:t xml:space="preserve"> </w:t>
-      </w:r>
-      <w:r>
-        <w:t xml:space="preserve">App.</w:t>
-      </w:r>
-      <w:r>
-        <w:t xml:space="preserve"> </w:t>
-      </w:r>
-      <w:r>
-        <w:t xml:space="preserve">2023)</w:t>
-      </w:r>
-      <w:r>
-        <w:t xml:space="preserve">   </w:t>
-      </w:r>
-      <w:r>
-        <w:tab/>
-      </w:r>
-      <w:r>
-        <w:t xml:space="preserve">5</w:t>
-      </w:r>
-    </w:p>
-    <w:p>
-      <w:pPr>
-        <w:pStyle w:val="CAToaEntry"/>
-      </w:pPr>
-      <w:r>
-        <w:rPr>
-          <w:i/>
-        </w:rPr>
-        <w:t xml:space="preserve">Soboleski</w:t>
-      </w:r>
-      <w:r>
-        <w:rPr>
-          <w:i/>
-        </w:rPr>
-        <w:t xml:space="preserve"> </w:t>
-      </w:r>
-      <w:r>
-        <w:rPr>
-          <w:i/>
-        </w:rPr>
-        <w:t xml:space="preserve">v.</w:t>
-      </w:r>
-      <w:r>
-        <w:rPr>
-          <w:i/>
-        </w:rPr>
-        <w:t xml:space="preserve"> </w:t>
-      </w:r>
-      <w:r>
-        <w:rPr>
-          <w:i/>
-        </w:rPr>
-        <w:t xml:space="preserve">Cassibo</w:t>
-      </w:r>
-      <w:r>
-        <w:t xml:space="preserve">,</w:t>
-      </w:r>
-      <w:r>
-        <w:br/>
-      </w:r>
-      <w:r>
-        <w:t xml:space="preserve">2021</w:t>
-      </w:r>
-      <w:r>
-        <w:t xml:space="preserve"> </w:t>
-      </w:r>
-      <w:r>
-        <w:t xml:space="preserve">WL</w:t>
-      </w:r>
-      <w:r>
-        <w:t xml:space="preserve"> </w:t>
-      </w:r>
-      <w:r>
-        <w:t xml:space="preserve">4145008</w:t>
-      </w:r>
-      <w:r>
-        <w:t xml:space="preserve"> </w:t>
-      </w:r>
-      <w:r>
-        <w:t xml:space="preserve">(Minn.</w:t>
-      </w:r>
-      <w:r>
-        <w:t xml:space="preserve"> </w:t>
-      </w:r>
-      <w:r>
-        <w:t xml:space="preserve">Ct.</w:t>
-      </w:r>
-      <w:r>
-        <w:t xml:space="preserve"> </w:t>
-      </w:r>
-      <w:r>
-        <w:t xml:space="preserve">App.</w:t>
-      </w:r>
-      <w:r>
-        <w:t xml:space="preserve"> </w:t>
-      </w:r>
-      <w:r>
-        <w:t xml:space="preserve">2021)</w:t>
-      </w:r>
-      <w:r>
-        <w:t xml:space="preserve">   </w:t>
-      </w:r>
-      <w:r>
-        <w:tab/>
-      </w:r>
-      <w:r>
-        <w:t xml:space="preserve">5</w:t>
-      </w:r>
-    </w:p>
-    <w:p>
-      <w:pPr>
-        <w:pStyle w:val="CAToaEntry"/>
-      </w:pPr>
-      <w:r>
-        <w:rPr>
-          <w:i/>
-        </w:rPr>
-        <w:t xml:space="preserve">State</w:t>
-      </w:r>
-      <w:r>
-        <w:rPr>
-          <w:i/>
-        </w:rPr>
-        <w:t xml:space="preserve"> </w:t>
-      </w:r>
-      <w:r>
-        <w:rPr>
-          <w:i/>
-        </w:rPr>
-        <w:t xml:space="preserve">v.</w:t>
-      </w:r>
-      <w:r>
-        <w:rPr>
-          <w:i/>
-        </w:rPr>
-        <w:t xml:space="preserve"> </w:t>
-      </w:r>
-      <w:r>
-        <w:rPr>
-          <w:i/>
-        </w:rPr>
-        <w:t xml:space="preserve">Atwood</w:t>
-      </w:r>
-      <w:r>
-        <w:t xml:space="preserve">,</w:t>
-      </w:r>
-      <w:r>
-        <w:br/>
-      </w:r>
-      <w:r>
-        <w:t xml:space="preserve">925</w:t>
-      </w:r>
-      <w:r>
-        <w:t xml:space="preserve"> </w:t>
-      </w:r>
-      <w:r>
-        <w:t xml:space="preserve">N.W.2d</w:t>
-      </w:r>
-      <w:r>
-        <w:t xml:space="preserve"> </w:t>
-      </w:r>
-      <w:r>
-        <w:t xml:space="preserve">626</w:t>
-      </w:r>
-      <w:r>
-        <w:t xml:space="preserve"> </w:t>
-      </w:r>
-      <w:r>
-        <w:t xml:space="preserve">(Minn.</w:t>
-      </w:r>
-      <w:r>
-        <w:t xml:space="preserve"> </w:t>
-      </w:r>
-      <w:r>
-        <w:t xml:space="preserve">2019)</w:t>
-      </w:r>
-      <w:r>
-        <w:t xml:space="preserve">   </w:t>
-      </w:r>
-      <w:r>
-        <w:tab/>
-      </w:r>
-      <w:r>
-        <w:t xml:space="preserve">5</w:t>
-      </w:r>
-    </w:p>
-    <w:p>
-      <w:pPr>
-        <w:pStyle w:val="CAToaEntry"/>
-      </w:pPr>
-      <w:r>
-        <w:rPr>
-          <w:i/>
-        </w:rPr>
-        <w:t xml:space="preserve">State</w:t>
-      </w:r>
-      <w:r>
-        <w:rPr>
-          <w:i/>
-        </w:rPr>
-        <w:t xml:space="preserve"> </w:t>
-      </w:r>
-      <w:r>
-        <w:rPr>
-          <w:i/>
-        </w:rPr>
-        <w:t xml:space="preserve">v.</w:t>
-      </w:r>
-      <w:r>
-        <w:rPr>
-          <w:i/>
-        </w:rPr>
-        <w:t xml:space="preserve"> </w:t>
-      </w:r>
-      <w:r>
-        <w:rPr>
-          <w:i/>
-        </w:rPr>
-        <w:t xml:space="preserve">Northrup</w:t>
-      </w:r>
-      <w:r>
-        <w:t xml:space="preserve">,</w:t>
-      </w:r>
-      <w:r>
-        <w:br/>
-      </w:r>
-      <w:r>
-        <w:t xml:space="preserve">2019</w:t>
-      </w:r>
-      <w:r>
-        <w:t xml:space="preserve"> </w:t>
-      </w:r>
-      <w:r>
-        <w:t xml:space="preserve">WL</w:t>
-      </w:r>
-      <w:r>
-        <w:t xml:space="preserve"> </w:t>
-      </w:r>
-      <w:r>
-        <w:t xml:space="preserve">6838485</w:t>
-      </w:r>
-      <w:r>
-        <w:t xml:space="preserve"> </w:t>
-      </w:r>
-      <w:r>
-        <w:t xml:space="preserve">(Minn.</w:t>
-      </w:r>
-      <w:r>
-        <w:t xml:space="preserve"> </w:t>
-      </w:r>
-      <w:r>
-        <w:t xml:space="preserve">Ct.</w:t>
-      </w:r>
-      <w:r>
-        <w:t xml:space="preserve"> </w:t>
-      </w:r>
-      <w:r>
-        <w:t xml:space="preserve">App.</w:t>
-      </w:r>
-      <w:r>
-        <w:t xml:space="preserve"> </w:t>
-      </w:r>
-      <w:r>
-        <w:t xml:space="preserve">2019)</w:t>
-      </w:r>
-      <w:r>
-        <w:t xml:space="preserve">   </w:t>
-      </w:r>
-      <w:r>
-        <w:tab/>
-      </w:r>
-      <w:r>
-        <w:t xml:space="preserve">6</w:t>
-      </w:r>
-    </w:p>
-    <w:p>
-      <w:pPr>
-        <w:pStyle w:val="CAToaEntry"/>
-      </w:pPr>
-      <w:r>
-        <w:rPr>
-          <w:i/>
-        </w:rPr>
-        <w:t xml:space="preserve">Town</w:t>
-      </w:r>
-      <w:r>
-        <w:rPr>
-          <w:i/>
-        </w:rPr>
-        <w:t xml:space="preserve"> </w:t>
-      </w:r>
-      <w:r>
-        <w:rPr>
-          <w:i/>
-        </w:rPr>
-        <w:t xml:space="preserve">of</w:t>
-      </w:r>
-      <w:r>
-        <w:rPr>
-          <w:i/>
-        </w:rPr>
-        <w:t xml:space="preserve"> </w:t>
-      </w:r>
-      <w:r>
-        <w:rPr>
-          <w:i/>
-        </w:rPr>
-        <w:t xml:space="preserve">Denmark</w:t>
-      </w:r>
-      <w:r>
-        <w:rPr>
-          <w:i/>
-        </w:rPr>
-        <w:t xml:space="preserve"> </w:t>
-      </w:r>
-      <w:r>
-        <w:rPr>
-          <w:i/>
-        </w:rPr>
-        <w:t xml:space="preserve">v.</w:t>
-      </w:r>
-      <w:r>
-        <w:rPr>
-          <w:i/>
-        </w:rPr>
-        <w:t xml:space="preserve"> </w:t>
-      </w:r>
-      <w:r>
-        <w:rPr>
-          <w:i/>
-        </w:rPr>
-        <w:t xml:space="preserve">Cordes</w:t>
-      </w:r>
-      <w:r>
-        <w:t xml:space="preserve">,</w:t>
-      </w:r>
-      <w:r>
-        <w:br/>
-      </w:r>
-      <w:r>
-        <w:t xml:space="preserve">2021</w:t>
-      </w:r>
-      <w:r>
-        <w:t xml:space="preserve"> </w:t>
-      </w:r>
-      <w:r>
-        <w:t xml:space="preserve">WL</w:t>
-      </w:r>
-      <w:r>
-        <w:t xml:space="preserve"> </w:t>
-      </w:r>
-      <w:r>
-        <w:t xml:space="preserve">5441817</w:t>
-      </w:r>
-      <w:r>
-        <w:t xml:space="preserve"> </w:t>
-      </w:r>
-      <w:r>
-        <w:t xml:space="preserve">(Minn.</w:t>
-      </w:r>
-      <w:r>
-        <w:t xml:space="preserve"> </w:t>
-      </w:r>
-      <w:r>
-        <w:t xml:space="preserve">Ct.</w:t>
-      </w:r>
-      <w:r>
-        <w:t xml:space="preserve"> </w:t>
-      </w:r>
-      <w:r>
-        <w:t xml:space="preserve">App.</w:t>
-      </w:r>
-      <w:r>
-        <w:t xml:space="preserve"> </w:t>
-      </w:r>
-      <w:r>
-        <w:t xml:space="preserve">2021)</w:t>
-      </w:r>
-      <w:r>
-        <w:t xml:space="preserve">   </w:t>
-      </w:r>
-      <w:r>
-        <w:tab/>
-      </w:r>
-      <w:r>
-        <w:t xml:space="preserve">5</w:t>
-      </w:r>
-    </w:p>
-    <w:p>
-      <w:pPr>
-        <w:pStyle w:val="CAToaGroup"/>
-      </w:pPr>
-      <w:r>
-        <w:t xml:space="preserve">Statutes:</w:t>
-      </w:r>
-    </w:p>
-    <w:p>
-      <w:pPr>
-        <w:pStyle w:val="CAToaEntry"/>
-      </w:pPr>
-      <w:r>
-        <w:t xml:space="preserve">15</w:t>
-      </w:r>
-      <w:r>
-        <w:t xml:space="preserve"> </w:t>
-      </w:r>
-      <w:r>
-        <w:t xml:space="preserve">U.S.C.</w:t>
-      </w:r>
-      <w:r>
-        <w:t xml:space="preserve"> </w:t>
-      </w:r>
-      <w:r>
-        <w:t xml:space="preserve">§</w:t>
-      </w:r>
-      <w:r>
-        <w:t xml:space="preserve"> </w:t>
-      </w:r>
-      <w:r>
-        <w:t xml:space="preserve">1692(a)</w:t>
-      </w:r>
-      <w:r>
-        <w:t xml:space="preserve">   </w:t>
-      </w:r>
-      <w:r>
-        <w:tab/>
-      </w:r>
-      <w:r>
-        <w:t xml:space="preserve">1</w:t>
-      </w:r>
-    </w:p>
-    <w:p>
-      <w:pPr>
-        <w:pStyle w:val="CAToaEntry"/>
-      </w:pPr>
-      <w:r>
-        <w:t xml:space="preserve">15</w:t>
-      </w:r>
-      <w:r>
-        <w:t xml:space="preserve"> </w:t>
-      </w:r>
-      <w:r>
-        <w:t xml:space="preserve">U.S.C.</w:t>
-      </w:r>
-      <w:r>
-        <w:t xml:space="preserve"> </w:t>
-      </w:r>
-      <w:r>
-        <w:t xml:space="preserve">§</w:t>
-      </w:r>
-      <w:r>
-        <w:t xml:space="preserve"> </w:t>
-      </w:r>
-      <w:r>
-        <w:t xml:space="preserve">1692f(1)</w:t>
-      </w:r>
-      <w:r>
-        <w:t xml:space="preserve">   </w:t>
-      </w:r>
-      <w:r>
-        <w:tab/>
-      </w:r>
-      <w:r>
-        <w:t xml:space="preserve">2, 3, 6, 12</w:t>
-      </w:r>
-    </w:p>
-    <w:p>
-      <w:pPr>
-        <w:pStyle w:val="CAToaEntry"/>
-      </w:pPr>
-      <w:r>
-        <w:t xml:space="preserve">Minn.</w:t>
-      </w:r>
-      <w:r>
-        <w:t xml:space="preserve"> </w:t>
-      </w:r>
-      <w:r>
-        <w:t xml:space="preserve">Stat.</w:t>
-      </w:r>
-      <w:r>
-        <w:t xml:space="preserve"> </w:t>
-      </w:r>
-      <w:r>
-        <w:t xml:space="preserve">§</w:t>
-      </w:r>
-      <w:r>
-        <w:t xml:space="preserve"> </w:t>
-      </w:r>
-      <w:r>
-        <w:t xml:space="preserve">548.101</w:t>
-      </w:r>
-      <w:r>
-        <w:t xml:space="preserve">   </w:t>
-      </w:r>
-      <w:r>
-        <w:tab/>
-      </w:r>
-      <w:r>
-        <w:t xml:space="preserve">8, 10</w:t>
-      </w:r>
-    </w:p>
-    <w:p>
-      <w:pPr>
-        <w:pStyle w:val="CAToaEntry"/>
-      </w:pPr>
-      <w:r>
-        <w:t xml:space="preserve">Minn.</w:t>
-      </w:r>
-      <w:r>
-        <w:t xml:space="preserve"> </w:t>
-      </w:r>
-      <w:r>
-        <w:t xml:space="preserve">Stat.</w:t>
-      </w:r>
-      <w:r>
-        <w:t xml:space="preserve"> </w:t>
-      </w:r>
-      <w:r>
-        <w:t xml:space="preserve">§</w:t>
-      </w:r>
-      <w:r>
-        <w:t xml:space="preserve"> </w:t>
-      </w:r>
-      <w:r>
-        <w:t xml:space="preserve">548.101(a)⁠(5)</w:t>
-      </w:r>
-      <w:r>
-        <w:t xml:space="preserve">   </w:t>
-      </w:r>
-      <w:r>
-        <w:tab/>
-      </w:r>
-      <w:r>
-        <w:t xml:space="preserve">8</w:t>
-      </w:r>
-    </w:p>
-    <w:p>
-      <w:pPr>
-        <w:pStyle w:val="CAToaGroup"/>
-      </w:pPr>
-      <w:r>
-        <w:t xml:space="preserve">Rules:</w:t>
-      </w:r>
-    </w:p>
-    <w:p>
-      <w:pPr>
-        <w:pStyle w:val="CAToaEntry"/>
-      </w:pPr>
-      <w:r>
-        <w:t xml:space="preserve">Minn.</w:t>
-      </w:r>
-      <w:r>
-        <w:t xml:space="preserve"> </w:t>
-      </w:r>
-      <w:r>
-        <w:t xml:space="preserve">R.</w:t>
-      </w:r>
-      <w:r>
-        <w:t xml:space="preserve"> </w:t>
-      </w:r>
-      <w:r>
-        <w:t xml:space="preserve">Civ.</w:t>
-      </w:r>
-      <w:r>
-        <w:t xml:space="preserve"> </w:t>
-      </w:r>
-      <w:r>
-        <w:t xml:space="preserve">P.</w:t>
-      </w:r>
-      <w:r>
-        <w:t xml:space="preserve"> </w:t>
-      </w:r>
-      <w:r>
-        <w:t xml:space="preserve">55.01(a)</w:t>
-      </w:r>
-      <w:r>
-        <w:t xml:space="preserve">   </w:t>
-      </w:r>
-      <w:r>
-        <w:tab/>
-      </w:r>
-      <w:r>
-        <w:t xml:space="preserve">7</w:t>
-      </w:r>
-    </w:p>
-    <w:p>
-      <w:pPr>
-        <w:pStyle w:val="CAToaGroup"/>
-      </w:pPr>
-      <w:r>
-        <w:t xml:space="preserve">Other Authorities:</w:t>
-      </w:r>
-    </w:p>
-    <w:p>
-      <w:pPr>
-        <w:pStyle w:val="CAToaEntry"/>
-      </w:pPr>
-      <w:r>
-        <w:t xml:space="preserve">https://⁠files.consumerfinance.gov/​f/201509_cfpb_consent-order-encore-capital-group.pdf</w:t>
-      </w:r>
-      <w:r>
-        <w:t xml:space="preserve">   </w:t>
-      </w:r>
-      <w:r>
-        <w:tab/>
-      </w:r>
-      <w:r>
-        <w:t xml:space="preserve">2</w:t>
-      </w:r>
-    </w:p>
-    <w:p>
-      <w:pPr>
-        <w:pStyle w:val="CAToaEntry"/>
-      </w:pPr>
-      <w:r>
-        <w:t xml:space="preserve">https://⁠files.consumerfinance.gov/​f/​documents/​cfpb_encore-capital-group-et-al_stipulated-final-judgment-and-order_2020</w:t>
-      </w:r>
-      <w:r>
-        <w:noBreakHyphen/>
-      </w:r>
-      <w:r>
-        <w:t xml:space="preserve">10.pdf</w:t>
-      </w:r>
-      <w:r>
-        <w:t xml:space="preserve">   </w:t>
-      </w:r>
-      <w:r>
-        <w:tab/>
-      </w:r>
-      <w:r>
-        <w:t xml:space="preserve">3</w:t>
-      </w:r>
-    </w:p>
-    <w:p>
-      <w:pPr>
-        <w:pStyle w:val="CAToaEntry"/>
-      </w:pPr>
-      <w:r>
-        <w:t xml:space="preserve">Muchlinksi,</w:t>
-      </w:r>
-      <w:r>
-        <w:t xml:space="preserve"> </w:t>
-      </w:r>
-      <w:r>
-        <w:t xml:space="preserve">Joe</w:t>
-      </w:r>
-      <w:r>
-        <w:t xml:space="preserve"> </w:t>
-      </w:r>
-      <w:r>
-        <w:t xml:space="preserve">(2015)</w:t>
-      </w:r>
-      <w:r>
-        <w:t xml:space="preserve"> </w:t>
-      </w:r>
-      <w:r>
-        <w:t xml:space="preserve">“Constraining</w:t>
-      </w:r>
-      <w:r>
-        <w:t xml:space="preserve"> </w:t>
-      </w:r>
-      <w:r>
-        <w:t xml:space="preserve">Minnesota’s</w:t>
-      </w:r>
-      <w:r>
-        <w:t xml:space="preserve"> </w:t>
-      </w:r>
-      <w:r>
-        <w:t xml:space="preserve">Hip-Pocket</w:t>
-      </w:r>
-      <w:r>
-        <w:t xml:space="preserve"> </w:t>
-      </w:r>
-      <w:r>
-        <w:t xml:space="preserve">Regime:</w:t>
-      </w:r>
-      <w:r>
-        <w:t xml:space="preserve"> </w:t>
-      </w:r>
-      <w:r>
-        <w:t xml:space="preserve">Too</w:t>
-      </w:r>
-      <w:r>
-        <w:t xml:space="preserve"> </w:t>
-      </w:r>
-      <w:r>
-        <w:t xml:space="preserve">Much</w:t>
-      </w:r>
-      <w:r>
-        <w:t xml:space="preserve"> </w:t>
-      </w:r>
-      <w:r>
-        <w:t xml:space="preserve">or</w:t>
-      </w:r>
-      <w:r>
-        <w:t xml:space="preserve"> </w:t>
-      </w:r>
-      <w:r>
-        <w:t xml:space="preserve">Not</w:t>
-      </w:r>
-      <w:r>
-        <w:t xml:space="preserve"> </w:t>
-      </w:r>
-      <w:r>
-        <w:t xml:space="preserve">Enough?</w:t>
-      </w:r>
-      <w:r>
-        <w:t xml:space="preserve"> </w:t>
-      </w:r>
-      <w:r>
-        <w:t xml:space="preserve">(Or</w:t>
-      </w:r>
-      <w:r>
-        <w:t xml:space="preserve"> </w:t>
-      </w:r>
-      <w:r>
-        <w:t xml:space="preserve">Both?)</w:t>
-      </w:r>
-      <w:r>
-        <w:t xml:space="preserve"> </w:t>
-      </w:r>
-      <w:r>
-        <w:t xml:space="preserve">(Or</w:t>
-      </w:r>
-      <w:r>
-        <w:t xml:space="preserve"> </w:t>
-      </w:r>
-      <w:r>
-        <w:t xml:space="preserve">Neither?)”</w:t>
-      </w:r>
-      <w:r>
-        <w:t xml:space="preserve"> </w:t>
-      </w:r>
-      <w:r>
-        <w:t xml:space="preserve">WILLIAM</w:t>
-      </w:r>
-      <w:r>
-        <w:t xml:space="preserve"> </w:t>
-      </w:r>
-      <w:r>
-        <w:t xml:space="preserve">MITCHEL</w:t>
-      </w:r>
-      <w:r>
-        <w:t xml:space="preserve"> </w:t>
-      </w:r>
-      <w:r>
-        <w:t xml:space="preserve">LAW</w:t>
-      </w:r>
-      <w:r>
-        <w:t xml:space="preserve"> </w:t>
-      </w:r>
-      <w:r>
-        <w:t xml:space="preserve">REVIEW,</w:t>
-      </w:r>
-      <w:r>
-        <w:t xml:space="preserve"> </w:t>
-      </w:r>
-      <w:r>
-        <w:t xml:space="preserve">Vol.</w:t>
-      </w:r>
-      <w:r>
-        <w:t xml:space="preserve"> </w:t>
-      </w:r>
-      <w:r>
-        <w:t xml:space="preserve">41,</w:t>
-      </w:r>
-      <w:r>
-        <w:t xml:space="preserve"> </w:t>
-      </w:r>
-      <w:r>
-        <w:t xml:space="preserve">Issue</w:t>
-      </w:r>
-      <w:r>
-        <w:t xml:space="preserve"> </w:t>
-      </w:r>
-      <w:r>
-        <w:t xml:space="preserve">4</w:t>
-      </w:r>
-      <w:r>
-        <w:t xml:space="preserve">   </w:t>
-      </w:r>
-      <w:r>
-        <w:tab/>
-      </w:r>
-      <w:r>
-        <w:t xml:space="preserve">7</w:t>
       </w:r>
     </w:p>
     <w:p>
@@ -6842,7 +6842,7 @@
         <w:spacing w:before="280" w:after="0" w:line="340" w:lineRule="exact"/>
       </w:pPr>
       <w:r>
-        <w:t xml:space="preserve">I certify that this brief complies with the type-volume limitation of Fed. R. App. P. 32(a)⁠(7)⁠(B) because it contains 2,557 words, excluding the parts of the brief exempted by Fed. R. App. P. 32(f). The brief complies with the typeface requirements of Fed. R. App. P. 32(a)⁠(5) and the type-style requirements of Fed. R. App. P. 32(a)⁠(6) because it has been prepared in a proportionally spaced typeface (Gelasio, 14-point).</w:t>
+        <w:t xml:space="preserve">I certify that this brief complies with the type-volume limitation of Fed. R. App. P. 32(a)⁠(7)⁠(B) because it contains 2,557 words, excluding the parts of the brief exempted by Fed. R. App. P. 32(f). The brief complies with the typeface requirements of Fed. R. App. P. 32(a)⁠(5) and the type-style requirements of Fed. R. App. P. 32(a)⁠(6) because it has been prepared in a proportionally spaced typeface (Times New Roman, 14-point).</w:t>
       </w:r>
     </w:p>
     <w:p>
@@ -7303,7 +7303,7 @@
   <w:docDefaults>
     <w:rPrDefault>
       <w:rPr>
-        <w:rFonts w:ascii="Gelasio" w:hAnsi="Gelasio" w:eastAsia="Gelasio" w:cs="Gelasio"/>
+        <w:rFonts w:ascii="Times New Roman" w:hAnsi="Times New Roman" w:eastAsia="Times New Roman" w:cs="Times New Roman"/>
         <w:sz w:val="28"/>
         <w:szCs w:val="28"/>
         <w:lang w:val="en-US" w:eastAsia="zh-CN" w:bidi="ar-SA"/>
@@ -7495,7 +7495,7 @@
       <w:outlineLvl w:val="0"/>
     </w:pPr>
     <w:rPr>
-      <w:rFonts w:ascii="Gelasio" w:hAnsi="Gelasio" w:eastAsia="Gelasio" w:cs="Gelasio"/>
+      <w:rFonts w:ascii="Times New Roman" w:hAnsi="Times New Roman" w:eastAsia="Times New Roman" w:cs="Times New Roman"/>
       <w:b/>
       <w:bCs/>
       <w:caps/>
@@ -7522,7 +7522,7 @@
       <w:outlineLvl w:val="1"/>
     </w:pPr>
     <w:rPr>
-      <w:rFonts w:ascii="Gelasio" w:hAnsi="Gelasio" w:eastAsia="Gelasio" w:cs="Gelasio"/>
+      <w:rFonts w:ascii="Times New Roman" w:hAnsi="Times New Roman" w:eastAsia="Times New Roman" w:cs="Times New Roman"/>
       <w:b/>
       <w:bCs/>
       <w:color w:val="000000"/>
@@ -7548,7 +7548,7 @@
       <w:outlineLvl w:val="2"/>
     </w:pPr>
     <w:rPr>
-      <w:rFonts w:ascii="Gelasio" w:hAnsi="Gelasio" w:eastAsia="Gelasio" w:cs="Gelasio"/>
+      <w:rFonts w:ascii="Times New Roman" w:hAnsi="Times New Roman" w:eastAsia="Times New Roman" w:cs="Times New Roman"/>
       <w:b/>
       <w:bCs/>
       <w:color w:val="000000"/>
@@ -7574,7 +7574,7 @@
       <w:outlineLvl w:val="3"/>
     </w:pPr>
     <w:rPr>
-      <w:rFonts w:ascii="Gelasio" w:hAnsi="Gelasio" w:eastAsia="Gelasio" w:cs="Gelasio"/>
+      <w:rFonts w:ascii="Times New Roman" w:hAnsi="Times New Roman" w:eastAsia="Times New Roman" w:cs="Times New Roman"/>
       <w:b/>
       <w:bCs/>
       <w:i/>
@@ -7601,7 +7601,7 @@
       <w:outlineLvl w:val="4"/>
     </w:pPr>
     <w:rPr>
-      <w:rFonts w:ascii="Gelasio" w:hAnsi="Gelasio" w:eastAsia="Gelasio" w:cs="Gelasio"/>
+      <w:rFonts w:ascii="Times New Roman" w:hAnsi="Times New Roman" w:eastAsia="Times New Roman" w:cs="Times New Roman"/>
       <w:b/>
       <w:bCs/>
       <w:i/>

--- a/courts/eighth-circuit/court-of-appeals/reply-brief/usage/OUTPUT-reply-brief.docx
+++ b/courts/eighth-circuit/court-of-appeals/reply-brief/usage/OUTPUT-reply-brief.docx
@@ -7021,60 +7021,6 @@
 
 <file path=word/comments.xml><?xml version="1.0" encoding="utf-8"?>
 <w:comments xmlns:w="http://schemas.openxmlformats.org/wordprocessingml/2006/main" xmlns:m="http://schemas.openxmlformats.org/officeDocument/2006/math" xmlns:r="http://schemas.openxmlformats.org/officeDocument/2006/relationships" xmlns:o="urn:schemas-microsoft-com:office:office" xmlns:v="urn:schemas-microsoft-com:vml" xmlns:w10="urn:schemas-microsoft-com:office:word" xmlns:a="http://schemas.openxmlformats.org/drawingml/2006/main" xmlns:pic="http://schemas.openxmlformats.org/drawingml/2006/picture" xmlns:wp="http://schemas.openxmlformats.org/drawingml/2006/wordprocessingDrawing"/>
-</file>
-
-<file path=word/footer-arabic.xml><?xml version="1.0" encoding="utf-8"?>
-<w:ftr xmlns:w="http://schemas.openxmlformats.org/wordprocessingml/2006/main" xmlns:r="http://schemas.openxmlformats.org/officeDocument/2006/relationships">
-  <w:p>
-    <w:pPr>
-      <w:spacing w:before="0" w:after="0" w:line="240" w:lineRule="auto"/>
-      <w:ind w:firstLine="0"/>
-      <w:jc w:val="center"/>
-    </w:pPr>
-    <w:r>
-      <w:fldChar w:fldCharType="begin"/>
-    </w:r>
-    <w:r>
-      <w:instrText xml:space="preserve"> PAGE </w:instrText>
-    </w:r>
-    <w:r>
-      <w:fldChar w:fldCharType="separate"/>
-    </w:r>
-    <w:r>
-      <w:t>1</w:t>
-    </w:r>
-    <w:r>
-      <w:fldChar w:fldCharType="end"/>
-    </w:r>
-  </w:p>
-</w:ftr>
-</file>
-
-<file path=word/footer-roman.xml><?xml version="1.0" encoding="utf-8"?>
-<w:ftr xmlns:w="http://schemas.openxmlformats.org/wordprocessingml/2006/main" xmlns:r="http://schemas.openxmlformats.org/officeDocument/2006/relationships">
-  <w:p>
-    <w:pPr>
-      <w:spacing w:before="0" w:after="0" w:line="240" w:lineRule="auto"/>
-      <w:ind w:firstLine="0"/>
-      <w:jc w:val="center"/>
-    </w:pPr>
-    <w:r>
-      <w:fldChar w:fldCharType="begin"/>
-    </w:r>
-    <w:r>
-      <w:instrText xml:space="preserve"> PAGE </w:instrText>
-    </w:r>
-    <w:r>
-      <w:fldChar w:fldCharType="separate"/>
-    </w:r>
-    <w:r>
-      <w:t>1</w:t>
-    </w:r>
-    <w:r>
-      <w:fldChar w:fldCharType="end"/>
-    </w:r>
-  </w:p>
-</w:ftr>
 </file>
 
 <file path=word/footer1.xml><?xml version="1.0" encoding="utf-8"?>
@@ -7212,6 +7158,126 @@
     </w:p>
   </w:footnote>
 </w:footnotes>
+</file>
+
+<file path=word/ftr-add.xml><?xml version="1.0" encoding="utf-8"?>
+<w:ftr xmlns:w="http://schemas.openxmlformats.org/wordprocessingml/2006/main" xmlns:r="http://schemas.openxmlformats.org/officeDocument/2006/relationships">
+  <w:p>
+    <w:pPr>
+      <w:spacing w:before="0" w:after="0"/>
+      <w:jc w:val="center"/>
+    </w:pPr>
+    <w:r>
+      <w:t>Add-</w:t>
+    </w:r>
+    <w:r>
+      <w:fldChar w:fldCharType="begin"/>
+    </w:r>
+    <w:r>
+      <w:instrText xml:space="preserve"> PAGE </w:instrText>
+    </w:r>
+    <w:r>
+      <w:fldChar w:fldCharType="separate"/>
+    </w:r>
+    <w:r>
+      <w:t>1</w:t>
+    </w:r>
+    <w:r>
+      <w:fldChar w:fldCharType="end"/>
+    </w:r>
+  </w:p>
+</w:ftr>
+</file>
+
+<file path=word/ftr-none.xml><?xml version="1.0" encoding="utf-8"?>
+<w:ftr xmlns:w="http://schemas.openxmlformats.org/wordprocessingml/2006/main" xmlns:r="http://schemas.openxmlformats.org/officeDocument/2006/relationships">
+  <w:p>
+    <w:pPr>
+      <w:spacing w:before="0" w:after="0"/>
+      <w:jc w:val="center"/>
+    </w:pPr>
+  </w:p>
+</w:ftr>
+</file>
+
+<file path=word/ftr-own1.xml><?xml version="1.0" encoding="utf-8"?>
+<w:ftr xmlns:w="http://schemas.openxmlformats.org/wordprocessingml/2006/main" xmlns:r="http://schemas.openxmlformats.org/officeDocument/2006/relationships">
+  <w:p>
+    <w:pPr>
+      <w:spacing w:before="0" w:after="0" w:line="240" w:lineRule="auto"/>
+      <w:ind w:firstLine="0"/>
+      <w:jc w:val="center"/>
+    </w:pPr>
+    <w:r>
+      <w:fldChar w:fldCharType="begin"/>
+    </w:r>
+    <w:r>
+      <w:instrText xml:space="preserve"> PAGE </w:instrText>
+    </w:r>
+    <w:r>
+      <w:fldChar w:fldCharType="separate"/>
+    </w:r>
+    <w:r>
+      <w:t>1</w:t>
+    </w:r>
+    <w:r>
+      <w:fldChar w:fldCharType="end"/>
+    </w:r>
+  </w:p>
+</w:ftr>
+</file>
+
+<file path=word/ftr-own2.xml><?xml version="1.0" encoding="utf-8"?>
+<w:ftr xmlns:w="http://schemas.openxmlformats.org/wordprocessingml/2006/main" xmlns:r="http://schemas.openxmlformats.org/officeDocument/2006/relationships">
+  <w:p>
+    <w:pPr>
+      <w:spacing w:before="0" w:after="0" w:line="240" w:lineRule="auto"/>
+      <w:ind w:firstLine="0"/>
+      <w:jc w:val="center"/>
+    </w:pPr>
+    <w:r>
+      <w:fldChar w:fldCharType="begin"/>
+    </w:r>
+    <w:r>
+      <w:instrText xml:space="preserve"> PAGE </w:instrText>
+    </w:r>
+    <w:r>
+      <w:fldChar w:fldCharType="separate"/>
+    </w:r>
+    <w:r>
+      <w:t>1</w:t>
+    </w:r>
+    <w:r>
+      <w:fldChar w:fldCharType="end"/>
+    </w:r>
+  </w:p>
+</w:ftr>
+</file>
+
+<file path=word/ftr-page.xml><?xml version="1.0" encoding="utf-8"?>
+<w:ftr xmlns:w="http://schemas.openxmlformats.org/wordprocessingml/2006/main" xmlns:r="http://schemas.openxmlformats.org/officeDocument/2006/relationships">
+  <w:p>
+    <w:pPr>
+      <w:spacing w:before="0" w:after="0"/>
+      <w:jc w:val="center"/>
+    </w:pPr>
+    <w:r>
+      <w:fldChar w:fldCharType="begin"/>
+    </w:r>
+    <w:r>
+      <w:instrText xml:space="preserve"> PAGE </w:instrText>
+    </w:r>
+    <w:r>
+      <w:fldChar w:fldCharType="separate"/>
+    </w:r>
+    <w:r>
+      <w:t>1</w:t>
+    </w:r>
+    <w:r>
+      <w:fldChar w:fldCharType="end"/>
+    </w:r>
+  </w:p>
+</w:ftr>
 </file>
 
 <file path=word/numbering.xml><?xml version="1.0" encoding="utf-8"?>

--- a/courts/eighth-circuit/court-of-appeals/reply-brief/usage/OUTPUT-reply-brief.docx
+++ b/courts/eighth-circuit/court-of-appeals/reply-brief/usage/OUTPUT-reply-brief.docx
@@ -211,7 +211,7 @@
         <w:t xml:space="preserve">23-CV</w:t>
       </w:r>
       <w:r>
-        <w:noBreakHyphen/>
+        <w:t xml:space="preserve">-⁠</w:t>
       </w:r>
       <w:r>
         <w:t xml:space="preserve">02128-ECT-JFD</w:t>
@@ -398,7 +398,7 @@
         <w:t xml:space="preserve">501</w:t>
       </w:r>
       <w:r>
-        <w:noBreakHyphen/>
+        <w:t xml:space="preserve">-⁠</w:t>
       </w:r>
       <w:r>
         <w:t xml:space="preserve">6008</w:t>
@@ -545,7 +545,7 @@
         <w:t xml:space="preserve">292</w:t>
       </w:r>
       <w:r>
-        <w:noBreakHyphen/>
+        <w:t xml:space="preserve">-⁠</w:t>
       </w:r>
       <w:r>
         <w:t xml:space="preserve">0080</w:t>
@@ -4668,7 +4668,7 @@
         <w:t xml:space="preserve">https://⁠files.consumerfinance.gov/​f/​documents/​cfpb_encore-capital-group-et-al_stipulated-final-judgment-and-order_2020</w:t>
       </w:r>
       <w:r>
-        <w:noBreakHyphen/>
+        <w:t xml:space="preserve">-⁠</w:t>
       </w:r>
       <w:r>
         <w:t xml:space="preserve">10.pdf</w:t>
@@ -5045,13 +5045,7 @@
         <w:pStyle w:val="BodyText"/>
       </w:pPr>
       <w:r>
-        <w:t xml:space="preserve">In 2020, the CFPB brought another action against Appellee and Encore for violations of the previous consent order and the FDCPA. This action resulted in a stipulated final judgment and order with Appellee paying over $15 million. A copy of the Final Judgment and Order is available at: https://⁠files.consumerfinance.gov/​f/​documents/​cfpb_encore-capital-group-et-al_stipulated-final-judgment-and-order_2020</w:t>
-      </w:r>
-      <w:r>
-        <w:noBreakHyphen/>
-      </w:r>
-      <w:r>
-        <w:t xml:space="preserve">10.pdf.</w:t>
+        <w:t xml:space="preserve">In 2020, the CFPB brought another action against Appellee and Encore for violations of the previous consent order and the FDCPA. This action resulted in a stipulated final judgment and order with Appellee paying over $15 million. A copy of the Final Judgment and Order is available at: https://⁠files.consumerfinance.gov/​f/​documents/​cfpb_encore-capital-group-et-al_stipulated-final-judgment-and-order_2020-⁠10.pdf.</w:t>
       </w:r>
     </w:p>
     <w:p>
@@ -5237,13 +5231,7 @@
         <w:t xml:space="preserve">Mach v. Wells Concrete Prods. Co.</w:t>
       </w:r>
       <w:r>
-        <w:t xml:space="preserve">, 866 N.W.2d 921, 927 (Minn. 2015), eliminating the “distinctly contested and directly determined” requirement and replacing it entirely with a lower standard of “actually presented and necessarily determined.” Appellee’s Brief, pp. 12</w:t>
-      </w:r>
-      <w:r>
-        <w:noBreakHyphen/>
-      </w:r>
-      <w:r>
-        <w:t xml:space="preserve">13.</w:t>
+        <w:t xml:space="preserve">, 866 N.W.2d 921, 927 (Minn. 2015), eliminating the “distinctly contested and directly determined” requirement and replacing it entirely with a lower standard of “actually presented and necessarily determined.” Appellee’s Brief, pp. 12-⁠13.</w:t>
       </w:r>
     </w:p>
     <w:p>
@@ -5877,13 +5865,7 @@
         <w:t xml:space="preserve">Harris v. Chase Bank USA, N.A.</w:t>
       </w:r>
       <w:r>
-        <w:t xml:space="preserve">, No. 12</w:t>
-      </w:r>
-      <w:r>
-        <w:noBreakHyphen/>
-      </w:r>
-      <w:r>
-        <w:t xml:space="preserve">669 (JNE/​AJB), 2012 WL 1948775, at *1 (D. Minn. May 30, 2012). Because of this unique procedure, it is possible for a defendant to be in default before the complaint is ever filed with the Court (if the Defendant fails to serve an answer within the required time period).</w:t>
+        <w:t xml:space="preserve">, No. 12-⁠669 (JNE/​AJB), 2012 WL 1948775, at *1 (D. Minn. May 30, 2012). Because of this unique procedure, it is possible for a defendant to be in default before the complaint is ever filed with the Court (if the Defendant fails to serve an answer within the required time period).</w:t>
       </w:r>
     </w:p>
     <w:p>
@@ -5937,13 +5919,7 @@
         <w:pStyle w:val="BodyText"/>
       </w:pPr>
       <w:r>
-        <w:t xml:space="preserve">Instead, Appellee attempts to twist the protective “shield” requirements of 548.101 into a “sword” to use against consumers and argues without any factual support that because a judgment was improperly entered based upon an unsigned document by a court administrator, the Court “must have” followed the procedure and therefore ownership “must have” been decided. Appellee’s Brief, pp. 13</w:t>
-      </w:r>
-      <w:r>
-        <w:noBreakHyphen/>
-      </w:r>
-      <w:r>
-        <w:t xml:space="preserve">15. There is zero factual evidence in the record to support this conclusion. The burden in collateral estoppel in on the Appellee (</w:t>
+        <w:t xml:space="preserve">Instead, Appellee attempts to twist the protective “shield” requirements of 548.101 into a “sword” to use against consumers and argues without any factual support that because a judgment was improperly entered based upon an unsigned document by a court administrator, the Court “must have” followed the procedure and therefore ownership “must have” been decided. Appellee’s Brief, pp. 13-⁠15. There is zero factual evidence in the record to support this conclusion. The burden in collateral estoppel in on the Appellee (</w:t>
       </w:r>
       <w:r>
         <w:rPr>
@@ -6047,13 +6023,7 @@
         <w:pStyle w:val="BodyText"/>
       </w:pPr>
       <w:r>
-        <w:t xml:space="preserve">Appellee then once again argues that this is merely a “thinly veiled attempt” by Appellant to use the FDCPA as “a debt relief statute” or a “glorified game of gotcha.” Appellee’s Brief, pp. 30</w:t>
-      </w:r>
-      <w:r>
-        <w:noBreakHyphen/>
-      </w:r>
-      <w:r>
-        <w:t xml:space="preserve">32. In doing so, Appellee improperly urges this Court to presume that her FDCPA claim is factually meritless, when in fact this Court must presume that the facts alleged are true.</w:t>
+        <w:t xml:space="preserve">Appellee then once again argues that this is merely a “thinly veiled attempt” by Appellant to use the FDCPA as “a debt relief statute” or a “glorified game of gotcha.” Appellee’s Brief, pp. 30-⁠32. In doing so, Appellee improperly urges this Court to presume that her FDCPA claim is factually meritless, when in fact this Court must presume that the facts alleged are true.</w:t>
       </w:r>
       <w:r>
         <w:t xml:space="preserve"> </w:t>
@@ -7147,13 +7117,7 @@
         <w:t xml:space="preserve"> </w:t>
       </w:r>
       <w:r>
-        <w:t xml:space="preserve">As discussed in Appellant’s Opening Brief, the effective result of the district court’s holding that the decision not to litigate a debt collection lawsuit in state court (for whatever reason) precludes a consumer from bringing a claim against the debt collector for a violation of their federal rights would result in an injustice not just on Appellant, but also on countless other consumers who have default judgments in consumer debt cases in Minnesota. Appellant’s Opening Brief, pp. 24</w:t>
-      </w:r>
-      <w:r>
-        <w:noBreakHyphen/>
-      </w:r>
-      <w:r>
-        <w:t xml:space="preserve">25.</w:t>
+        <w:t xml:space="preserve">As discussed in Appellant’s Opening Brief, the effective result of the district court’s holding that the decision not to litigate a debt collection lawsuit in state court (for whatever reason) precludes a consumer from bringing a claim against the debt collector for a violation of their federal rights would result in an injustice not just on Appellant, but also on countless other consumers who have default judgments in consumer debt cases in Minnesota. Appellant’s Opening Brief, pp. 24-⁠25.</w:t>
       </w:r>
     </w:p>
   </w:footnote>
